--- a/docs/template_KO_proh.docx
+++ b/docs/template_KO_proh.docx
@@ -4,7 +4,7 @@
   <w:body>
     <w:tbl>
       <w:tblPr>
-        <w:tblW w:w="10844" w:type="dxa"/>
+        <w:tblW w:w="0" w:type="auto"/>
         <w:tblInd w:w="28" w:type="dxa"/>
         <w:tblLayout w:type="fixed"/>
         <w:tblCellMar>

--- a/docs/template_KO_proh.docx
+++ b/docs/template_KO_proh.docx
@@ -5,7 +5,6 @@
     <w:tbl>
       <w:tblPr>
         <w:tblW w:w="0" w:type="auto"/>
-        <w:tblInd w:w="28" w:type="dxa"/>
         <w:tblLayout w:type="fixed"/>
         <w:tblCellMar>
           <w:left w:w="28" w:type="dxa"/>
@@ -14,48 +13,48 @@
         <w:tblLook w:val="0000" w:firstRow="0" w:lastRow="0" w:firstColumn="0" w:lastColumn="0" w:noHBand="0" w:noVBand="0"/>
       </w:tblPr>
       <w:tblGrid>
-        <w:gridCol w:w="567"/>
-        <w:gridCol w:w="142"/>
-        <w:gridCol w:w="284"/>
-        <w:gridCol w:w="254"/>
-        <w:gridCol w:w="313"/>
-        <w:gridCol w:w="283"/>
-        <w:gridCol w:w="651"/>
+        <w:gridCol w:w="547"/>
+        <w:gridCol w:w="122"/>
+        <w:gridCol w:w="266"/>
+        <w:gridCol w:w="232"/>
+        <w:gridCol w:w="292"/>
+        <w:gridCol w:w="264"/>
+        <w:gridCol w:w="630"/>
+        <w:gridCol w:w="180"/>
+        <w:gridCol w:w="262"/>
+        <w:gridCol w:w="832"/>
+        <w:gridCol w:w="262"/>
+        <w:gridCol w:w="548"/>
+        <w:gridCol w:w="121"/>
+        <w:gridCol w:w="149"/>
+        <w:gridCol w:w="97"/>
+        <w:gridCol w:w="583"/>
+        <w:gridCol w:w="546"/>
+        <w:gridCol w:w="121"/>
+        <w:gridCol w:w="405"/>
+        <w:gridCol w:w="123"/>
+        <w:gridCol w:w="121"/>
+        <w:gridCol w:w="136"/>
+        <w:gridCol w:w="325"/>
+        <w:gridCol w:w="310"/>
+        <w:gridCol w:w="219"/>
+        <w:gridCol w:w="178"/>
+        <w:gridCol w:w="108"/>
+        <w:gridCol w:w="123"/>
+        <w:gridCol w:w="321"/>
+        <w:gridCol w:w="76"/>
+        <w:gridCol w:w="123"/>
+        <w:gridCol w:w="121"/>
+        <w:gridCol w:w="266"/>
+        <w:gridCol w:w="76"/>
+        <w:gridCol w:w="117"/>
+        <w:gridCol w:w="108"/>
+        <w:gridCol w:w="104"/>
+        <w:gridCol w:w="149"/>
         <w:gridCol w:w="200"/>
-        <w:gridCol w:w="283"/>
-        <w:gridCol w:w="851"/>
-        <w:gridCol w:w="283"/>
-        <w:gridCol w:w="567"/>
-        <w:gridCol w:w="142"/>
-        <w:gridCol w:w="169"/>
-        <w:gridCol w:w="114"/>
-        <w:gridCol w:w="602"/>
-        <w:gridCol w:w="567"/>
-        <w:gridCol w:w="142"/>
-        <w:gridCol w:w="425"/>
-        <w:gridCol w:w="143"/>
-        <w:gridCol w:w="142"/>
-        <w:gridCol w:w="141"/>
-        <w:gridCol w:w="199"/>
-        <w:gridCol w:w="191"/>
-        <w:gridCol w:w="177"/>
-        <w:gridCol w:w="142"/>
-        <w:gridCol w:w="142"/>
-        <w:gridCol w:w="142"/>
-        <w:gridCol w:w="340"/>
-        <w:gridCol w:w="85"/>
-        <w:gridCol w:w="142"/>
-        <w:gridCol w:w="141"/>
-        <w:gridCol w:w="284"/>
-        <w:gridCol w:w="76"/>
-        <w:gridCol w:w="85"/>
-        <w:gridCol w:w="82"/>
-        <w:gridCol w:w="76"/>
-        <w:gridCol w:w="106"/>
-        <w:gridCol w:w="142"/>
-        <w:gridCol w:w="160"/>
-        <w:gridCol w:w="98"/>
-        <w:gridCol w:w="769"/>
+        <w:gridCol w:w="214"/>
+        <w:gridCol w:w="128"/>
+        <w:gridCol w:w="747"/>
       </w:tblGrid>
       <w:tr>
         <w:trPr>
@@ -63,7 +62,7 @@
         </w:trPr>
         <w:tc>
           <w:tcPr>
-            <w:tcW w:w="6272" w:type="dxa"/>
+            <w:tcW w:w="5933" w:type="dxa"/>
             <w:gridSpan w:val="17"/>
             <w:tcBorders>
               <w:top w:val="nil"/>
@@ -92,27 +91,27 @@
         </w:tc>
         <w:tc>
           <w:tcPr>
-            <w:tcW w:w="142" w:type="dxa"/>
-            <w:tcBorders>
-              <w:top w:val="nil"/>
-              <w:left w:val="nil"/>
-              <w:bottom w:val="nil"/>
-              <w:right w:val="nil"/>
-            </w:tcBorders>
-            <w:vAlign w:val="bottom"/>
-          </w:tcPr>
-          <w:p>
-            <w:pPr>
-              <w:rPr>
-                <w:sz w:val="16"/>
-                <w:szCs w:val="16"/>
-              </w:rPr>
-            </w:pPr>
-          </w:p>
-        </w:tc>
-        <w:tc>
-          <w:tcPr>
-            <w:tcW w:w="425" w:type="dxa"/>
+            <w:tcW w:w="121" w:type="dxa"/>
+            <w:tcBorders>
+              <w:top w:val="nil"/>
+              <w:left w:val="nil"/>
+              <w:bottom w:val="nil"/>
+              <w:right w:val="nil"/>
+            </w:tcBorders>
+            <w:vAlign w:val="bottom"/>
+          </w:tcPr>
+          <w:p>
+            <w:pPr>
+              <w:rPr>
+                <w:sz w:val="16"/>
+                <w:szCs w:val="16"/>
+              </w:rPr>
+            </w:pPr>
+          </w:p>
+        </w:tc>
+        <w:tc>
+          <w:tcPr>
+            <w:tcW w:w="405" w:type="dxa"/>
             <w:vMerge w:val="restart"/>
             <w:tcBorders>
               <w:top w:val="nil"/>
@@ -145,7 +144,7 @@
         </w:tc>
         <w:tc>
           <w:tcPr>
-            <w:tcW w:w="143" w:type="dxa"/>
+            <w:tcW w:w="123" w:type="dxa"/>
             <w:vMerge w:val="restart"/>
             <w:tcBorders>
               <w:top w:val="nil"/>
@@ -166,27 +165,27 @@
         </w:tc>
         <w:tc>
           <w:tcPr>
-            <w:tcW w:w="142" w:type="dxa"/>
-            <w:tcBorders>
-              <w:top w:val="nil"/>
-              <w:left w:val="single" w:sz="4" w:space="0" w:color="auto"/>
-              <w:bottom w:val="nil"/>
-              <w:right w:val="nil"/>
-            </w:tcBorders>
-            <w:vAlign w:val="bottom"/>
-          </w:tcPr>
-          <w:p>
-            <w:pPr>
-              <w:rPr>
-                <w:sz w:val="16"/>
-                <w:szCs w:val="16"/>
-              </w:rPr>
-            </w:pPr>
-          </w:p>
-        </w:tc>
-        <w:tc>
-          <w:tcPr>
-            <w:tcW w:w="3720" w:type="dxa"/>
+            <w:tcW w:w="121" w:type="dxa"/>
+            <w:tcBorders>
+              <w:top w:val="nil"/>
+              <w:left w:val="single" w:sz="4" w:space="0" w:color="auto"/>
+              <w:bottom w:val="nil"/>
+              <w:right w:val="nil"/>
+            </w:tcBorders>
+            <w:vAlign w:val="bottom"/>
+          </w:tcPr>
+          <w:p>
+            <w:pPr>
+              <w:rPr>
+                <w:sz w:val="16"/>
+                <w:szCs w:val="16"/>
+              </w:rPr>
+            </w:pPr>
+          </w:p>
+        </w:tc>
+        <w:tc>
+          <w:tcPr>
+            <w:tcW w:w="4149" w:type="dxa"/>
             <w:gridSpan w:val="21"/>
             <w:tcBorders>
               <w:top w:val="nil"/>
@@ -212,7 +211,7 @@
         </w:trPr>
         <w:tc>
           <w:tcPr>
-            <w:tcW w:w="6272" w:type="dxa"/>
+            <w:tcW w:w="5933" w:type="dxa"/>
             <w:gridSpan w:val="17"/>
             <w:tcBorders>
               <w:top w:val="nil"/>
@@ -234,48 +233,48 @@
         </w:tc>
         <w:tc>
           <w:tcPr>
-            <w:tcW w:w="142" w:type="dxa"/>
-            <w:tcBorders>
-              <w:top w:val="nil"/>
-              <w:left w:val="nil"/>
-              <w:bottom w:val="nil"/>
-              <w:right w:val="nil"/>
-            </w:tcBorders>
-            <w:vAlign w:val="bottom"/>
-          </w:tcPr>
-          <w:p>
-            <w:pPr>
-              <w:rPr>
-                <w:sz w:val="16"/>
-                <w:szCs w:val="16"/>
-              </w:rPr>
-            </w:pPr>
-          </w:p>
-        </w:tc>
-        <w:tc>
-          <w:tcPr>
-            <w:tcW w:w="425" w:type="dxa"/>
-            <w:vMerge/>
-            <w:tcBorders>
-              <w:top w:val="nil"/>
-              <w:left w:val="single" w:sz="4" w:space="0" w:color="auto"/>
-              <w:bottom w:val="nil"/>
-              <w:right w:val="nil"/>
-            </w:tcBorders>
-            <w:vAlign w:val="bottom"/>
-          </w:tcPr>
-          <w:p>
-            <w:pPr>
-              <w:rPr>
-                <w:sz w:val="16"/>
-                <w:szCs w:val="16"/>
-              </w:rPr>
-            </w:pPr>
-          </w:p>
-        </w:tc>
-        <w:tc>
-          <w:tcPr>
-            <w:tcW w:w="143" w:type="dxa"/>
+            <w:tcW w:w="121" w:type="dxa"/>
+            <w:tcBorders>
+              <w:top w:val="nil"/>
+              <w:left w:val="nil"/>
+              <w:bottom w:val="nil"/>
+              <w:right w:val="nil"/>
+            </w:tcBorders>
+            <w:vAlign w:val="bottom"/>
+          </w:tcPr>
+          <w:p>
+            <w:pPr>
+              <w:rPr>
+                <w:sz w:val="16"/>
+                <w:szCs w:val="16"/>
+              </w:rPr>
+            </w:pPr>
+          </w:p>
+        </w:tc>
+        <w:tc>
+          <w:tcPr>
+            <w:tcW w:w="405" w:type="dxa"/>
+            <w:vMerge/>
+            <w:tcBorders>
+              <w:top w:val="nil"/>
+              <w:left w:val="single" w:sz="4" w:space="0" w:color="auto"/>
+              <w:bottom w:val="nil"/>
+              <w:right w:val="nil"/>
+            </w:tcBorders>
+            <w:vAlign w:val="bottom"/>
+          </w:tcPr>
+          <w:p>
+            <w:pPr>
+              <w:rPr>
+                <w:sz w:val="16"/>
+                <w:szCs w:val="16"/>
+              </w:rPr>
+            </w:pPr>
+          </w:p>
+        </w:tc>
+        <w:tc>
+          <w:tcPr>
+            <w:tcW w:w="123" w:type="dxa"/>
             <w:vMerge/>
             <w:tcBorders>
               <w:top w:val="nil"/>
@@ -296,27 +295,27 @@
         </w:tc>
         <w:tc>
           <w:tcPr>
-            <w:tcW w:w="142" w:type="dxa"/>
-            <w:tcBorders>
-              <w:top w:val="nil"/>
-              <w:left w:val="single" w:sz="4" w:space="0" w:color="auto"/>
-              <w:bottom w:val="nil"/>
-              <w:right w:val="nil"/>
-            </w:tcBorders>
-            <w:vAlign w:val="bottom"/>
-          </w:tcPr>
-          <w:p>
-            <w:pPr>
-              <w:rPr>
-                <w:sz w:val="16"/>
-                <w:szCs w:val="16"/>
-              </w:rPr>
-            </w:pPr>
-          </w:p>
-        </w:tc>
-        <w:tc>
-          <w:tcPr>
-            <w:tcW w:w="3720" w:type="dxa"/>
+            <w:tcW w:w="121" w:type="dxa"/>
+            <w:tcBorders>
+              <w:top w:val="nil"/>
+              <w:left w:val="single" w:sz="4" w:space="0" w:color="auto"/>
+              <w:bottom w:val="nil"/>
+              <w:right w:val="nil"/>
+            </w:tcBorders>
+            <w:vAlign w:val="bottom"/>
+          </w:tcPr>
+          <w:p>
+            <w:pPr>
+              <w:rPr>
+                <w:sz w:val="16"/>
+                <w:szCs w:val="16"/>
+              </w:rPr>
+            </w:pPr>
+          </w:p>
+        </w:tc>
+        <w:tc>
+          <w:tcPr>
+            <w:tcW w:w="4149" w:type="dxa"/>
             <w:gridSpan w:val="21"/>
             <w:tcBorders>
               <w:top w:val="nil"/>
@@ -342,7 +341,7 @@
         </w:trPr>
         <w:tc>
           <w:tcPr>
-            <w:tcW w:w="6272" w:type="dxa"/>
+            <w:tcW w:w="5933" w:type="dxa"/>
             <w:gridSpan w:val="17"/>
             <w:tcBorders>
               <w:top w:val="nil"/>
@@ -364,48 +363,48 @@
         </w:tc>
         <w:tc>
           <w:tcPr>
-            <w:tcW w:w="142" w:type="dxa"/>
-            <w:tcBorders>
-              <w:top w:val="nil"/>
-              <w:left w:val="nil"/>
-              <w:bottom w:val="nil"/>
-              <w:right w:val="nil"/>
-            </w:tcBorders>
-            <w:vAlign w:val="bottom"/>
-          </w:tcPr>
-          <w:p>
-            <w:pPr>
-              <w:rPr>
-                <w:sz w:val="16"/>
-                <w:szCs w:val="16"/>
-              </w:rPr>
-            </w:pPr>
-          </w:p>
-        </w:tc>
-        <w:tc>
-          <w:tcPr>
-            <w:tcW w:w="425" w:type="dxa"/>
-            <w:vMerge/>
-            <w:tcBorders>
-              <w:top w:val="nil"/>
-              <w:left w:val="single" w:sz="4" w:space="0" w:color="auto"/>
-              <w:bottom w:val="nil"/>
-              <w:right w:val="nil"/>
-            </w:tcBorders>
-            <w:vAlign w:val="bottom"/>
-          </w:tcPr>
-          <w:p>
-            <w:pPr>
-              <w:rPr>
-                <w:sz w:val="16"/>
-                <w:szCs w:val="16"/>
-              </w:rPr>
-            </w:pPr>
-          </w:p>
-        </w:tc>
-        <w:tc>
-          <w:tcPr>
-            <w:tcW w:w="143" w:type="dxa"/>
+            <w:tcW w:w="121" w:type="dxa"/>
+            <w:tcBorders>
+              <w:top w:val="nil"/>
+              <w:left w:val="nil"/>
+              <w:bottom w:val="nil"/>
+              <w:right w:val="nil"/>
+            </w:tcBorders>
+            <w:vAlign w:val="bottom"/>
+          </w:tcPr>
+          <w:p>
+            <w:pPr>
+              <w:rPr>
+                <w:sz w:val="16"/>
+                <w:szCs w:val="16"/>
+              </w:rPr>
+            </w:pPr>
+          </w:p>
+        </w:tc>
+        <w:tc>
+          <w:tcPr>
+            <w:tcW w:w="405" w:type="dxa"/>
+            <w:vMerge/>
+            <w:tcBorders>
+              <w:top w:val="nil"/>
+              <w:left w:val="single" w:sz="4" w:space="0" w:color="auto"/>
+              <w:bottom w:val="nil"/>
+              <w:right w:val="nil"/>
+            </w:tcBorders>
+            <w:vAlign w:val="bottom"/>
+          </w:tcPr>
+          <w:p>
+            <w:pPr>
+              <w:rPr>
+                <w:sz w:val="16"/>
+                <w:szCs w:val="16"/>
+              </w:rPr>
+            </w:pPr>
+          </w:p>
+        </w:tc>
+        <w:tc>
+          <w:tcPr>
+            <w:tcW w:w="123" w:type="dxa"/>
             <w:vMerge/>
             <w:tcBorders>
               <w:top w:val="nil"/>
@@ -426,27 +425,27 @@
         </w:tc>
         <w:tc>
           <w:tcPr>
-            <w:tcW w:w="142" w:type="dxa"/>
-            <w:tcBorders>
-              <w:top w:val="nil"/>
-              <w:left w:val="single" w:sz="4" w:space="0" w:color="auto"/>
-              <w:bottom w:val="nil"/>
-              <w:right w:val="nil"/>
-            </w:tcBorders>
-            <w:vAlign w:val="bottom"/>
-          </w:tcPr>
-          <w:p>
-            <w:pPr>
-              <w:rPr>
-                <w:sz w:val="16"/>
-                <w:szCs w:val="16"/>
-              </w:rPr>
-            </w:pPr>
-          </w:p>
-        </w:tc>
-        <w:tc>
-          <w:tcPr>
-            <w:tcW w:w="3720" w:type="dxa"/>
+            <w:tcW w:w="121" w:type="dxa"/>
+            <w:tcBorders>
+              <w:top w:val="nil"/>
+              <w:left w:val="single" w:sz="4" w:space="0" w:color="auto"/>
+              <w:bottom w:val="nil"/>
+              <w:right w:val="nil"/>
+            </w:tcBorders>
+            <w:vAlign w:val="bottom"/>
+          </w:tcPr>
+          <w:p>
+            <w:pPr>
+              <w:rPr>
+                <w:sz w:val="16"/>
+                <w:szCs w:val="16"/>
+              </w:rPr>
+            </w:pPr>
+          </w:p>
+        </w:tc>
+        <w:tc>
+          <w:tcPr>
+            <w:tcW w:w="4149" w:type="dxa"/>
             <w:gridSpan w:val="21"/>
             <w:tcBorders>
               <w:top w:val="nil"/>
@@ -480,7 +479,7 @@
         </w:trPr>
         <w:tc>
           <w:tcPr>
-            <w:tcW w:w="6272" w:type="dxa"/>
+            <w:tcW w:w="5933" w:type="dxa"/>
             <w:gridSpan w:val="17"/>
             <w:tcBorders>
               <w:top w:val="nil"/>
@@ -501,7 +500,7 @@
         </w:tc>
         <w:tc>
           <w:tcPr>
-            <w:tcW w:w="142" w:type="dxa"/>
+            <w:tcW w:w="121" w:type="dxa"/>
             <w:tcBorders>
               <w:top w:val="nil"/>
               <w:left w:val="nil"/>
@@ -521,7 +520,7 @@
         </w:tc>
         <w:tc>
           <w:tcPr>
-            <w:tcW w:w="425" w:type="dxa"/>
+            <w:tcW w:w="405" w:type="dxa"/>
             <w:vMerge/>
             <w:tcBorders>
               <w:top w:val="nil"/>
@@ -542,7 +541,7 @@
         </w:tc>
         <w:tc>
           <w:tcPr>
-            <w:tcW w:w="143" w:type="dxa"/>
+            <w:tcW w:w="123" w:type="dxa"/>
             <w:vMerge/>
             <w:tcBorders>
               <w:top w:val="nil"/>
@@ -563,7 +562,7 @@
         </w:tc>
         <w:tc>
           <w:tcPr>
-            <w:tcW w:w="142" w:type="dxa"/>
+            <w:tcW w:w="121" w:type="dxa"/>
             <w:tcBorders>
               <w:top w:val="nil"/>
               <w:left w:val="single" w:sz="4" w:space="0" w:color="auto"/>
@@ -583,7 +582,7 @@
         </w:tc>
         <w:tc>
           <w:tcPr>
-            <w:tcW w:w="3720" w:type="dxa"/>
+            <w:tcW w:w="4149" w:type="dxa"/>
             <w:gridSpan w:val="21"/>
             <w:tcBorders>
               <w:top w:val="nil"/>
@@ -617,7 +616,7 @@
         </w:trPr>
         <w:tc>
           <w:tcPr>
-            <w:tcW w:w="4820" w:type="dxa"/>
+            <w:tcW w:w="4558" w:type="dxa"/>
             <w:gridSpan w:val="13"/>
             <w:tcBorders>
               <w:top w:val="nil"/>
@@ -638,7 +637,7 @@
         </w:tc>
         <w:tc>
           <w:tcPr>
-            <w:tcW w:w="1452" w:type="dxa"/>
+            <w:tcW w:w="1375" w:type="dxa"/>
             <w:gridSpan w:val="4"/>
             <w:tcBorders>
               <w:top w:val="single" w:sz="4" w:space="0" w:color="auto"/>
@@ -660,48 +659,48 @@
         </w:tc>
         <w:tc>
           <w:tcPr>
-            <w:tcW w:w="142" w:type="dxa"/>
-            <w:tcBorders>
-              <w:top w:val="nil"/>
-              <w:left w:val="nil"/>
-              <w:bottom w:val="nil"/>
-              <w:right w:val="nil"/>
-            </w:tcBorders>
-            <w:vAlign w:val="bottom"/>
-          </w:tcPr>
-          <w:p>
-            <w:pPr>
-              <w:rPr>
-                <w:sz w:val="16"/>
-                <w:szCs w:val="16"/>
-              </w:rPr>
-            </w:pPr>
-          </w:p>
-        </w:tc>
-        <w:tc>
-          <w:tcPr>
-            <w:tcW w:w="425" w:type="dxa"/>
-            <w:vMerge/>
-            <w:tcBorders>
-              <w:top w:val="nil"/>
-              <w:left w:val="single" w:sz="4" w:space="0" w:color="auto"/>
-              <w:bottom w:val="nil"/>
-              <w:right w:val="nil"/>
-            </w:tcBorders>
-            <w:vAlign w:val="bottom"/>
-          </w:tcPr>
-          <w:p>
-            <w:pPr>
-              <w:rPr>
-                <w:sz w:val="16"/>
-                <w:szCs w:val="16"/>
-              </w:rPr>
-            </w:pPr>
-          </w:p>
-        </w:tc>
-        <w:tc>
-          <w:tcPr>
-            <w:tcW w:w="143" w:type="dxa"/>
+            <w:tcW w:w="121" w:type="dxa"/>
+            <w:tcBorders>
+              <w:top w:val="nil"/>
+              <w:left w:val="nil"/>
+              <w:bottom w:val="nil"/>
+              <w:right w:val="nil"/>
+            </w:tcBorders>
+            <w:vAlign w:val="bottom"/>
+          </w:tcPr>
+          <w:p>
+            <w:pPr>
+              <w:rPr>
+                <w:sz w:val="16"/>
+                <w:szCs w:val="16"/>
+              </w:rPr>
+            </w:pPr>
+          </w:p>
+        </w:tc>
+        <w:tc>
+          <w:tcPr>
+            <w:tcW w:w="405" w:type="dxa"/>
+            <w:vMerge/>
+            <w:tcBorders>
+              <w:top w:val="nil"/>
+              <w:left w:val="single" w:sz="4" w:space="0" w:color="auto"/>
+              <w:bottom w:val="nil"/>
+              <w:right w:val="nil"/>
+            </w:tcBorders>
+            <w:vAlign w:val="bottom"/>
+          </w:tcPr>
+          <w:p>
+            <w:pPr>
+              <w:rPr>
+                <w:sz w:val="16"/>
+                <w:szCs w:val="16"/>
+              </w:rPr>
+            </w:pPr>
+          </w:p>
+        </w:tc>
+        <w:tc>
+          <w:tcPr>
+            <w:tcW w:w="123" w:type="dxa"/>
             <w:vMerge/>
             <w:tcBorders>
               <w:top w:val="nil"/>
@@ -722,27 +721,27 @@
         </w:tc>
         <w:tc>
           <w:tcPr>
-            <w:tcW w:w="142" w:type="dxa"/>
-            <w:tcBorders>
-              <w:top w:val="nil"/>
-              <w:left w:val="single" w:sz="4" w:space="0" w:color="auto"/>
-              <w:bottom w:val="nil"/>
-              <w:right w:val="nil"/>
-            </w:tcBorders>
-            <w:vAlign w:val="bottom"/>
-          </w:tcPr>
-          <w:p>
-            <w:pPr>
-              <w:rPr>
-                <w:sz w:val="16"/>
-                <w:szCs w:val="16"/>
-              </w:rPr>
-            </w:pPr>
-          </w:p>
-        </w:tc>
-        <w:tc>
-          <w:tcPr>
-            <w:tcW w:w="3720" w:type="dxa"/>
+            <w:tcW w:w="121" w:type="dxa"/>
+            <w:tcBorders>
+              <w:top w:val="nil"/>
+              <w:left w:val="single" w:sz="4" w:space="0" w:color="auto"/>
+              <w:bottom w:val="nil"/>
+              <w:right w:val="nil"/>
+            </w:tcBorders>
+            <w:vAlign w:val="bottom"/>
+          </w:tcPr>
+          <w:p>
+            <w:pPr>
+              <w:rPr>
+                <w:sz w:val="16"/>
+                <w:szCs w:val="16"/>
+              </w:rPr>
+            </w:pPr>
+          </w:p>
+        </w:tc>
+        <w:tc>
+          <w:tcPr>
+            <w:tcW w:w="4149" w:type="dxa"/>
             <w:gridSpan w:val="21"/>
             <w:tcBorders>
               <w:top w:val="nil"/>
@@ -768,7 +767,7 @@
         </w:trPr>
         <w:tc>
           <w:tcPr>
-            <w:tcW w:w="4820" w:type="dxa"/>
+            <w:tcW w:w="4558" w:type="dxa"/>
             <w:gridSpan w:val="13"/>
             <w:tcBorders>
               <w:top w:val="nil"/>
@@ -791,7 +790,7 @@
         </w:tc>
         <w:tc>
           <w:tcPr>
-            <w:tcW w:w="1452" w:type="dxa"/>
+            <w:tcW w:w="1375" w:type="dxa"/>
             <w:gridSpan w:val="4"/>
             <w:tcBorders>
               <w:top w:val="single" w:sz="12" w:space="0" w:color="auto"/>
@@ -813,48 +812,48 @@
         </w:tc>
         <w:tc>
           <w:tcPr>
-            <w:tcW w:w="142" w:type="dxa"/>
-            <w:tcBorders>
-              <w:top w:val="nil"/>
-              <w:left w:val="nil"/>
-              <w:bottom w:val="nil"/>
-              <w:right w:val="nil"/>
-            </w:tcBorders>
-            <w:vAlign w:val="bottom"/>
-          </w:tcPr>
-          <w:p>
-            <w:pPr>
-              <w:rPr>
-                <w:sz w:val="16"/>
-                <w:szCs w:val="16"/>
-              </w:rPr>
-            </w:pPr>
-          </w:p>
-        </w:tc>
-        <w:tc>
-          <w:tcPr>
-            <w:tcW w:w="425" w:type="dxa"/>
-            <w:vMerge/>
-            <w:tcBorders>
-              <w:top w:val="nil"/>
-              <w:left w:val="single" w:sz="4" w:space="0" w:color="auto"/>
-              <w:bottom w:val="nil"/>
-              <w:right w:val="nil"/>
-            </w:tcBorders>
-            <w:vAlign w:val="bottom"/>
-          </w:tcPr>
-          <w:p>
-            <w:pPr>
-              <w:rPr>
-                <w:sz w:val="16"/>
-                <w:szCs w:val="16"/>
-              </w:rPr>
-            </w:pPr>
-          </w:p>
-        </w:tc>
-        <w:tc>
-          <w:tcPr>
-            <w:tcW w:w="143" w:type="dxa"/>
+            <w:tcW w:w="121" w:type="dxa"/>
+            <w:tcBorders>
+              <w:top w:val="nil"/>
+              <w:left w:val="nil"/>
+              <w:bottom w:val="nil"/>
+              <w:right w:val="nil"/>
+            </w:tcBorders>
+            <w:vAlign w:val="bottom"/>
+          </w:tcPr>
+          <w:p>
+            <w:pPr>
+              <w:rPr>
+                <w:sz w:val="16"/>
+                <w:szCs w:val="16"/>
+              </w:rPr>
+            </w:pPr>
+          </w:p>
+        </w:tc>
+        <w:tc>
+          <w:tcPr>
+            <w:tcW w:w="405" w:type="dxa"/>
+            <w:vMerge/>
+            <w:tcBorders>
+              <w:top w:val="nil"/>
+              <w:left w:val="single" w:sz="4" w:space="0" w:color="auto"/>
+              <w:bottom w:val="nil"/>
+              <w:right w:val="nil"/>
+            </w:tcBorders>
+            <w:vAlign w:val="bottom"/>
+          </w:tcPr>
+          <w:p>
+            <w:pPr>
+              <w:rPr>
+                <w:sz w:val="16"/>
+                <w:szCs w:val="16"/>
+              </w:rPr>
+            </w:pPr>
+          </w:p>
+        </w:tc>
+        <w:tc>
+          <w:tcPr>
+            <w:tcW w:w="123" w:type="dxa"/>
             <w:vMerge/>
             <w:tcBorders>
               <w:top w:val="nil"/>
@@ -875,27 +874,27 @@
         </w:tc>
         <w:tc>
           <w:tcPr>
-            <w:tcW w:w="142" w:type="dxa"/>
-            <w:tcBorders>
-              <w:top w:val="nil"/>
-              <w:left w:val="single" w:sz="4" w:space="0" w:color="auto"/>
-              <w:bottom w:val="nil"/>
-              <w:right w:val="nil"/>
-            </w:tcBorders>
-            <w:vAlign w:val="bottom"/>
-          </w:tcPr>
-          <w:p>
-            <w:pPr>
-              <w:rPr>
-                <w:sz w:val="16"/>
-                <w:szCs w:val="16"/>
-              </w:rPr>
-            </w:pPr>
-          </w:p>
-        </w:tc>
-        <w:tc>
-          <w:tcPr>
-            <w:tcW w:w="3720" w:type="dxa"/>
+            <w:tcW w:w="121" w:type="dxa"/>
+            <w:tcBorders>
+              <w:top w:val="nil"/>
+              <w:left w:val="single" w:sz="4" w:space="0" w:color="auto"/>
+              <w:bottom w:val="nil"/>
+              <w:right w:val="nil"/>
+            </w:tcBorders>
+            <w:vAlign w:val="bottom"/>
+          </w:tcPr>
+          <w:p>
+            <w:pPr>
+              <w:rPr>
+                <w:sz w:val="16"/>
+                <w:szCs w:val="16"/>
+              </w:rPr>
+            </w:pPr>
+          </w:p>
+        </w:tc>
+        <w:tc>
+          <w:tcPr>
+            <w:tcW w:w="4149" w:type="dxa"/>
             <w:gridSpan w:val="21"/>
             <w:tcBorders>
               <w:top w:val="nil"/>
@@ -929,7 +928,7 @@
         </w:trPr>
         <w:tc>
           <w:tcPr>
-            <w:tcW w:w="3828" w:type="dxa"/>
+            <w:tcW w:w="3627" w:type="dxa"/>
             <w:gridSpan w:val="10"/>
             <w:tcBorders>
               <w:top w:val="nil"/>
@@ -951,7 +950,7 @@
         </w:tc>
         <w:tc>
           <w:tcPr>
-            <w:tcW w:w="992" w:type="dxa"/>
+            <w:tcW w:w="931" w:type="dxa"/>
             <w:gridSpan w:val="3"/>
             <w:tcBorders>
               <w:top w:val="nil"/>
@@ -974,7 +973,7 @@
         </w:tc>
         <w:tc>
           <w:tcPr>
-            <w:tcW w:w="1452" w:type="dxa"/>
+            <w:tcW w:w="1375" w:type="dxa"/>
             <w:gridSpan w:val="4"/>
             <w:tcBorders>
               <w:top w:val="nil"/>
@@ -996,48 +995,48 @@
         </w:tc>
         <w:tc>
           <w:tcPr>
-            <w:tcW w:w="142" w:type="dxa"/>
-            <w:tcBorders>
-              <w:top w:val="nil"/>
-              <w:left w:val="nil"/>
-              <w:bottom w:val="nil"/>
-              <w:right w:val="nil"/>
-            </w:tcBorders>
-            <w:vAlign w:val="bottom"/>
-          </w:tcPr>
-          <w:p>
-            <w:pPr>
-              <w:rPr>
-                <w:sz w:val="16"/>
-                <w:szCs w:val="16"/>
-              </w:rPr>
-            </w:pPr>
-          </w:p>
-        </w:tc>
-        <w:tc>
-          <w:tcPr>
-            <w:tcW w:w="425" w:type="dxa"/>
-            <w:vMerge/>
-            <w:tcBorders>
-              <w:top w:val="nil"/>
-              <w:left w:val="single" w:sz="4" w:space="0" w:color="auto"/>
-              <w:bottom w:val="nil"/>
-              <w:right w:val="nil"/>
-            </w:tcBorders>
-            <w:vAlign w:val="bottom"/>
-          </w:tcPr>
-          <w:p>
-            <w:pPr>
-              <w:rPr>
-                <w:sz w:val="16"/>
-                <w:szCs w:val="16"/>
-              </w:rPr>
-            </w:pPr>
-          </w:p>
-        </w:tc>
-        <w:tc>
-          <w:tcPr>
-            <w:tcW w:w="143" w:type="dxa"/>
+            <w:tcW w:w="121" w:type="dxa"/>
+            <w:tcBorders>
+              <w:top w:val="nil"/>
+              <w:left w:val="nil"/>
+              <w:bottom w:val="nil"/>
+              <w:right w:val="nil"/>
+            </w:tcBorders>
+            <w:vAlign w:val="bottom"/>
+          </w:tcPr>
+          <w:p>
+            <w:pPr>
+              <w:rPr>
+                <w:sz w:val="16"/>
+                <w:szCs w:val="16"/>
+              </w:rPr>
+            </w:pPr>
+          </w:p>
+        </w:tc>
+        <w:tc>
+          <w:tcPr>
+            <w:tcW w:w="405" w:type="dxa"/>
+            <w:vMerge/>
+            <w:tcBorders>
+              <w:top w:val="nil"/>
+              <w:left w:val="single" w:sz="4" w:space="0" w:color="auto"/>
+              <w:bottom w:val="nil"/>
+              <w:right w:val="nil"/>
+            </w:tcBorders>
+            <w:vAlign w:val="bottom"/>
+          </w:tcPr>
+          <w:p>
+            <w:pPr>
+              <w:rPr>
+                <w:sz w:val="16"/>
+                <w:szCs w:val="16"/>
+              </w:rPr>
+            </w:pPr>
+          </w:p>
+        </w:tc>
+        <w:tc>
+          <w:tcPr>
+            <w:tcW w:w="123" w:type="dxa"/>
             <w:vMerge/>
             <w:tcBorders>
               <w:top w:val="nil"/>
@@ -1058,27 +1057,27 @@
         </w:tc>
         <w:tc>
           <w:tcPr>
-            <w:tcW w:w="142" w:type="dxa"/>
-            <w:tcBorders>
-              <w:top w:val="nil"/>
-              <w:left w:val="single" w:sz="4" w:space="0" w:color="auto"/>
-              <w:bottom w:val="nil"/>
-              <w:right w:val="nil"/>
-            </w:tcBorders>
-            <w:vAlign w:val="bottom"/>
-          </w:tcPr>
-          <w:p>
-            <w:pPr>
-              <w:rPr>
-                <w:sz w:val="16"/>
-                <w:szCs w:val="16"/>
-              </w:rPr>
-            </w:pPr>
-          </w:p>
-        </w:tc>
-        <w:tc>
-          <w:tcPr>
-            <w:tcW w:w="3720" w:type="dxa"/>
+            <w:tcW w:w="121" w:type="dxa"/>
+            <w:tcBorders>
+              <w:top w:val="nil"/>
+              <w:left w:val="single" w:sz="4" w:space="0" w:color="auto"/>
+              <w:bottom w:val="nil"/>
+              <w:right w:val="nil"/>
+            </w:tcBorders>
+            <w:vAlign w:val="bottom"/>
+          </w:tcPr>
+          <w:p>
+            <w:pPr>
+              <w:rPr>
+                <w:sz w:val="16"/>
+                <w:szCs w:val="16"/>
+              </w:rPr>
+            </w:pPr>
+          </w:p>
+        </w:tc>
+        <w:tc>
+          <w:tcPr>
+            <w:tcW w:w="4149" w:type="dxa"/>
             <w:gridSpan w:val="21"/>
             <w:tcBorders>
               <w:top w:val="nil"/>
@@ -1104,7 +1103,7 @@
         </w:trPr>
         <w:tc>
           <w:tcPr>
-            <w:tcW w:w="3828" w:type="dxa"/>
+            <w:tcW w:w="3627" w:type="dxa"/>
             <w:gridSpan w:val="10"/>
             <w:tcBorders>
               <w:top w:val="nil"/>
@@ -1126,7 +1125,7 @@
         </w:tc>
         <w:tc>
           <w:tcPr>
-            <w:tcW w:w="992" w:type="dxa"/>
+            <w:tcW w:w="931" w:type="dxa"/>
             <w:gridSpan w:val="3"/>
             <w:tcBorders>
               <w:top w:val="nil"/>
@@ -1147,7 +1146,7 @@
         </w:tc>
         <w:tc>
           <w:tcPr>
-            <w:tcW w:w="1452" w:type="dxa"/>
+            <w:tcW w:w="1375" w:type="dxa"/>
             <w:gridSpan w:val="4"/>
             <w:vMerge w:val="restart"/>
             <w:tcBorders>
@@ -1170,7 +1169,7 @@
         </w:tc>
         <w:tc>
           <w:tcPr>
-            <w:tcW w:w="142" w:type="dxa"/>
+            <w:tcW w:w="121" w:type="dxa"/>
             <w:tcBorders>
               <w:top w:val="nil"/>
               <w:left w:val="nil"/>
@@ -1190,7 +1189,7 @@
         </w:tc>
         <w:tc>
           <w:tcPr>
-            <w:tcW w:w="425" w:type="dxa"/>
+            <w:tcW w:w="405" w:type="dxa"/>
             <w:vMerge/>
             <w:tcBorders>
               <w:top w:val="nil"/>
@@ -1211,7 +1210,7 @@
         </w:tc>
         <w:tc>
           <w:tcPr>
-            <w:tcW w:w="143" w:type="dxa"/>
+            <w:tcW w:w="123" w:type="dxa"/>
             <w:vMerge/>
             <w:tcBorders>
               <w:top w:val="nil"/>
@@ -1232,7 +1231,7 @@
         </w:tc>
         <w:tc>
           <w:tcPr>
-            <w:tcW w:w="142" w:type="dxa"/>
+            <w:tcW w:w="121" w:type="dxa"/>
             <w:tcBorders>
               <w:top w:val="nil"/>
               <w:left w:val="single" w:sz="4" w:space="0" w:color="auto"/>
@@ -1252,7 +1251,7 @@
         </w:tc>
         <w:tc>
           <w:tcPr>
-            <w:tcW w:w="3720" w:type="dxa"/>
+            <w:tcW w:w="4149" w:type="dxa"/>
             <w:gridSpan w:val="21"/>
             <w:tcBorders>
               <w:top w:val="nil"/>
@@ -1279,7 +1278,7 @@
         </w:trPr>
         <w:tc>
           <w:tcPr>
-            <w:tcW w:w="4820" w:type="dxa"/>
+            <w:tcW w:w="4558" w:type="dxa"/>
             <w:gridSpan w:val="13"/>
             <w:tcBorders>
               <w:top w:val="nil"/>
@@ -1301,7 +1300,7 @@
         </w:tc>
         <w:tc>
           <w:tcPr>
-            <w:tcW w:w="1452" w:type="dxa"/>
+            <w:tcW w:w="1375" w:type="dxa"/>
             <w:gridSpan w:val="4"/>
             <w:vMerge/>
             <w:tcBorders>
@@ -1323,48 +1322,48 @@
         </w:tc>
         <w:tc>
           <w:tcPr>
-            <w:tcW w:w="142" w:type="dxa"/>
-            <w:tcBorders>
-              <w:top w:val="nil"/>
-              <w:left w:val="nil"/>
-              <w:bottom w:val="nil"/>
-              <w:right w:val="nil"/>
-            </w:tcBorders>
-            <w:vAlign w:val="bottom"/>
-          </w:tcPr>
-          <w:p>
-            <w:pPr>
-              <w:rPr>
-                <w:sz w:val="16"/>
-                <w:szCs w:val="16"/>
-              </w:rPr>
-            </w:pPr>
-          </w:p>
-        </w:tc>
-        <w:tc>
-          <w:tcPr>
-            <w:tcW w:w="425" w:type="dxa"/>
-            <w:vMerge/>
-            <w:tcBorders>
-              <w:top w:val="nil"/>
-              <w:left w:val="single" w:sz="4" w:space="0" w:color="auto"/>
-              <w:bottom w:val="nil"/>
-              <w:right w:val="nil"/>
-            </w:tcBorders>
-            <w:vAlign w:val="bottom"/>
-          </w:tcPr>
-          <w:p>
-            <w:pPr>
-              <w:rPr>
-                <w:sz w:val="16"/>
-                <w:szCs w:val="16"/>
-              </w:rPr>
-            </w:pPr>
-          </w:p>
-        </w:tc>
-        <w:tc>
-          <w:tcPr>
-            <w:tcW w:w="143" w:type="dxa"/>
+            <w:tcW w:w="121" w:type="dxa"/>
+            <w:tcBorders>
+              <w:top w:val="nil"/>
+              <w:left w:val="nil"/>
+              <w:bottom w:val="nil"/>
+              <w:right w:val="nil"/>
+            </w:tcBorders>
+            <w:vAlign w:val="bottom"/>
+          </w:tcPr>
+          <w:p>
+            <w:pPr>
+              <w:rPr>
+                <w:sz w:val="16"/>
+                <w:szCs w:val="16"/>
+              </w:rPr>
+            </w:pPr>
+          </w:p>
+        </w:tc>
+        <w:tc>
+          <w:tcPr>
+            <w:tcW w:w="405" w:type="dxa"/>
+            <w:vMerge/>
+            <w:tcBorders>
+              <w:top w:val="nil"/>
+              <w:left w:val="single" w:sz="4" w:space="0" w:color="auto"/>
+              <w:bottom w:val="nil"/>
+              <w:right w:val="nil"/>
+            </w:tcBorders>
+            <w:vAlign w:val="bottom"/>
+          </w:tcPr>
+          <w:p>
+            <w:pPr>
+              <w:rPr>
+                <w:sz w:val="16"/>
+                <w:szCs w:val="16"/>
+              </w:rPr>
+            </w:pPr>
+          </w:p>
+        </w:tc>
+        <w:tc>
+          <w:tcPr>
+            <w:tcW w:w="123" w:type="dxa"/>
             <w:vMerge/>
             <w:tcBorders>
               <w:top w:val="nil"/>
@@ -1385,27 +1384,27 @@
         </w:tc>
         <w:tc>
           <w:tcPr>
-            <w:tcW w:w="142" w:type="dxa"/>
-            <w:tcBorders>
-              <w:top w:val="nil"/>
-              <w:left w:val="single" w:sz="4" w:space="0" w:color="auto"/>
-              <w:bottom w:val="nil"/>
-              <w:right w:val="nil"/>
-            </w:tcBorders>
-            <w:vAlign w:val="bottom"/>
-          </w:tcPr>
-          <w:p>
-            <w:pPr>
-              <w:rPr>
-                <w:sz w:val="16"/>
-                <w:szCs w:val="16"/>
-              </w:rPr>
-            </w:pPr>
-          </w:p>
-        </w:tc>
-        <w:tc>
-          <w:tcPr>
-            <w:tcW w:w="2551" w:type="dxa"/>
+            <w:tcW w:w="121" w:type="dxa"/>
+            <w:tcBorders>
+              <w:top w:val="nil"/>
+              <w:left w:val="single" w:sz="4" w:space="0" w:color="auto"/>
+              <w:bottom w:val="nil"/>
+              <w:right w:val="nil"/>
+            </w:tcBorders>
+            <w:vAlign w:val="bottom"/>
+          </w:tcPr>
+          <w:p>
+            <w:pPr>
+              <w:rPr>
+                <w:sz w:val="16"/>
+                <w:szCs w:val="16"/>
+              </w:rPr>
+            </w:pPr>
+          </w:p>
+        </w:tc>
+        <w:tc>
+          <w:tcPr>
+            <w:tcW w:w="2860" w:type="dxa"/>
             <w:gridSpan w:val="17"/>
             <w:tcBorders>
               <w:top w:val="nil"/>
@@ -1433,7 +1432,7 @@
         </w:tc>
         <w:tc>
           <w:tcPr>
-            <w:tcW w:w="1169" w:type="dxa"/>
+            <w:tcW w:w="1289" w:type="dxa"/>
             <w:gridSpan w:val="4"/>
             <w:tcBorders>
               <w:top w:val="nil"/>
@@ -1459,13 +1458,33 @@
               </w:rPr>
               <w:t xml:space="preserve">№ </w:t>
             </w:r>
+            <w:proofErr w:type="gramStart"/>
             <w:r>
               <w:rPr>
                 <w:sz w:val="16"/>
                 <w:szCs w:val="16"/>
                 <w:lang w:val="en-GB"/>
               </w:rPr>
-              <w:t>{{ nubmer }}</w:t>
+              <w:t xml:space="preserve">{{ </w:t>
+            </w:r>
+            <w:proofErr w:type="spellStart"/>
+            <w:r>
+              <w:rPr>
+                <w:sz w:val="16"/>
+                <w:szCs w:val="16"/>
+                <w:lang w:val="en-GB"/>
+              </w:rPr>
+              <w:t>nubmer</w:t>
+            </w:r>
+            <w:proofErr w:type="spellEnd"/>
+            <w:proofErr w:type="gramEnd"/>
+            <w:r>
+              <w:rPr>
+                <w:sz w:val="16"/>
+                <w:szCs w:val="16"/>
+                <w:lang w:val="en-GB"/>
+              </w:rPr>
+              <w:t xml:space="preserve"> }}</w:t>
             </w:r>
           </w:p>
         </w:tc>
@@ -1476,7 +1495,7 @@
         </w:trPr>
         <w:tc>
           <w:tcPr>
-            <w:tcW w:w="4820" w:type="dxa"/>
+            <w:tcW w:w="4558" w:type="dxa"/>
             <w:gridSpan w:val="13"/>
             <w:tcBorders>
               <w:top w:val="nil"/>
@@ -1497,7 +1516,7 @@
         </w:tc>
         <w:tc>
           <w:tcPr>
-            <w:tcW w:w="1452" w:type="dxa"/>
+            <w:tcW w:w="1375" w:type="dxa"/>
             <w:gridSpan w:val="4"/>
             <w:tcBorders>
               <w:top w:val="nil"/>
@@ -1518,48 +1537,48 @@
         </w:tc>
         <w:tc>
           <w:tcPr>
-            <w:tcW w:w="142" w:type="dxa"/>
-            <w:tcBorders>
-              <w:top w:val="nil"/>
-              <w:left w:val="nil"/>
-              <w:bottom w:val="nil"/>
-              <w:right w:val="nil"/>
-            </w:tcBorders>
-            <w:vAlign w:val="bottom"/>
-          </w:tcPr>
-          <w:p>
-            <w:pPr>
-              <w:rPr>
-                <w:sz w:val="16"/>
-                <w:szCs w:val="16"/>
-              </w:rPr>
-            </w:pPr>
-          </w:p>
-        </w:tc>
-        <w:tc>
-          <w:tcPr>
-            <w:tcW w:w="425" w:type="dxa"/>
-            <w:vMerge/>
-            <w:tcBorders>
-              <w:top w:val="nil"/>
-              <w:left w:val="single" w:sz="4" w:space="0" w:color="auto"/>
-              <w:bottom w:val="nil"/>
-              <w:right w:val="nil"/>
-            </w:tcBorders>
-            <w:vAlign w:val="bottom"/>
-          </w:tcPr>
-          <w:p>
-            <w:pPr>
-              <w:rPr>
-                <w:sz w:val="16"/>
-                <w:szCs w:val="16"/>
-              </w:rPr>
-            </w:pPr>
-          </w:p>
-        </w:tc>
-        <w:tc>
-          <w:tcPr>
-            <w:tcW w:w="143" w:type="dxa"/>
+            <w:tcW w:w="121" w:type="dxa"/>
+            <w:tcBorders>
+              <w:top w:val="nil"/>
+              <w:left w:val="nil"/>
+              <w:bottom w:val="nil"/>
+              <w:right w:val="nil"/>
+            </w:tcBorders>
+            <w:vAlign w:val="bottom"/>
+          </w:tcPr>
+          <w:p>
+            <w:pPr>
+              <w:rPr>
+                <w:sz w:val="16"/>
+                <w:szCs w:val="16"/>
+              </w:rPr>
+            </w:pPr>
+          </w:p>
+        </w:tc>
+        <w:tc>
+          <w:tcPr>
+            <w:tcW w:w="405" w:type="dxa"/>
+            <w:vMerge/>
+            <w:tcBorders>
+              <w:top w:val="nil"/>
+              <w:left w:val="single" w:sz="4" w:space="0" w:color="auto"/>
+              <w:bottom w:val="nil"/>
+              <w:right w:val="nil"/>
+            </w:tcBorders>
+            <w:vAlign w:val="bottom"/>
+          </w:tcPr>
+          <w:p>
+            <w:pPr>
+              <w:rPr>
+                <w:sz w:val="16"/>
+                <w:szCs w:val="16"/>
+              </w:rPr>
+            </w:pPr>
+          </w:p>
+        </w:tc>
+        <w:tc>
+          <w:tcPr>
+            <w:tcW w:w="123" w:type="dxa"/>
             <w:vMerge/>
             <w:tcBorders>
               <w:top w:val="nil"/>
@@ -1580,27 +1599,27 @@
         </w:tc>
         <w:tc>
           <w:tcPr>
-            <w:tcW w:w="142" w:type="dxa"/>
-            <w:tcBorders>
-              <w:top w:val="nil"/>
-              <w:left w:val="single" w:sz="4" w:space="0" w:color="auto"/>
-              <w:bottom w:val="nil"/>
-              <w:right w:val="nil"/>
-            </w:tcBorders>
-            <w:vAlign w:val="bottom"/>
-          </w:tcPr>
-          <w:p>
-            <w:pPr>
-              <w:rPr>
-                <w:sz w:val="16"/>
-                <w:szCs w:val="16"/>
-              </w:rPr>
-            </w:pPr>
-          </w:p>
-        </w:tc>
-        <w:tc>
-          <w:tcPr>
-            <w:tcW w:w="340" w:type="dxa"/>
+            <w:tcW w:w="121" w:type="dxa"/>
+            <w:tcBorders>
+              <w:top w:val="nil"/>
+              <w:left w:val="single" w:sz="4" w:space="0" w:color="auto"/>
+              <w:bottom w:val="nil"/>
+              <w:right w:val="nil"/>
+            </w:tcBorders>
+            <w:vAlign w:val="bottom"/>
+          </w:tcPr>
+          <w:p>
+            <w:pPr>
+              <w:rPr>
+                <w:sz w:val="16"/>
+                <w:szCs w:val="16"/>
+              </w:rPr>
+            </w:pPr>
+          </w:p>
+        </w:tc>
+        <w:tc>
+          <w:tcPr>
+            <w:tcW w:w="461" w:type="dxa"/>
             <w:gridSpan w:val="2"/>
             <w:tcBorders>
               <w:top w:val="nil"/>
@@ -1628,7 +1647,7 @@
         </w:tc>
         <w:tc>
           <w:tcPr>
-            <w:tcW w:w="510" w:type="dxa"/>
+            <w:tcW w:w="707" w:type="dxa"/>
             <w:gridSpan w:val="3"/>
             <w:tcBorders>
               <w:top w:val="nil"/>
@@ -1647,19 +1666,47 @@
                 <w:lang w:val="en-GB"/>
               </w:rPr>
             </w:pPr>
+            <w:proofErr w:type="gramStart"/>
             <w:r>
               <w:rPr>
                 <w:sz w:val="16"/>
                 <w:szCs w:val="16"/>
                 <w:lang w:val="en-GB"/>
               </w:rPr>
-              <w:t>{{ date_day }}</w:t>
+              <w:t xml:space="preserve">{{ </w:t>
             </w:r>
-          </w:p>
-        </w:tc>
-        <w:tc>
-          <w:tcPr>
-            <w:tcW w:w="284" w:type="dxa"/>
+            <w:proofErr w:type="spellStart"/>
+            <w:r>
+              <w:rPr>
+                <w:sz w:val="16"/>
+                <w:szCs w:val="16"/>
+                <w:lang w:val="en-GB"/>
+              </w:rPr>
+              <w:t>date</w:t>
+            </w:r>
+            <w:proofErr w:type="gramEnd"/>
+            <w:r>
+              <w:rPr>
+                <w:sz w:val="16"/>
+                <w:szCs w:val="16"/>
+                <w:lang w:val="en-GB"/>
+              </w:rPr>
+              <w:t>_day</w:t>
+            </w:r>
+            <w:proofErr w:type="spellEnd"/>
+            <w:r>
+              <w:rPr>
+                <w:sz w:val="16"/>
+                <w:szCs w:val="16"/>
+                <w:lang w:val="en-GB"/>
+              </w:rPr>
+              <w:t xml:space="preserve"> }}</w:t>
+            </w:r>
+          </w:p>
+        </w:tc>
+        <w:tc>
+          <w:tcPr>
+            <w:tcW w:w="231" w:type="dxa"/>
             <w:gridSpan w:val="2"/>
             <w:tcBorders>
               <w:top w:val="nil"/>
@@ -1687,7 +1734,7 @@
         </w:tc>
         <w:tc>
           <w:tcPr>
-            <w:tcW w:w="1235" w:type="dxa"/>
+            <w:tcW w:w="1208" w:type="dxa"/>
             <w:gridSpan w:val="8"/>
             <w:tcBorders>
               <w:top w:val="nil"/>
@@ -1706,39 +1753,67 @@
                 <w:lang w:val="en-GB"/>
               </w:rPr>
             </w:pPr>
+            <w:proofErr w:type="gramStart"/>
             <w:r>
               <w:rPr>
                 <w:sz w:val="16"/>
                 <w:szCs w:val="16"/>
                 <w:lang w:val="en-GB"/>
               </w:rPr>
-              <w:t>{{ date_month }}</w:t>
+              <w:t xml:space="preserve">{{ </w:t>
             </w:r>
-          </w:p>
-        </w:tc>
-        <w:tc>
-          <w:tcPr>
-            <w:tcW w:w="76" w:type="dxa"/>
-            <w:tcBorders>
-              <w:top w:val="nil"/>
-              <w:left w:val="nil"/>
-              <w:bottom w:val="nil"/>
-              <w:right w:val="nil"/>
-            </w:tcBorders>
-            <w:vAlign w:val="bottom"/>
-          </w:tcPr>
-          <w:p>
-            <w:pPr>
-              <w:rPr>
-                <w:sz w:val="16"/>
-                <w:szCs w:val="16"/>
-              </w:rPr>
-            </w:pPr>
-          </w:p>
-        </w:tc>
-        <w:tc>
-          <w:tcPr>
-            <w:tcW w:w="506" w:type="dxa"/>
+            <w:proofErr w:type="spellStart"/>
+            <w:r>
+              <w:rPr>
+                <w:sz w:val="16"/>
+                <w:szCs w:val="16"/>
+                <w:lang w:val="en-GB"/>
+              </w:rPr>
+              <w:t>date</w:t>
+            </w:r>
+            <w:proofErr w:type="gramEnd"/>
+            <w:r>
+              <w:rPr>
+                <w:sz w:val="16"/>
+                <w:szCs w:val="16"/>
+                <w:lang w:val="en-GB"/>
+              </w:rPr>
+              <w:t>_month</w:t>
+            </w:r>
+            <w:proofErr w:type="spellEnd"/>
+            <w:r>
+              <w:rPr>
+                <w:sz w:val="16"/>
+                <w:szCs w:val="16"/>
+                <w:lang w:val="en-GB"/>
+              </w:rPr>
+              <w:t xml:space="preserve"> }}</w:t>
+            </w:r>
+          </w:p>
+        </w:tc>
+        <w:tc>
+          <w:tcPr>
+            <w:tcW w:w="104" w:type="dxa"/>
+            <w:tcBorders>
+              <w:top w:val="nil"/>
+              <w:left w:val="nil"/>
+              <w:bottom w:val="nil"/>
+              <w:right w:val="nil"/>
+            </w:tcBorders>
+            <w:vAlign w:val="bottom"/>
+          </w:tcPr>
+          <w:p>
+            <w:pPr>
+              <w:rPr>
+                <w:sz w:val="16"/>
+                <w:szCs w:val="16"/>
+              </w:rPr>
+            </w:pPr>
+          </w:p>
+        </w:tc>
+        <w:tc>
+          <w:tcPr>
+            <w:tcW w:w="691" w:type="dxa"/>
             <w:gridSpan w:val="4"/>
             <w:tcBorders>
               <w:top w:val="nil"/>
@@ -1757,19 +1832,47 @@
                 <w:lang w:val="en-GB"/>
               </w:rPr>
             </w:pPr>
+            <w:proofErr w:type="gramStart"/>
             <w:r>
               <w:rPr>
                 <w:sz w:val="16"/>
                 <w:szCs w:val="16"/>
                 <w:lang w:val="en-GB"/>
               </w:rPr>
-              <w:t>{{ date_year }}</w:t>
+              <w:t xml:space="preserve">{{ </w:t>
             </w:r>
-          </w:p>
-        </w:tc>
-        <w:tc>
-          <w:tcPr>
-            <w:tcW w:w="769" w:type="dxa"/>
+            <w:proofErr w:type="spellStart"/>
+            <w:r>
+              <w:rPr>
+                <w:sz w:val="16"/>
+                <w:szCs w:val="16"/>
+                <w:lang w:val="en-GB"/>
+              </w:rPr>
+              <w:t>date</w:t>
+            </w:r>
+            <w:proofErr w:type="gramEnd"/>
+            <w:r>
+              <w:rPr>
+                <w:sz w:val="16"/>
+                <w:szCs w:val="16"/>
+                <w:lang w:val="en-GB"/>
+              </w:rPr>
+              <w:t>_year</w:t>
+            </w:r>
+            <w:proofErr w:type="spellEnd"/>
+            <w:r>
+              <w:rPr>
+                <w:sz w:val="16"/>
+                <w:szCs w:val="16"/>
+                <w:lang w:val="en-GB"/>
+              </w:rPr>
+              <w:t xml:space="preserve"> }}</w:t>
+            </w:r>
+          </w:p>
+        </w:tc>
+        <w:tc>
+          <w:tcPr>
+            <w:tcW w:w="747" w:type="dxa"/>
             <w:tcBorders>
               <w:top w:val="nil"/>
               <w:left w:val="nil"/>
@@ -1802,7 +1905,7 @@
         </w:trPr>
         <w:tc>
           <w:tcPr>
-            <w:tcW w:w="4111" w:type="dxa"/>
+            <w:tcW w:w="3889" w:type="dxa"/>
             <w:gridSpan w:val="11"/>
             <w:tcBorders>
               <w:top w:val="nil"/>
@@ -1823,7 +1926,7 @@
         </w:tc>
         <w:tc>
           <w:tcPr>
-            <w:tcW w:w="992" w:type="dxa"/>
+            <w:tcW w:w="915" w:type="dxa"/>
             <w:gridSpan w:val="4"/>
             <w:vMerge w:val="restart"/>
             <w:tcBorders>
@@ -1845,7 +1948,7 @@
         </w:tc>
         <w:tc>
           <w:tcPr>
-            <w:tcW w:w="1169" w:type="dxa"/>
+            <w:tcW w:w="1129" w:type="dxa"/>
             <w:gridSpan w:val="2"/>
             <w:vMerge w:val="restart"/>
             <w:tcBorders>
@@ -1867,48 +1970,48 @@
         </w:tc>
         <w:tc>
           <w:tcPr>
-            <w:tcW w:w="142" w:type="dxa"/>
-            <w:tcBorders>
-              <w:top w:val="nil"/>
-              <w:left w:val="nil"/>
-              <w:bottom w:val="nil"/>
-              <w:right w:val="nil"/>
-            </w:tcBorders>
-            <w:vAlign w:val="bottom"/>
-          </w:tcPr>
-          <w:p>
-            <w:pPr>
-              <w:rPr>
-                <w:sz w:val="16"/>
-                <w:szCs w:val="16"/>
-              </w:rPr>
-            </w:pPr>
-          </w:p>
-        </w:tc>
-        <w:tc>
-          <w:tcPr>
-            <w:tcW w:w="425" w:type="dxa"/>
-            <w:vMerge/>
-            <w:tcBorders>
-              <w:top w:val="nil"/>
-              <w:left w:val="single" w:sz="4" w:space="0" w:color="auto"/>
-              <w:bottom w:val="nil"/>
-              <w:right w:val="nil"/>
-            </w:tcBorders>
-            <w:vAlign w:val="bottom"/>
-          </w:tcPr>
-          <w:p>
-            <w:pPr>
-              <w:rPr>
-                <w:sz w:val="16"/>
-                <w:szCs w:val="16"/>
-              </w:rPr>
-            </w:pPr>
-          </w:p>
-        </w:tc>
-        <w:tc>
-          <w:tcPr>
-            <w:tcW w:w="143" w:type="dxa"/>
+            <w:tcW w:w="121" w:type="dxa"/>
+            <w:tcBorders>
+              <w:top w:val="nil"/>
+              <w:left w:val="nil"/>
+              <w:bottom w:val="nil"/>
+              <w:right w:val="nil"/>
+            </w:tcBorders>
+            <w:vAlign w:val="bottom"/>
+          </w:tcPr>
+          <w:p>
+            <w:pPr>
+              <w:rPr>
+                <w:sz w:val="16"/>
+                <w:szCs w:val="16"/>
+              </w:rPr>
+            </w:pPr>
+          </w:p>
+        </w:tc>
+        <w:tc>
+          <w:tcPr>
+            <w:tcW w:w="405" w:type="dxa"/>
+            <w:vMerge/>
+            <w:tcBorders>
+              <w:top w:val="nil"/>
+              <w:left w:val="single" w:sz="4" w:space="0" w:color="auto"/>
+              <w:bottom w:val="nil"/>
+              <w:right w:val="nil"/>
+            </w:tcBorders>
+            <w:vAlign w:val="bottom"/>
+          </w:tcPr>
+          <w:p>
+            <w:pPr>
+              <w:rPr>
+                <w:sz w:val="16"/>
+                <w:szCs w:val="16"/>
+              </w:rPr>
+            </w:pPr>
+          </w:p>
+        </w:tc>
+        <w:tc>
+          <w:tcPr>
+            <w:tcW w:w="123" w:type="dxa"/>
             <w:vMerge/>
             <w:tcBorders>
               <w:top w:val="nil"/>
@@ -1929,27 +2032,27 @@
         </w:tc>
         <w:tc>
           <w:tcPr>
-            <w:tcW w:w="142" w:type="dxa"/>
-            <w:tcBorders>
-              <w:top w:val="nil"/>
-              <w:left w:val="single" w:sz="4" w:space="0" w:color="auto"/>
-              <w:bottom w:val="nil"/>
-              <w:right w:val="nil"/>
-            </w:tcBorders>
-            <w:vAlign w:val="bottom"/>
-          </w:tcPr>
-          <w:p>
-            <w:pPr>
-              <w:rPr>
-                <w:sz w:val="16"/>
-                <w:szCs w:val="16"/>
-              </w:rPr>
-            </w:pPr>
-          </w:p>
-        </w:tc>
-        <w:tc>
-          <w:tcPr>
-            <w:tcW w:w="3720" w:type="dxa"/>
+            <w:tcW w:w="121" w:type="dxa"/>
+            <w:tcBorders>
+              <w:top w:val="nil"/>
+              <w:left w:val="single" w:sz="4" w:space="0" w:color="auto"/>
+              <w:bottom w:val="nil"/>
+              <w:right w:val="nil"/>
+            </w:tcBorders>
+            <w:vAlign w:val="bottom"/>
+          </w:tcPr>
+          <w:p>
+            <w:pPr>
+              <w:rPr>
+                <w:sz w:val="16"/>
+                <w:szCs w:val="16"/>
+              </w:rPr>
+            </w:pPr>
+          </w:p>
+        </w:tc>
+        <w:tc>
+          <w:tcPr>
+            <w:tcW w:w="4149" w:type="dxa"/>
             <w:gridSpan w:val="21"/>
             <w:tcBorders>
               <w:top w:val="nil"/>
@@ -1975,7 +2078,7 @@
         </w:trPr>
         <w:tc>
           <w:tcPr>
-            <w:tcW w:w="4111" w:type="dxa"/>
+            <w:tcW w:w="3889" w:type="dxa"/>
             <w:gridSpan w:val="11"/>
             <w:tcBorders>
               <w:top w:val="nil"/>
@@ -1996,7 +2099,7 @@
         </w:tc>
         <w:tc>
           <w:tcPr>
-            <w:tcW w:w="992" w:type="dxa"/>
+            <w:tcW w:w="915" w:type="dxa"/>
             <w:gridSpan w:val="4"/>
             <w:vMerge/>
             <w:tcBorders>
@@ -2018,7 +2121,7 @@
         </w:tc>
         <w:tc>
           <w:tcPr>
-            <w:tcW w:w="1169" w:type="dxa"/>
+            <w:tcW w:w="1129" w:type="dxa"/>
             <w:gridSpan w:val="2"/>
             <w:vMerge/>
             <w:tcBorders>
@@ -2040,48 +2143,48 @@
         </w:tc>
         <w:tc>
           <w:tcPr>
-            <w:tcW w:w="142" w:type="dxa"/>
-            <w:tcBorders>
-              <w:top w:val="nil"/>
-              <w:left w:val="nil"/>
-              <w:bottom w:val="nil"/>
-              <w:right w:val="nil"/>
-            </w:tcBorders>
-            <w:vAlign w:val="bottom"/>
-          </w:tcPr>
-          <w:p>
-            <w:pPr>
-              <w:rPr>
-                <w:sz w:val="16"/>
-                <w:szCs w:val="16"/>
-              </w:rPr>
-            </w:pPr>
-          </w:p>
-        </w:tc>
-        <w:tc>
-          <w:tcPr>
-            <w:tcW w:w="425" w:type="dxa"/>
-            <w:vMerge/>
-            <w:tcBorders>
-              <w:top w:val="nil"/>
-              <w:left w:val="single" w:sz="4" w:space="0" w:color="auto"/>
-              <w:bottom w:val="nil"/>
-              <w:right w:val="nil"/>
-            </w:tcBorders>
-            <w:vAlign w:val="bottom"/>
-          </w:tcPr>
-          <w:p>
-            <w:pPr>
-              <w:rPr>
-                <w:sz w:val="16"/>
-                <w:szCs w:val="16"/>
-              </w:rPr>
-            </w:pPr>
-          </w:p>
-        </w:tc>
-        <w:tc>
-          <w:tcPr>
-            <w:tcW w:w="143" w:type="dxa"/>
+            <w:tcW w:w="121" w:type="dxa"/>
+            <w:tcBorders>
+              <w:top w:val="nil"/>
+              <w:left w:val="nil"/>
+              <w:bottom w:val="nil"/>
+              <w:right w:val="nil"/>
+            </w:tcBorders>
+            <w:vAlign w:val="bottom"/>
+          </w:tcPr>
+          <w:p>
+            <w:pPr>
+              <w:rPr>
+                <w:sz w:val="16"/>
+                <w:szCs w:val="16"/>
+              </w:rPr>
+            </w:pPr>
+          </w:p>
+        </w:tc>
+        <w:tc>
+          <w:tcPr>
+            <w:tcW w:w="405" w:type="dxa"/>
+            <w:vMerge/>
+            <w:tcBorders>
+              <w:top w:val="nil"/>
+              <w:left w:val="single" w:sz="4" w:space="0" w:color="auto"/>
+              <w:bottom w:val="nil"/>
+              <w:right w:val="nil"/>
+            </w:tcBorders>
+            <w:vAlign w:val="bottom"/>
+          </w:tcPr>
+          <w:p>
+            <w:pPr>
+              <w:rPr>
+                <w:sz w:val="16"/>
+                <w:szCs w:val="16"/>
+              </w:rPr>
+            </w:pPr>
+          </w:p>
+        </w:tc>
+        <w:tc>
+          <w:tcPr>
+            <w:tcW w:w="123" w:type="dxa"/>
             <w:vMerge/>
             <w:tcBorders>
               <w:top w:val="nil"/>
@@ -2102,27 +2205,27 @@
         </w:tc>
         <w:tc>
           <w:tcPr>
-            <w:tcW w:w="142" w:type="dxa"/>
-            <w:tcBorders>
-              <w:top w:val="nil"/>
-              <w:left w:val="single" w:sz="4" w:space="0" w:color="auto"/>
-              <w:bottom w:val="nil"/>
-              <w:right w:val="nil"/>
-            </w:tcBorders>
-            <w:vAlign w:val="bottom"/>
-          </w:tcPr>
-          <w:p>
-            <w:pPr>
-              <w:rPr>
-                <w:sz w:val="16"/>
-                <w:szCs w:val="16"/>
-              </w:rPr>
-            </w:pPr>
-          </w:p>
-        </w:tc>
-        <w:tc>
-          <w:tcPr>
-            <w:tcW w:w="992" w:type="dxa"/>
+            <w:tcW w:w="121" w:type="dxa"/>
+            <w:tcBorders>
+              <w:top w:val="nil"/>
+              <w:left w:val="single" w:sz="4" w:space="0" w:color="auto"/>
+              <w:bottom w:val="nil"/>
+              <w:right w:val="nil"/>
+            </w:tcBorders>
+            <w:vAlign w:val="bottom"/>
+          </w:tcPr>
+          <w:p>
+            <w:pPr>
+              <w:rPr>
+                <w:sz w:val="16"/>
+                <w:szCs w:val="16"/>
+              </w:rPr>
+            </w:pPr>
+          </w:p>
+        </w:tc>
+        <w:tc>
+          <w:tcPr>
+            <w:tcW w:w="1276" w:type="dxa"/>
             <w:gridSpan w:val="6"/>
             <w:tcBorders>
               <w:top w:val="nil"/>
@@ -2150,7 +2253,7 @@
         </w:tc>
         <w:tc>
           <w:tcPr>
-            <w:tcW w:w="2728" w:type="dxa"/>
+            <w:tcW w:w="2873" w:type="dxa"/>
             <w:gridSpan w:val="15"/>
             <w:tcBorders>
               <w:top w:val="nil"/>
@@ -2184,7 +2287,7 @@
         </w:trPr>
         <w:tc>
           <w:tcPr>
-            <w:tcW w:w="4111" w:type="dxa"/>
+            <w:tcW w:w="3889" w:type="dxa"/>
             <w:gridSpan w:val="11"/>
             <w:tcBorders>
               <w:top w:val="nil"/>
@@ -2207,7 +2310,7 @@
         </w:tc>
         <w:tc>
           <w:tcPr>
-            <w:tcW w:w="992" w:type="dxa"/>
+            <w:tcW w:w="915" w:type="dxa"/>
             <w:gridSpan w:val="4"/>
             <w:tcBorders>
               <w:top w:val="single" w:sz="12" w:space="0" w:color="auto"/>
@@ -2228,7 +2331,7 @@
         </w:tc>
         <w:tc>
           <w:tcPr>
-            <w:tcW w:w="1169" w:type="dxa"/>
+            <w:tcW w:w="1129" w:type="dxa"/>
             <w:gridSpan w:val="2"/>
             <w:tcBorders>
               <w:top w:val="single" w:sz="12" w:space="0" w:color="auto"/>
@@ -2250,48 +2353,48 @@
         </w:tc>
         <w:tc>
           <w:tcPr>
-            <w:tcW w:w="142" w:type="dxa"/>
-            <w:tcBorders>
-              <w:top w:val="nil"/>
-              <w:left w:val="nil"/>
-              <w:bottom w:val="nil"/>
-              <w:right w:val="nil"/>
-            </w:tcBorders>
-            <w:vAlign w:val="bottom"/>
-          </w:tcPr>
-          <w:p>
-            <w:pPr>
-              <w:rPr>
-                <w:sz w:val="16"/>
-                <w:szCs w:val="16"/>
-              </w:rPr>
-            </w:pPr>
-          </w:p>
-        </w:tc>
-        <w:tc>
-          <w:tcPr>
-            <w:tcW w:w="425" w:type="dxa"/>
-            <w:vMerge/>
-            <w:tcBorders>
-              <w:top w:val="nil"/>
-              <w:left w:val="single" w:sz="4" w:space="0" w:color="auto"/>
-              <w:bottom w:val="nil"/>
-              <w:right w:val="nil"/>
-            </w:tcBorders>
-            <w:vAlign w:val="bottom"/>
-          </w:tcPr>
-          <w:p>
-            <w:pPr>
-              <w:rPr>
-                <w:sz w:val="16"/>
-                <w:szCs w:val="16"/>
-              </w:rPr>
-            </w:pPr>
-          </w:p>
-        </w:tc>
-        <w:tc>
-          <w:tcPr>
-            <w:tcW w:w="143" w:type="dxa"/>
+            <w:tcW w:w="121" w:type="dxa"/>
+            <w:tcBorders>
+              <w:top w:val="nil"/>
+              <w:left w:val="nil"/>
+              <w:bottom w:val="nil"/>
+              <w:right w:val="nil"/>
+            </w:tcBorders>
+            <w:vAlign w:val="bottom"/>
+          </w:tcPr>
+          <w:p>
+            <w:pPr>
+              <w:rPr>
+                <w:sz w:val="16"/>
+                <w:szCs w:val="16"/>
+              </w:rPr>
+            </w:pPr>
+          </w:p>
+        </w:tc>
+        <w:tc>
+          <w:tcPr>
+            <w:tcW w:w="405" w:type="dxa"/>
+            <w:vMerge/>
+            <w:tcBorders>
+              <w:top w:val="nil"/>
+              <w:left w:val="single" w:sz="4" w:space="0" w:color="auto"/>
+              <w:bottom w:val="nil"/>
+              <w:right w:val="nil"/>
+            </w:tcBorders>
+            <w:vAlign w:val="bottom"/>
+          </w:tcPr>
+          <w:p>
+            <w:pPr>
+              <w:rPr>
+                <w:sz w:val="16"/>
+                <w:szCs w:val="16"/>
+              </w:rPr>
+            </w:pPr>
+          </w:p>
+        </w:tc>
+        <w:tc>
+          <w:tcPr>
+            <w:tcW w:w="123" w:type="dxa"/>
             <w:vMerge/>
             <w:tcBorders>
               <w:top w:val="nil"/>
@@ -2312,27 +2415,27 @@
         </w:tc>
         <w:tc>
           <w:tcPr>
-            <w:tcW w:w="142" w:type="dxa"/>
-            <w:tcBorders>
-              <w:top w:val="nil"/>
-              <w:left w:val="single" w:sz="4" w:space="0" w:color="auto"/>
-              <w:bottom w:val="nil"/>
-              <w:right w:val="nil"/>
-            </w:tcBorders>
-            <w:vAlign w:val="bottom"/>
-          </w:tcPr>
-          <w:p>
-            <w:pPr>
-              <w:rPr>
-                <w:sz w:val="16"/>
-                <w:szCs w:val="16"/>
-              </w:rPr>
-            </w:pPr>
-          </w:p>
-        </w:tc>
-        <w:tc>
-          <w:tcPr>
-            <w:tcW w:w="3720" w:type="dxa"/>
+            <w:tcW w:w="121" w:type="dxa"/>
+            <w:tcBorders>
+              <w:top w:val="nil"/>
+              <w:left w:val="single" w:sz="4" w:space="0" w:color="auto"/>
+              <w:bottom w:val="nil"/>
+              <w:right w:val="nil"/>
+            </w:tcBorders>
+            <w:vAlign w:val="bottom"/>
+          </w:tcPr>
+          <w:p>
+            <w:pPr>
+              <w:rPr>
+                <w:sz w:val="16"/>
+                <w:szCs w:val="16"/>
+              </w:rPr>
+            </w:pPr>
+          </w:p>
+        </w:tc>
+        <w:tc>
+          <w:tcPr>
+            <w:tcW w:w="4149" w:type="dxa"/>
             <w:gridSpan w:val="21"/>
             <w:tcBorders>
               <w:top w:val="nil"/>
@@ -2359,7 +2462,7 @@
         </w:trPr>
         <w:tc>
           <w:tcPr>
-            <w:tcW w:w="6272" w:type="dxa"/>
+            <w:tcW w:w="5933" w:type="dxa"/>
             <w:gridSpan w:val="17"/>
             <w:tcBorders>
               <w:top w:val="nil"/>
@@ -2380,48 +2483,48 @@
         </w:tc>
         <w:tc>
           <w:tcPr>
-            <w:tcW w:w="142" w:type="dxa"/>
-            <w:tcBorders>
-              <w:top w:val="nil"/>
-              <w:left w:val="nil"/>
-              <w:bottom w:val="nil"/>
-              <w:right w:val="nil"/>
-            </w:tcBorders>
-            <w:vAlign w:val="bottom"/>
-          </w:tcPr>
-          <w:p>
-            <w:pPr>
-              <w:rPr>
-                <w:sz w:val="16"/>
-                <w:szCs w:val="16"/>
-              </w:rPr>
-            </w:pPr>
-          </w:p>
-        </w:tc>
-        <w:tc>
-          <w:tcPr>
-            <w:tcW w:w="425" w:type="dxa"/>
-            <w:vMerge/>
-            <w:tcBorders>
-              <w:top w:val="nil"/>
-              <w:left w:val="single" w:sz="4" w:space="0" w:color="auto"/>
-              <w:bottom w:val="nil"/>
-              <w:right w:val="nil"/>
-            </w:tcBorders>
-            <w:vAlign w:val="bottom"/>
-          </w:tcPr>
-          <w:p>
-            <w:pPr>
-              <w:rPr>
-                <w:sz w:val="16"/>
-                <w:szCs w:val="16"/>
-              </w:rPr>
-            </w:pPr>
-          </w:p>
-        </w:tc>
-        <w:tc>
-          <w:tcPr>
-            <w:tcW w:w="143" w:type="dxa"/>
+            <w:tcW w:w="121" w:type="dxa"/>
+            <w:tcBorders>
+              <w:top w:val="nil"/>
+              <w:left w:val="nil"/>
+              <w:bottom w:val="nil"/>
+              <w:right w:val="nil"/>
+            </w:tcBorders>
+            <w:vAlign w:val="bottom"/>
+          </w:tcPr>
+          <w:p>
+            <w:pPr>
+              <w:rPr>
+                <w:sz w:val="16"/>
+                <w:szCs w:val="16"/>
+              </w:rPr>
+            </w:pPr>
+          </w:p>
+        </w:tc>
+        <w:tc>
+          <w:tcPr>
+            <w:tcW w:w="405" w:type="dxa"/>
+            <w:vMerge/>
+            <w:tcBorders>
+              <w:top w:val="nil"/>
+              <w:left w:val="single" w:sz="4" w:space="0" w:color="auto"/>
+              <w:bottom w:val="nil"/>
+              <w:right w:val="nil"/>
+            </w:tcBorders>
+            <w:vAlign w:val="bottom"/>
+          </w:tcPr>
+          <w:p>
+            <w:pPr>
+              <w:rPr>
+                <w:sz w:val="16"/>
+                <w:szCs w:val="16"/>
+              </w:rPr>
+            </w:pPr>
+          </w:p>
+        </w:tc>
+        <w:tc>
+          <w:tcPr>
+            <w:tcW w:w="123" w:type="dxa"/>
             <w:vMerge/>
             <w:tcBorders>
               <w:top w:val="nil"/>
@@ -2442,27 +2545,27 @@
         </w:tc>
         <w:tc>
           <w:tcPr>
-            <w:tcW w:w="142" w:type="dxa"/>
-            <w:tcBorders>
-              <w:top w:val="nil"/>
-              <w:left w:val="single" w:sz="4" w:space="0" w:color="auto"/>
-              <w:bottom w:val="nil"/>
-              <w:right w:val="nil"/>
-            </w:tcBorders>
-            <w:vAlign w:val="bottom"/>
-          </w:tcPr>
-          <w:p>
-            <w:pPr>
-              <w:rPr>
-                <w:sz w:val="16"/>
-                <w:szCs w:val="16"/>
-              </w:rPr>
-            </w:pPr>
-          </w:p>
-        </w:tc>
-        <w:tc>
-          <w:tcPr>
-            <w:tcW w:w="850" w:type="dxa"/>
+            <w:tcW w:w="121" w:type="dxa"/>
+            <w:tcBorders>
+              <w:top w:val="nil"/>
+              <w:left w:val="single" w:sz="4" w:space="0" w:color="auto"/>
+              <w:bottom w:val="nil"/>
+              <w:right w:val="nil"/>
+            </w:tcBorders>
+            <w:vAlign w:val="bottom"/>
+          </w:tcPr>
+          <w:p>
+            <w:pPr>
+              <w:rPr>
+                <w:sz w:val="16"/>
+                <w:szCs w:val="16"/>
+              </w:rPr>
+            </w:pPr>
+          </w:p>
+        </w:tc>
+        <w:tc>
+          <w:tcPr>
+            <w:tcW w:w="1168" w:type="dxa"/>
             <w:gridSpan w:val="5"/>
             <w:tcBorders>
               <w:top w:val="nil"/>
@@ -2490,7 +2593,7 @@
         </w:tc>
         <w:tc>
           <w:tcPr>
-            <w:tcW w:w="2870" w:type="dxa"/>
+            <w:tcW w:w="2981" w:type="dxa"/>
             <w:gridSpan w:val="16"/>
             <w:tcBorders>
               <w:top w:val="nil"/>
@@ -2524,7 +2627,7 @@
         </w:trPr>
         <w:tc>
           <w:tcPr>
-            <w:tcW w:w="567" w:type="dxa"/>
+            <w:tcW w:w="547" w:type="dxa"/>
             <w:vMerge w:val="restart"/>
             <w:tcBorders>
               <w:top w:val="single" w:sz="4" w:space="0" w:color="auto"/>
@@ -2545,7 +2648,7 @@
         </w:tc>
         <w:tc>
           <w:tcPr>
-            <w:tcW w:w="3261" w:type="dxa"/>
+            <w:tcW w:w="3080" w:type="dxa"/>
             <w:gridSpan w:val="9"/>
             <w:tcBorders>
               <w:top w:val="single" w:sz="4" w:space="0" w:color="auto"/>
@@ -2567,7 +2670,7 @@
         </w:tc>
         <w:tc>
           <w:tcPr>
-            <w:tcW w:w="850" w:type="dxa"/>
+            <w:tcW w:w="810" w:type="dxa"/>
             <w:gridSpan w:val="2"/>
             <w:vMerge w:val="restart"/>
             <w:tcBorders>
@@ -2589,7 +2692,7 @@
         </w:tc>
         <w:tc>
           <w:tcPr>
-            <w:tcW w:w="1027" w:type="dxa"/>
+            <w:tcW w:w="950" w:type="dxa"/>
             <w:gridSpan w:val="4"/>
             <w:vMerge w:val="restart"/>
             <w:tcBorders>
@@ -2611,7 +2714,7 @@
         </w:tc>
         <w:tc>
           <w:tcPr>
-            <w:tcW w:w="567" w:type="dxa"/>
+            <w:tcW w:w="546" w:type="dxa"/>
             <w:vMerge w:val="restart"/>
             <w:tcBorders>
               <w:top w:val="single" w:sz="4" w:space="0" w:color="auto"/>
@@ -2632,48 +2735,48 @@
         </w:tc>
         <w:tc>
           <w:tcPr>
-            <w:tcW w:w="142" w:type="dxa"/>
-            <w:tcBorders>
-              <w:top w:val="nil"/>
-              <w:left w:val="nil"/>
-              <w:bottom w:val="nil"/>
-              <w:right w:val="nil"/>
-            </w:tcBorders>
-            <w:vAlign w:val="bottom"/>
-          </w:tcPr>
-          <w:p>
-            <w:pPr>
-              <w:rPr>
-                <w:sz w:val="16"/>
-                <w:szCs w:val="16"/>
-              </w:rPr>
-            </w:pPr>
-          </w:p>
-        </w:tc>
-        <w:tc>
-          <w:tcPr>
-            <w:tcW w:w="425" w:type="dxa"/>
-            <w:vMerge/>
-            <w:tcBorders>
-              <w:top w:val="nil"/>
-              <w:left w:val="single" w:sz="4" w:space="0" w:color="auto"/>
-              <w:bottom w:val="nil"/>
-              <w:right w:val="nil"/>
-            </w:tcBorders>
-            <w:vAlign w:val="bottom"/>
-          </w:tcPr>
-          <w:p>
-            <w:pPr>
-              <w:rPr>
-                <w:sz w:val="16"/>
-                <w:szCs w:val="16"/>
-              </w:rPr>
-            </w:pPr>
-          </w:p>
-        </w:tc>
-        <w:tc>
-          <w:tcPr>
-            <w:tcW w:w="143" w:type="dxa"/>
+            <w:tcW w:w="121" w:type="dxa"/>
+            <w:tcBorders>
+              <w:top w:val="nil"/>
+              <w:left w:val="nil"/>
+              <w:bottom w:val="nil"/>
+              <w:right w:val="nil"/>
+            </w:tcBorders>
+            <w:vAlign w:val="bottom"/>
+          </w:tcPr>
+          <w:p>
+            <w:pPr>
+              <w:rPr>
+                <w:sz w:val="16"/>
+                <w:szCs w:val="16"/>
+              </w:rPr>
+            </w:pPr>
+          </w:p>
+        </w:tc>
+        <w:tc>
+          <w:tcPr>
+            <w:tcW w:w="405" w:type="dxa"/>
+            <w:vMerge/>
+            <w:tcBorders>
+              <w:top w:val="nil"/>
+              <w:left w:val="single" w:sz="4" w:space="0" w:color="auto"/>
+              <w:bottom w:val="nil"/>
+              <w:right w:val="nil"/>
+            </w:tcBorders>
+            <w:vAlign w:val="bottom"/>
+          </w:tcPr>
+          <w:p>
+            <w:pPr>
+              <w:rPr>
+                <w:sz w:val="16"/>
+                <w:szCs w:val="16"/>
+              </w:rPr>
+            </w:pPr>
+          </w:p>
+        </w:tc>
+        <w:tc>
+          <w:tcPr>
+            <w:tcW w:w="123" w:type="dxa"/>
             <w:vMerge/>
             <w:tcBorders>
               <w:top w:val="nil"/>
@@ -2694,27 +2797,27 @@
         </w:tc>
         <w:tc>
           <w:tcPr>
-            <w:tcW w:w="142" w:type="dxa"/>
-            <w:tcBorders>
-              <w:top w:val="nil"/>
-              <w:left w:val="single" w:sz="4" w:space="0" w:color="auto"/>
-              <w:bottom w:val="nil"/>
-              <w:right w:val="nil"/>
-            </w:tcBorders>
-            <w:vAlign w:val="bottom"/>
-          </w:tcPr>
-          <w:p>
-            <w:pPr>
-              <w:rPr>
-                <w:sz w:val="16"/>
-                <w:szCs w:val="16"/>
-              </w:rPr>
-            </w:pPr>
-          </w:p>
-        </w:tc>
-        <w:tc>
-          <w:tcPr>
-            <w:tcW w:w="3720" w:type="dxa"/>
+            <w:tcW w:w="121" w:type="dxa"/>
+            <w:tcBorders>
+              <w:top w:val="nil"/>
+              <w:left w:val="single" w:sz="4" w:space="0" w:color="auto"/>
+              <w:bottom w:val="nil"/>
+              <w:right w:val="nil"/>
+            </w:tcBorders>
+            <w:vAlign w:val="bottom"/>
+          </w:tcPr>
+          <w:p>
+            <w:pPr>
+              <w:rPr>
+                <w:sz w:val="16"/>
+                <w:szCs w:val="16"/>
+              </w:rPr>
+            </w:pPr>
+          </w:p>
+        </w:tc>
+        <w:tc>
+          <w:tcPr>
+            <w:tcW w:w="4149" w:type="dxa"/>
             <w:gridSpan w:val="21"/>
             <w:tcBorders>
               <w:top w:val="nil"/>
@@ -2764,6 +2867,7 @@
               </w:rPr>
               <w:t xml:space="preserve">№ </w:t>
             </w:r>
+            <w:proofErr w:type="gramStart"/>
             <w:r>
               <w:rPr>
                 <w:rStyle w:val="normaltextrun"/>
@@ -2791,6 +2895,7 @@
               </w:rPr>
               <w:t>number</w:t>
             </w:r>
+            <w:proofErr w:type="gramEnd"/>
             <w:r>
               <w:rPr>
                 <w:rStyle w:val="normaltextrun"/>
@@ -2829,6 +2934,20 @@
                 <w:shd w:val="clear" w:color="auto" w:fill="FFFFFF"/>
               </w:rPr>
               <w:t xml:space="preserve"> </w:t>
+            </w:r>
+            <w:proofErr w:type="gramStart"/>
+            <w:r>
+              <w:rPr>
+                <w:rStyle w:val="normaltextrun"/>
+                <w:rFonts w:ascii="Calibri" w:hAnsi="Calibri" w:cs="Calibri"/>
+                <w:b/>
+                <w:bCs/>
+                <w:color w:val="000000"/>
+                <w:sz w:val="28"/>
+                <w:szCs w:val="28"/>
+                <w:shd w:val="clear" w:color="auto" w:fill="FFFFFF"/>
+              </w:rPr>
+              <w:t xml:space="preserve">{{ </w:t>
             </w:r>
             <w:r>
               <w:rPr>
@@ -2842,8 +2961,9 @@
                 <w:shd w:val="clear" w:color="auto" w:fill="FFFFFF"/>
                 <w:lang w:val="en-GB"/>
               </w:rPr>
-              <w:t>{{ date }}</w:t>
+              <w:t>date</w:t>
             </w:r>
+            <w:proofErr w:type="gramEnd"/>
             <w:r>
               <w:rPr>
                 <w:rStyle w:val="normaltextrun"/>
@@ -2855,7 +2975,7 @@
                 <w:szCs w:val="28"/>
                 <w:shd w:val="clear" w:color="auto" w:fill="FFFFFF"/>
               </w:rPr>
-              <w:t xml:space="preserve"> г</w:t>
+              <w:t xml:space="preserve"> }}</w:t>
             </w:r>
             <w:r>
               <w:rPr>
@@ -2868,6 +2988,19 @@
                 <w:szCs w:val="28"/>
                 <w:shd w:val="clear" w:color="auto" w:fill="FFFFFF"/>
               </w:rPr>
+              <w:t xml:space="preserve"> г</w:t>
+            </w:r>
+            <w:r>
+              <w:rPr>
+                <w:rStyle w:val="normaltextrun"/>
+                <w:rFonts w:ascii="Calibri" w:hAnsi="Calibri" w:cs="Calibri"/>
+                <w:b/>
+                <w:bCs/>
+                <w:color w:val="000000"/>
+                <w:sz w:val="28"/>
+                <w:szCs w:val="28"/>
+                <w:shd w:val="clear" w:color="auto" w:fill="FFFFFF"/>
+              </w:rPr>
               <w:t xml:space="preserve">. </w:t>
             </w:r>
           </w:p>
@@ -2887,7 +3020,7 @@
         </w:trPr>
         <w:tc>
           <w:tcPr>
-            <w:tcW w:w="567" w:type="dxa"/>
+            <w:tcW w:w="547" w:type="dxa"/>
             <w:vMerge/>
             <w:tcBorders>
               <w:top w:val="nil"/>
@@ -2908,7 +3041,7 @@
         </w:tc>
         <w:tc>
           <w:tcPr>
-            <w:tcW w:w="426" w:type="dxa"/>
+            <w:tcW w:w="388" w:type="dxa"/>
             <w:gridSpan w:val="2"/>
             <w:vMerge w:val="restart"/>
             <w:tcBorders>
@@ -2930,7 +3063,7 @@
         </w:tc>
         <w:tc>
           <w:tcPr>
-            <w:tcW w:w="850" w:type="dxa"/>
+            <w:tcW w:w="788" w:type="dxa"/>
             <w:gridSpan w:val="3"/>
             <w:vMerge w:val="restart"/>
             <w:tcBorders>
@@ -2952,7 +3085,7 @@
         </w:tc>
         <w:tc>
           <w:tcPr>
-            <w:tcW w:w="851" w:type="dxa"/>
+            <w:tcW w:w="810" w:type="dxa"/>
             <w:gridSpan w:val="2"/>
             <w:vMerge w:val="restart"/>
             <w:tcBorders>
@@ -2974,7 +3107,7 @@
         </w:tc>
         <w:tc>
           <w:tcPr>
-            <w:tcW w:w="1134" w:type="dxa"/>
+            <w:tcW w:w="1094" w:type="dxa"/>
             <w:gridSpan w:val="2"/>
             <w:vMerge w:val="restart"/>
             <w:tcBorders>
@@ -2996,7 +3129,7 @@
         </w:tc>
         <w:tc>
           <w:tcPr>
-            <w:tcW w:w="850" w:type="dxa"/>
+            <w:tcW w:w="810" w:type="dxa"/>
             <w:gridSpan w:val="2"/>
             <w:vMerge/>
             <w:tcBorders>
@@ -3018,7 +3151,7 @@
         </w:tc>
         <w:tc>
           <w:tcPr>
-            <w:tcW w:w="1027" w:type="dxa"/>
+            <w:tcW w:w="950" w:type="dxa"/>
             <w:gridSpan w:val="4"/>
             <w:vMerge/>
             <w:tcBorders>
@@ -3040,7 +3173,7 @@
         </w:tc>
         <w:tc>
           <w:tcPr>
-            <w:tcW w:w="567" w:type="dxa"/>
+            <w:tcW w:w="546" w:type="dxa"/>
             <w:vMerge/>
             <w:tcBorders>
               <w:top w:val="single" w:sz="4" w:space="0" w:color="auto"/>
@@ -3061,48 +3194,48 @@
         </w:tc>
         <w:tc>
           <w:tcPr>
-            <w:tcW w:w="142" w:type="dxa"/>
-            <w:tcBorders>
-              <w:top w:val="nil"/>
-              <w:left w:val="nil"/>
-              <w:bottom w:val="nil"/>
-              <w:right w:val="nil"/>
-            </w:tcBorders>
-            <w:vAlign w:val="bottom"/>
-          </w:tcPr>
-          <w:p>
-            <w:pPr>
-              <w:rPr>
-                <w:sz w:val="16"/>
-                <w:szCs w:val="16"/>
-              </w:rPr>
-            </w:pPr>
-          </w:p>
-        </w:tc>
-        <w:tc>
-          <w:tcPr>
-            <w:tcW w:w="425" w:type="dxa"/>
-            <w:vMerge/>
-            <w:tcBorders>
-              <w:top w:val="nil"/>
-              <w:left w:val="single" w:sz="4" w:space="0" w:color="auto"/>
-              <w:bottom w:val="nil"/>
-              <w:right w:val="nil"/>
-            </w:tcBorders>
-            <w:vAlign w:val="bottom"/>
-          </w:tcPr>
-          <w:p>
-            <w:pPr>
-              <w:rPr>
-                <w:sz w:val="16"/>
-                <w:szCs w:val="16"/>
-              </w:rPr>
-            </w:pPr>
-          </w:p>
-        </w:tc>
-        <w:tc>
-          <w:tcPr>
-            <w:tcW w:w="143" w:type="dxa"/>
+            <w:tcW w:w="121" w:type="dxa"/>
+            <w:tcBorders>
+              <w:top w:val="nil"/>
+              <w:left w:val="nil"/>
+              <w:bottom w:val="nil"/>
+              <w:right w:val="nil"/>
+            </w:tcBorders>
+            <w:vAlign w:val="bottom"/>
+          </w:tcPr>
+          <w:p>
+            <w:pPr>
+              <w:rPr>
+                <w:sz w:val="16"/>
+                <w:szCs w:val="16"/>
+              </w:rPr>
+            </w:pPr>
+          </w:p>
+        </w:tc>
+        <w:tc>
+          <w:tcPr>
+            <w:tcW w:w="405" w:type="dxa"/>
+            <w:vMerge/>
+            <w:tcBorders>
+              <w:top w:val="nil"/>
+              <w:left w:val="single" w:sz="4" w:space="0" w:color="auto"/>
+              <w:bottom w:val="nil"/>
+              <w:right w:val="nil"/>
+            </w:tcBorders>
+            <w:vAlign w:val="bottom"/>
+          </w:tcPr>
+          <w:p>
+            <w:pPr>
+              <w:rPr>
+                <w:sz w:val="16"/>
+                <w:szCs w:val="16"/>
+              </w:rPr>
+            </w:pPr>
+          </w:p>
+        </w:tc>
+        <w:tc>
+          <w:tcPr>
+            <w:tcW w:w="123" w:type="dxa"/>
             <w:vMerge/>
             <w:tcBorders>
               <w:top w:val="nil"/>
@@ -3123,27 +3256,27 @@
         </w:tc>
         <w:tc>
           <w:tcPr>
-            <w:tcW w:w="142" w:type="dxa"/>
-            <w:tcBorders>
-              <w:top w:val="nil"/>
-              <w:left w:val="single" w:sz="4" w:space="0" w:color="auto"/>
-              <w:bottom w:val="nil"/>
-              <w:right w:val="nil"/>
-            </w:tcBorders>
-            <w:vAlign w:val="bottom"/>
-          </w:tcPr>
-          <w:p>
-            <w:pPr>
-              <w:rPr>
-                <w:sz w:val="16"/>
-                <w:szCs w:val="16"/>
-              </w:rPr>
-            </w:pPr>
-          </w:p>
-        </w:tc>
-        <w:tc>
-          <w:tcPr>
-            <w:tcW w:w="3720" w:type="dxa"/>
+            <w:tcW w:w="121" w:type="dxa"/>
+            <w:tcBorders>
+              <w:top w:val="nil"/>
+              <w:left w:val="single" w:sz="4" w:space="0" w:color="auto"/>
+              <w:bottom w:val="nil"/>
+              <w:right w:val="nil"/>
+            </w:tcBorders>
+            <w:vAlign w:val="bottom"/>
+          </w:tcPr>
+          <w:p>
+            <w:pPr>
+              <w:rPr>
+                <w:sz w:val="16"/>
+                <w:szCs w:val="16"/>
+              </w:rPr>
+            </w:pPr>
+          </w:p>
+        </w:tc>
+        <w:tc>
+          <w:tcPr>
+            <w:tcW w:w="4149" w:type="dxa"/>
             <w:gridSpan w:val="21"/>
             <w:tcBorders>
               <w:top w:val="nil"/>
@@ -3169,7 +3302,7 @@
         </w:trPr>
         <w:tc>
           <w:tcPr>
-            <w:tcW w:w="567" w:type="dxa"/>
+            <w:tcW w:w="547" w:type="dxa"/>
             <w:vMerge/>
             <w:tcBorders>
               <w:top w:val="nil"/>
@@ -3190,7 +3323,7 @@
         </w:tc>
         <w:tc>
           <w:tcPr>
-            <w:tcW w:w="426" w:type="dxa"/>
+            <w:tcW w:w="388" w:type="dxa"/>
             <w:gridSpan w:val="2"/>
             <w:vMerge/>
             <w:tcBorders>
@@ -3212,7 +3345,7 @@
         </w:tc>
         <w:tc>
           <w:tcPr>
-            <w:tcW w:w="850" w:type="dxa"/>
+            <w:tcW w:w="788" w:type="dxa"/>
             <w:gridSpan w:val="3"/>
             <w:vMerge/>
             <w:tcBorders>
@@ -3234,7 +3367,7 @@
         </w:tc>
         <w:tc>
           <w:tcPr>
-            <w:tcW w:w="851" w:type="dxa"/>
+            <w:tcW w:w="810" w:type="dxa"/>
             <w:gridSpan w:val="2"/>
             <w:vMerge/>
             <w:tcBorders>
@@ -3256,7 +3389,7 @@
         </w:tc>
         <w:tc>
           <w:tcPr>
-            <w:tcW w:w="1134" w:type="dxa"/>
+            <w:tcW w:w="1094" w:type="dxa"/>
             <w:gridSpan w:val="2"/>
             <w:vMerge/>
             <w:tcBorders>
@@ -3278,7 +3411,7 @@
         </w:tc>
         <w:tc>
           <w:tcPr>
-            <w:tcW w:w="850" w:type="dxa"/>
+            <w:tcW w:w="810" w:type="dxa"/>
             <w:gridSpan w:val="2"/>
             <w:vMerge/>
             <w:tcBorders>
@@ -3300,7 +3433,7 @@
         </w:tc>
         <w:tc>
           <w:tcPr>
-            <w:tcW w:w="1027" w:type="dxa"/>
+            <w:tcW w:w="950" w:type="dxa"/>
             <w:gridSpan w:val="4"/>
             <w:vMerge/>
             <w:tcBorders>
@@ -3322,7 +3455,7 @@
         </w:tc>
         <w:tc>
           <w:tcPr>
-            <w:tcW w:w="567" w:type="dxa"/>
+            <w:tcW w:w="546" w:type="dxa"/>
             <w:vMerge/>
             <w:tcBorders>
               <w:top w:val="single" w:sz="4" w:space="0" w:color="auto"/>
@@ -3343,48 +3476,48 @@
         </w:tc>
         <w:tc>
           <w:tcPr>
-            <w:tcW w:w="142" w:type="dxa"/>
-            <w:tcBorders>
-              <w:top w:val="nil"/>
-              <w:left w:val="single" w:sz="4" w:space="0" w:color="auto"/>
-              <w:bottom w:val="nil"/>
-              <w:right w:val="nil"/>
-            </w:tcBorders>
-            <w:vAlign w:val="bottom"/>
-          </w:tcPr>
-          <w:p>
-            <w:pPr>
-              <w:rPr>
-                <w:sz w:val="16"/>
-                <w:szCs w:val="16"/>
-              </w:rPr>
-            </w:pPr>
-          </w:p>
-        </w:tc>
-        <w:tc>
-          <w:tcPr>
-            <w:tcW w:w="425" w:type="dxa"/>
-            <w:vMerge/>
-            <w:tcBorders>
-              <w:top w:val="nil"/>
-              <w:left w:val="single" w:sz="4" w:space="0" w:color="auto"/>
-              <w:bottom w:val="nil"/>
-              <w:right w:val="nil"/>
-            </w:tcBorders>
-            <w:vAlign w:val="bottom"/>
-          </w:tcPr>
-          <w:p>
-            <w:pPr>
-              <w:rPr>
-                <w:sz w:val="16"/>
-                <w:szCs w:val="16"/>
-              </w:rPr>
-            </w:pPr>
-          </w:p>
-        </w:tc>
-        <w:tc>
-          <w:tcPr>
-            <w:tcW w:w="143" w:type="dxa"/>
+            <w:tcW w:w="121" w:type="dxa"/>
+            <w:tcBorders>
+              <w:top w:val="nil"/>
+              <w:left w:val="single" w:sz="4" w:space="0" w:color="auto"/>
+              <w:bottom w:val="nil"/>
+              <w:right w:val="nil"/>
+            </w:tcBorders>
+            <w:vAlign w:val="bottom"/>
+          </w:tcPr>
+          <w:p>
+            <w:pPr>
+              <w:rPr>
+                <w:sz w:val="16"/>
+                <w:szCs w:val="16"/>
+              </w:rPr>
+            </w:pPr>
+          </w:p>
+        </w:tc>
+        <w:tc>
+          <w:tcPr>
+            <w:tcW w:w="405" w:type="dxa"/>
+            <w:vMerge/>
+            <w:tcBorders>
+              <w:top w:val="nil"/>
+              <w:left w:val="single" w:sz="4" w:space="0" w:color="auto"/>
+              <w:bottom w:val="nil"/>
+              <w:right w:val="nil"/>
+            </w:tcBorders>
+            <w:vAlign w:val="bottom"/>
+          </w:tcPr>
+          <w:p>
+            <w:pPr>
+              <w:rPr>
+                <w:sz w:val="16"/>
+                <w:szCs w:val="16"/>
+              </w:rPr>
+            </w:pPr>
+          </w:p>
+        </w:tc>
+        <w:tc>
+          <w:tcPr>
+            <w:tcW w:w="123" w:type="dxa"/>
             <w:vMerge/>
             <w:tcBorders>
               <w:top w:val="nil"/>
@@ -3405,27 +3538,27 @@
         </w:tc>
         <w:tc>
           <w:tcPr>
-            <w:tcW w:w="142" w:type="dxa"/>
-            <w:tcBorders>
-              <w:top w:val="nil"/>
-              <w:left w:val="single" w:sz="4" w:space="0" w:color="auto"/>
-              <w:bottom w:val="nil"/>
-              <w:right w:val="nil"/>
-            </w:tcBorders>
-            <w:vAlign w:val="bottom"/>
-          </w:tcPr>
-          <w:p>
-            <w:pPr>
-              <w:rPr>
-                <w:sz w:val="16"/>
-                <w:szCs w:val="16"/>
-              </w:rPr>
-            </w:pPr>
-          </w:p>
-        </w:tc>
-        <w:tc>
-          <w:tcPr>
-            <w:tcW w:w="3720" w:type="dxa"/>
+            <w:tcW w:w="121" w:type="dxa"/>
+            <w:tcBorders>
+              <w:top w:val="nil"/>
+              <w:left w:val="single" w:sz="4" w:space="0" w:color="auto"/>
+              <w:bottom w:val="nil"/>
+              <w:right w:val="nil"/>
+            </w:tcBorders>
+            <w:vAlign w:val="bottom"/>
+          </w:tcPr>
+          <w:p>
+            <w:pPr>
+              <w:rPr>
+                <w:sz w:val="16"/>
+                <w:szCs w:val="16"/>
+              </w:rPr>
+            </w:pPr>
+          </w:p>
+        </w:tc>
+        <w:tc>
+          <w:tcPr>
+            <w:tcW w:w="4149" w:type="dxa"/>
             <w:gridSpan w:val="21"/>
             <w:tcBorders>
               <w:top w:val="single" w:sz="4" w:space="0" w:color="auto"/>
@@ -3451,7 +3584,7 @@
         </w:trPr>
         <w:tc>
           <w:tcPr>
-            <w:tcW w:w="567" w:type="dxa"/>
+            <w:tcW w:w="547" w:type="dxa"/>
             <w:vMerge/>
             <w:tcBorders>
               <w:top w:val="nil"/>
@@ -3472,7 +3605,7 @@
         </w:tc>
         <w:tc>
           <w:tcPr>
-            <w:tcW w:w="426" w:type="dxa"/>
+            <w:tcW w:w="388" w:type="dxa"/>
             <w:gridSpan w:val="2"/>
             <w:vMerge/>
             <w:tcBorders>
@@ -3494,7 +3627,7 @@
         </w:tc>
         <w:tc>
           <w:tcPr>
-            <w:tcW w:w="850" w:type="dxa"/>
+            <w:tcW w:w="788" w:type="dxa"/>
             <w:gridSpan w:val="3"/>
             <w:vMerge/>
             <w:tcBorders>
@@ -3516,7 +3649,7 @@
         </w:tc>
         <w:tc>
           <w:tcPr>
-            <w:tcW w:w="851" w:type="dxa"/>
+            <w:tcW w:w="810" w:type="dxa"/>
             <w:gridSpan w:val="2"/>
             <w:vMerge/>
             <w:tcBorders>
@@ -3538,7 +3671,7 @@
         </w:tc>
         <w:tc>
           <w:tcPr>
-            <w:tcW w:w="1134" w:type="dxa"/>
+            <w:tcW w:w="1094" w:type="dxa"/>
             <w:gridSpan w:val="2"/>
             <w:vMerge/>
             <w:tcBorders>
@@ -3560,7 +3693,7 @@
         </w:tc>
         <w:tc>
           <w:tcPr>
-            <w:tcW w:w="850" w:type="dxa"/>
+            <w:tcW w:w="810" w:type="dxa"/>
             <w:gridSpan w:val="2"/>
             <w:vMerge/>
             <w:tcBorders>
@@ -3582,7 +3715,7 @@
         </w:tc>
         <w:tc>
           <w:tcPr>
-            <w:tcW w:w="1027" w:type="dxa"/>
+            <w:tcW w:w="950" w:type="dxa"/>
             <w:gridSpan w:val="4"/>
             <w:vMerge/>
             <w:tcBorders>
@@ -3604,7 +3737,7 @@
         </w:tc>
         <w:tc>
           <w:tcPr>
-            <w:tcW w:w="567" w:type="dxa"/>
+            <w:tcW w:w="546" w:type="dxa"/>
             <w:vMerge/>
             <w:tcBorders>
               <w:top w:val="single" w:sz="4" w:space="0" w:color="auto"/>
@@ -3625,48 +3758,48 @@
         </w:tc>
         <w:tc>
           <w:tcPr>
-            <w:tcW w:w="142" w:type="dxa"/>
-            <w:tcBorders>
-              <w:top w:val="nil"/>
-              <w:left w:val="single" w:sz="4" w:space="0" w:color="auto"/>
-              <w:bottom w:val="nil"/>
-              <w:right w:val="nil"/>
-            </w:tcBorders>
-            <w:vAlign w:val="bottom"/>
-          </w:tcPr>
-          <w:p>
-            <w:pPr>
-              <w:rPr>
-                <w:sz w:val="16"/>
-                <w:szCs w:val="16"/>
-              </w:rPr>
-            </w:pPr>
-          </w:p>
-        </w:tc>
-        <w:tc>
-          <w:tcPr>
-            <w:tcW w:w="425" w:type="dxa"/>
-            <w:vMerge/>
-            <w:tcBorders>
-              <w:top w:val="nil"/>
-              <w:left w:val="single" w:sz="4" w:space="0" w:color="auto"/>
-              <w:bottom w:val="nil"/>
-              <w:right w:val="nil"/>
-            </w:tcBorders>
-            <w:vAlign w:val="bottom"/>
-          </w:tcPr>
-          <w:p>
-            <w:pPr>
-              <w:rPr>
-                <w:sz w:val="16"/>
-                <w:szCs w:val="16"/>
-              </w:rPr>
-            </w:pPr>
-          </w:p>
-        </w:tc>
-        <w:tc>
-          <w:tcPr>
-            <w:tcW w:w="143" w:type="dxa"/>
+            <w:tcW w:w="121" w:type="dxa"/>
+            <w:tcBorders>
+              <w:top w:val="nil"/>
+              <w:left w:val="single" w:sz="4" w:space="0" w:color="auto"/>
+              <w:bottom w:val="nil"/>
+              <w:right w:val="nil"/>
+            </w:tcBorders>
+            <w:vAlign w:val="bottom"/>
+          </w:tcPr>
+          <w:p>
+            <w:pPr>
+              <w:rPr>
+                <w:sz w:val="16"/>
+                <w:szCs w:val="16"/>
+              </w:rPr>
+            </w:pPr>
+          </w:p>
+        </w:tc>
+        <w:tc>
+          <w:tcPr>
+            <w:tcW w:w="405" w:type="dxa"/>
+            <w:vMerge/>
+            <w:tcBorders>
+              <w:top w:val="nil"/>
+              <w:left w:val="single" w:sz="4" w:space="0" w:color="auto"/>
+              <w:bottom w:val="nil"/>
+              <w:right w:val="nil"/>
+            </w:tcBorders>
+            <w:vAlign w:val="bottom"/>
+          </w:tcPr>
+          <w:p>
+            <w:pPr>
+              <w:rPr>
+                <w:sz w:val="16"/>
+                <w:szCs w:val="16"/>
+              </w:rPr>
+            </w:pPr>
+          </w:p>
+        </w:tc>
+        <w:tc>
+          <w:tcPr>
+            <w:tcW w:w="123" w:type="dxa"/>
             <w:vMerge/>
             <w:tcBorders>
               <w:top w:val="nil"/>
@@ -3687,27 +3820,27 @@
         </w:tc>
         <w:tc>
           <w:tcPr>
-            <w:tcW w:w="142" w:type="dxa"/>
-            <w:tcBorders>
-              <w:top w:val="nil"/>
-              <w:left w:val="single" w:sz="4" w:space="0" w:color="auto"/>
-              <w:bottom w:val="nil"/>
-              <w:right w:val="nil"/>
-            </w:tcBorders>
-            <w:vAlign w:val="bottom"/>
-          </w:tcPr>
-          <w:p>
-            <w:pPr>
-              <w:rPr>
-                <w:sz w:val="16"/>
-                <w:szCs w:val="16"/>
-              </w:rPr>
-            </w:pPr>
-          </w:p>
-        </w:tc>
-        <w:tc>
-          <w:tcPr>
-            <w:tcW w:w="3720" w:type="dxa"/>
+            <w:tcW w:w="121" w:type="dxa"/>
+            <w:tcBorders>
+              <w:top w:val="nil"/>
+              <w:left w:val="single" w:sz="4" w:space="0" w:color="auto"/>
+              <w:bottom w:val="nil"/>
+              <w:right w:val="nil"/>
+            </w:tcBorders>
+            <w:vAlign w:val="bottom"/>
+          </w:tcPr>
+          <w:p>
+            <w:pPr>
+              <w:rPr>
+                <w:sz w:val="16"/>
+                <w:szCs w:val="16"/>
+              </w:rPr>
+            </w:pPr>
+          </w:p>
+        </w:tc>
+        <w:tc>
+          <w:tcPr>
+            <w:tcW w:w="4149" w:type="dxa"/>
             <w:gridSpan w:val="21"/>
             <w:tcBorders>
               <w:top w:val="nil"/>
@@ -3733,7 +3866,7 @@
         </w:trPr>
         <w:tc>
           <w:tcPr>
-            <w:tcW w:w="567" w:type="dxa"/>
+            <w:tcW w:w="547" w:type="dxa"/>
             <w:vMerge/>
             <w:tcBorders>
               <w:top w:val="nil"/>
@@ -3754,7 +3887,7 @@
         </w:tc>
         <w:tc>
           <w:tcPr>
-            <w:tcW w:w="426" w:type="dxa"/>
+            <w:tcW w:w="388" w:type="dxa"/>
             <w:gridSpan w:val="2"/>
             <w:vMerge/>
             <w:tcBorders>
@@ -3776,7 +3909,7 @@
         </w:tc>
         <w:tc>
           <w:tcPr>
-            <w:tcW w:w="850" w:type="dxa"/>
+            <w:tcW w:w="788" w:type="dxa"/>
             <w:gridSpan w:val="3"/>
             <w:vMerge/>
             <w:tcBorders>
@@ -3798,7 +3931,7 @@
         </w:tc>
         <w:tc>
           <w:tcPr>
-            <w:tcW w:w="851" w:type="dxa"/>
+            <w:tcW w:w="810" w:type="dxa"/>
             <w:gridSpan w:val="2"/>
             <w:vMerge/>
             <w:tcBorders>
@@ -3820,7 +3953,7 @@
         </w:tc>
         <w:tc>
           <w:tcPr>
-            <w:tcW w:w="1134" w:type="dxa"/>
+            <w:tcW w:w="1094" w:type="dxa"/>
             <w:gridSpan w:val="2"/>
             <w:vMerge/>
             <w:tcBorders>
@@ -3842,7 +3975,7 @@
         </w:tc>
         <w:tc>
           <w:tcPr>
-            <w:tcW w:w="850" w:type="dxa"/>
+            <w:tcW w:w="810" w:type="dxa"/>
             <w:gridSpan w:val="2"/>
             <w:vMerge/>
             <w:tcBorders>
@@ -3864,7 +3997,7 @@
         </w:tc>
         <w:tc>
           <w:tcPr>
-            <w:tcW w:w="1027" w:type="dxa"/>
+            <w:tcW w:w="950" w:type="dxa"/>
             <w:gridSpan w:val="4"/>
             <w:vMerge/>
             <w:tcBorders>
@@ -3886,7 +4019,7 @@
         </w:tc>
         <w:tc>
           <w:tcPr>
-            <w:tcW w:w="567" w:type="dxa"/>
+            <w:tcW w:w="546" w:type="dxa"/>
             <w:vMerge/>
             <w:tcBorders>
               <w:top w:val="single" w:sz="4" w:space="0" w:color="auto"/>
@@ -3907,48 +4040,48 @@
         </w:tc>
         <w:tc>
           <w:tcPr>
-            <w:tcW w:w="142" w:type="dxa"/>
-            <w:tcBorders>
-              <w:top w:val="nil"/>
-              <w:left w:val="single" w:sz="4" w:space="0" w:color="auto"/>
-              <w:bottom w:val="nil"/>
-              <w:right w:val="nil"/>
-            </w:tcBorders>
-            <w:vAlign w:val="bottom"/>
-          </w:tcPr>
-          <w:p>
-            <w:pPr>
-              <w:rPr>
-                <w:sz w:val="16"/>
-                <w:szCs w:val="16"/>
-              </w:rPr>
-            </w:pPr>
-          </w:p>
-        </w:tc>
-        <w:tc>
-          <w:tcPr>
-            <w:tcW w:w="425" w:type="dxa"/>
-            <w:vMerge/>
-            <w:tcBorders>
-              <w:top w:val="nil"/>
-              <w:left w:val="single" w:sz="4" w:space="0" w:color="auto"/>
-              <w:bottom w:val="nil"/>
-              <w:right w:val="nil"/>
-            </w:tcBorders>
-            <w:vAlign w:val="bottom"/>
-          </w:tcPr>
-          <w:p>
-            <w:pPr>
-              <w:rPr>
-                <w:sz w:val="16"/>
-                <w:szCs w:val="16"/>
-              </w:rPr>
-            </w:pPr>
-          </w:p>
-        </w:tc>
-        <w:tc>
-          <w:tcPr>
-            <w:tcW w:w="143" w:type="dxa"/>
+            <w:tcW w:w="121" w:type="dxa"/>
+            <w:tcBorders>
+              <w:top w:val="nil"/>
+              <w:left w:val="single" w:sz="4" w:space="0" w:color="auto"/>
+              <w:bottom w:val="nil"/>
+              <w:right w:val="nil"/>
+            </w:tcBorders>
+            <w:vAlign w:val="bottom"/>
+          </w:tcPr>
+          <w:p>
+            <w:pPr>
+              <w:rPr>
+                <w:sz w:val="16"/>
+                <w:szCs w:val="16"/>
+              </w:rPr>
+            </w:pPr>
+          </w:p>
+        </w:tc>
+        <w:tc>
+          <w:tcPr>
+            <w:tcW w:w="405" w:type="dxa"/>
+            <w:vMerge/>
+            <w:tcBorders>
+              <w:top w:val="nil"/>
+              <w:left w:val="single" w:sz="4" w:space="0" w:color="auto"/>
+              <w:bottom w:val="nil"/>
+              <w:right w:val="nil"/>
+            </w:tcBorders>
+            <w:vAlign w:val="bottom"/>
+          </w:tcPr>
+          <w:p>
+            <w:pPr>
+              <w:rPr>
+                <w:sz w:val="16"/>
+                <w:szCs w:val="16"/>
+              </w:rPr>
+            </w:pPr>
+          </w:p>
+        </w:tc>
+        <w:tc>
+          <w:tcPr>
+            <w:tcW w:w="123" w:type="dxa"/>
             <w:vMerge/>
             <w:tcBorders>
               <w:top w:val="nil"/>
@@ -3969,27 +4102,27 @@
         </w:tc>
         <w:tc>
           <w:tcPr>
-            <w:tcW w:w="142" w:type="dxa"/>
-            <w:tcBorders>
-              <w:top w:val="nil"/>
-              <w:left w:val="single" w:sz="4" w:space="0" w:color="auto"/>
-              <w:bottom w:val="nil"/>
-              <w:right w:val="nil"/>
-            </w:tcBorders>
-            <w:vAlign w:val="bottom"/>
-          </w:tcPr>
-          <w:p>
-            <w:pPr>
-              <w:rPr>
-                <w:sz w:val="16"/>
-                <w:szCs w:val="16"/>
-              </w:rPr>
-            </w:pPr>
-          </w:p>
-        </w:tc>
-        <w:tc>
-          <w:tcPr>
-            <w:tcW w:w="3720" w:type="dxa"/>
+            <w:tcW w:w="121" w:type="dxa"/>
+            <w:tcBorders>
+              <w:top w:val="nil"/>
+              <w:left w:val="single" w:sz="4" w:space="0" w:color="auto"/>
+              <w:bottom w:val="nil"/>
+              <w:right w:val="nil"/>
+            </w:tcBorders>
+            <w:vAlign w:val="bottom"/>
+          </w:tcPr>
+          <w:p>
+            <w:pPr>
+              <w:rPr>
+                <w:sz w:val="16"/>
+                <w:szCs w:val="16"/>
+              </w:rPr>
+            </w:pPr>
+          </w:p>
+        </w:tc>
+        <w:tc>
+          <w:tcPr>
+            <w:tcW w:w="4149" w:type="dxa"/>
             <w:gridSpan w:val="21"/>
             <w:tcBorders>
               <w:top w:val="nil"/>
@@ -4016,7 +4149,7 @@
         </w:trPr>
         <w:tc>
           <w:tcPr>
-            <w:tcW w:w="567" w:type="dxa"/>
+            <w:tcW w:w="547" w:type="dxa"/>
             <w:tcBorders>
               <w:top w:val="single" w:sz="12" w:space="0" w:color="auto"/>
               <w:left w:val="single" w:sz="12" w:space="0" w:color="auto"/>
@@ -4037,7 +4170,7 @@
         </w:tc>
         <w:tc>
           <w:tcPr>
-            <w:tcW w:w="426" w:type="dxa"/>
+            <w:tcW w:w="388" w:type="dxa"/>
             <w:gridSpan w:val="2"/>
             <w:tcBorders>
               <w:top w:val="single" w:sz="12" w:space="0" w:color="auto"/>
@@ -4059,7 +4192,7 @@
         </w:tc>
         <w:tc>
           <w:tcPr>
-            <w:tcW w:w="850" w:type="dxa"/>
+            <w:tcW w:w="788" w:type="dxa"/>
             <w:gridSpan w:val="3"/>
             <w:tcBorders>
               <w:top w:val="single" w:sz="12" w:space="0" w:color="auto"/>
@@ -4081,7 +4214,7 @@
         </w:tc>
         <w:tc>
           <w:tcPr>
-            <w:tcW w:w="851" w:type="dxa"/>
+            <w:tcW w:w="810" w:type="dxa"/>
             <w:gridSpan w:val="2"/>
             <w:tcBorders>
               <w:top w:val="single" w:sz="12" w:space="0" w:color="auto"/>
@@ -4103,7 +4236,7 @@
         </w:tc>
         <w:tc>
           <w:tcPr>
-            <w:tcW w:w="1134" w:type="dxa"/>
+            <w:tcW w:w="1094" w:type="dxa"/>
             <w:gridSpan w:val="2"/>
             <w:tcBorders>
               <w:top w:val="single" w:sz="12" w:space="0" w:color="auto"/>
@@ -4125,7 +4258,7 @@
         </w:tc>
         <w:tc>
           <w:tcPr>
-            <w:tcW w:w="850" w:type="dxa"/>
+            <w:tcW w:w="810" w:type="dxa"/>
             <w:gridSpan w:val="2"/>
             <w:tcBorders>
               <w:top w:val="single" w:sz="12" w:space="0" w:color="auto"/>
@@ -4147,7 +4280,7 @@
         </w:tc>
         <w:tc>
           <w:tcPr>
-            <w:tcW w:w="1027" w:type="dxa"/>
+            <w:tcW w:w="950" w:type="dxa"/>
             <w:gridSpan w:val="4"/>
             <w:tcBorders>
               <w:top w:val="single" w:sz="12" w:space="0" w:color="auto"/>
@@ -4169,7 +4302,7 @@
         </w:tc>
         <w:tc>
           <w:tcPr>
-            <w:tcW w:w="567" w:type="dxa"/>
+            <w:tcW w:w="546" w:type="dxa"/>
             <w:tcBorders>
               <w:top w:val="single" w:sz="12" w:space="0" w:color="auto"/>
               <w:left w:val="single" w:sz="4" w:space="0" w:color="auto"/>
@@ -4190,48 +4323,48 @@
         </w:tc>
         <w:tc>
           <w:tcPr>
-            <w:tcW w:w="142" w:type="dxa"/>
-            <w:tcBorders>
-              <w:top w:val="nil"/>
-              <w:left w:val="nil"/>
-              <w:bottom w:val="nil"/>
-              <w:right w:val="nil"/>
-            </w:tcBorders>
-            <w:vAlign w:val="bottom"/>
-          </w:tcPr>
-          <w:p>
-            <w:pPr>
-              <w:rPr>
-                <w:sz w:val="16"/>
-                <w:szCs w:val="16"/>
-              </w:rPr>
-            </w:pPr>
-          </w:p>
-        </w:tc>
-        <w:tc>
-          <w:tcPr>
-            <w:tcW w:w="425" w:type="dxa"/>
-            <w:vMerge/>
-            <w:tcBorders>
-              <w:top w:val="nil"/>
-              <w:left w:val="single" w:sz="4" w:space="0" w:color="auto"/>
-              <w:bottom w:val="nil"/>
-              <w:right w:val="nil"/>
-            </w:tcBorders>
-            <w:vAlign w:val="bottom"/>
-          </w:tcPr>
-          <w:p>
-            <w:pPr>
-              <w:rPr>
-                <w:sz w:val="16"/>
-                <w:szCs w:val="16"/>
-              </w:rPr>
-            </w:pPr>
-          </w:p>
-        </w:tc>
-        <w:tc>
-          <w:tcPr>
-            <w:tcW w:w="143" w:type="dxa"/>
+            <w:tcW w:w="121" w:type="dxa"/>
+            <w:tcBorders>
+              <w:top w:val="nil"/>
+              <w:left w:val="nil"/>
+              <w:bottom w:val="nil"/>
+              <w:right w:val="nil"/>
+            </w:tcBorders>
+            <w:vAlign w:val="bottom"/>
+          </w:tcPr>
+          <w:p>
+            <w:pPr>
+              <w:rPr>
+                <w:sz w:val="16"/>
+                <w:szCs w:val="16"/>
+              </w:rPr>
+            </w:pPr>
+          </w:p>
+        </w:tc>
+        <w:tc>
+          <w:tcPr>
+            <w:tcW w:w="405" w:type="dxa"/>
+            <w:vMerge/>
+            <w:tcBorders>
+              <w:top w:val="nil"/>
+              <w:left w:val="single" w:sz="4" w:space="0" w:color="auto"/>
+              <w:bottom w:val="nil"/>
+              <w:right w:val="nil"/>
+            </w:tcBorders>
+            <w:vAlign w:val="bottom"/>
+          </w:tcPr>
+          <w:p>
+            <w:pPr>
+              <w:rPr>
+                <w:sz w:val="16"/>
+                <w:szCs w:val="16"/>
+              </w:rPr>
+            </w:pPr>
+          </w:p>
+        </w:tc>
+        <w:tc>
+          <w:tcPr>
+            <w:tcW w:w="123" w:type="dxa"/>
             <w:vMerge/>
             <w:tcBorders>
               <w:top w:val="nil"/>
@@ -4252,27 +4385,27 @@
         </w:tc>
         <w:tc>
           <w:tcPr>
-            <w:tcW w:w="142" w:type="dxa"/>
-            <w:tcBorders>
-              <w:top w:val="nil"/>
-              <w:left w:val="single" w:sz="4" w:space="0" w:color="auto"/>
-              <w:bottom w:val="nil"/>
-              <w:right w:val="nil"/>
-            </w:tcBorders>
-            <w:vAlign w:val="bottom"/>
-          </w:tcPr>
-          <w:p>
-            <w:pPr>
-              <w:rPr>
-                <w:sz w:val="16"/>
-                <w:szCs w:val="16"/>
-              </w:rPr>
-            </w:pPr>
-          </w:p>
-        </w:tc>
-        <w:tc>
-          <w:tcPr>
-            <w:tcW w:w="531" w:type="dxa"/>
+            <w:tcW w:w="121" w:type="dxa"/>
+            <w:tcBorders>
+              <w:top w:val="nil"/>
+              <w:left w:val="single" w:sz="4" w:space="0" w:color="auto"/>
+              <w:bottom w:val="nil"/>
+              <w:right w:val="nil"/>
+            </w:tcBorders>
+            <w:vAlign w:val="bottom"/>
+          </w:tcPr>
+          <w:p>
+            <w:pPr>
+              <w:rPr>
+                <w:sz w:val="16"/>
+                <w:szCs w:val="16"/>
+              </w:rPr>
+            </w:pPr>
+          </w:p>
+        </w:tc>
+        <w:tc>
+          <w:tcPr>
+            <w:tcW w:w="771" w:type="dxa"/>
             <w:gridSpan w:val="3"/>
             <w:tcBorders>
               <w:top w:val="nil"/>
@@ -4300,7 +4433,7 @@
         </w:tc>
         <w:tc>
           <w:tcPr>
-            <w:tcW w:w="1311" w:type="dxa"/>
+            <w:tcW w:w="1269" w:type="dxa"/>
             <w:gridSpan w:val="8"/>
             <w:tcBorders>
               <w:top w:val="nil"/>
@@ -4319,17 +4452,39 @@
                 <w:lang w:val="en-GB"/>
               </w:rPr>
             </w:pPr>
+            <w:proofErr w:type="gramStart"/>
             <w:r>
               <w:rPr>
                 <w:lang w:val="en-GB"/>
               </w:rPr>
-              <w:t>{{ total_sum }}</w:t>
+              <w:t xml:space="preserve">{{ </w:t>
             </w:r>
-          </w:p>
-        </w:tc>
-        <w:tc>
-          <w:tcPr>
-            <w:tcW w:w="445" w:type="dxa"/>
+            <w:proofErr w:type="spellStart"/>
+            <w:r>
+              <w:rPr>
+                <w:lang w:val="en-GB"/>
+              </w:rPr>
+              <w:t>total</w:t>
+            </w:r>
+            <w:proofErr w:type="gramEnd"/>
+            <w:r>
+              <w:rPr>
+                <w:lang w:val="en-GB"/>
+              </w:rPr>
+              <w:t>_sum</w:t>
+            </w:r>
+            <w:proofErr w:type="spellEnd"/>
+            <w:r>
+              <w:rPr>
+                <w:lang w:val="en-GB"/>
+              </w:rPr>
+              <w:t xml:space="preserve"> }}</w:t>
+            </w:r>
+          </w:p>
+        </w:tc>
+        <w:tc>
+          <w:tcPr>
+            <w:tcW w:w="459" w:type="dxa"/>
             <w:gridSpan w:val="3"/>
             <w:tcBorders>
               <w:top w:val="nil"/>
@@ -4358,7 +4513,7 @@
         </w:tc>
         <w:tc>
           <w:tcPr>
-            <w:tcW w:w="566" w:type="dxa"/>
+            <w:tcW w:w="775" w:type="dxa"/>
             <w:gridSpan w:val="5"/>
             <w:tcBorders>
               <w:top w:val="nil"/>
@@ -4387,7 +4542,7 @@
         </w:tc>
         <w:tc>
           <w:tcPr>
-            <w:tcW w:w="867" w:type="dxa"/>
+            <w:tcW w:w="875" w:type="dxa"/>
             <w:gridSpan w:val="2"/>
             <w:tcBorders>
               <w:top w:val="nil"/>
@@ -4421,7 +4576,7 @@
         </w:trPr>
         <w:tc>
           <w:tcPr>
-            <w:tcW w:w="6272" w:type="dxa"/>
+            <w:tcW w:w="5933" w:type="dxa"/>
             <w:gridSpan w:val="17"/>
             <w:tcBorders>
               <w:top w:val="nil"/>
@@ -4442,7 +4597,7 @@
         </w:tc>
         <w:tc>
           <w:tcPr>
-            <w:tcW w:w="142" w:type="dxa"/>
+            <w:tcW w:w="121" w:type="dxa"/>
             <w:tcBorders>
               <w:top w:val="nil"/>
               <w:left w:val="nil"/>
@@ -4462,7 +4617,7 @@
         </w:tc>
         <w:tc>
           <w:tcPr>
-            <w:tcW w:w="425" w:type="dxa"/>
+            <w:tcW w:w="405" w:type="dxa"/>
             <w:vMerge/>
             <w:tcBorders>
               <w:top w:val="nil"/>
@@ -4483,7 +4638,7 @@
         </w:tc>
         <w:tc>
           <w:tcPr>
-            <w:tcW w:w="143" w:type="dxa"/>
+            <w:tcW w:w="123" w:type="dxa"/>
             <w:vMerge/>
             <w:tcBorders>
               <w:top w:val="nil"/>
@@ -4504,7 +4659,7 @@
         </w:tc>
         <w:tc>
           <w:tcPr>
-            <w:tcW w:w="142" w:type="dxa"/>
+            <w:tcW w:w="121" w:type="dxa"/>
             <w:tcBorders>
               <w:top w:val="nil"/>
               <w:left w:val="single" w:sz="4" w:space="0" w:color="auto"/>
@@ -4524,7 +4679,7 @@
         </w:tc>
         <w:tc>
           <w:tcPr>
-            <w:tcW w:w="531" w:type="dxa"/>
+            <w:tcW w:w="771" w:type="dxa"/>
             <w:gridSpan w:val="3"/>
             <w:tcBorders>
               <w:top w:val="nil"/>
@@ -4545,7 +4700,7 @@
         </w:tc>
         <w:tc>
           <w:tcPr>
-            <w:tcW w:w="1311" w:type="dxa"/>
+            <w:tcW w:w="1269" w:type="dxa"/>
             <w:gridSpan w:val="8"/>
             <w:tcBorders>
               <w:top w:val="nil"/>
@@ -4574,7 +4729,7 @@
         </w:tc>
         <w:tc>
           <w:tcPr>
-            <w:tcW w:w="1878" w:type="dxa"/>
+            <w:tcW w:w="2109" w:type="dxa"/>
             <w:gridSpan w:val="10"/>
             <w:tcBorders>
               <w:top w:val="nil"/>
@@ -4600,7 +4755,7 @@
         </w:trPr>
         <w:tc>
           <w:tcPr>
-            <w:tcW w:w="993" w:type="dxa"/>
+            <w:tcW w:w="935" w:type="dxa"/>
             <w:gridSpan w:val="3"/>
             <w:tcBorders>
               <w:top w:val="nil"/>
@@ -4621,7 +4776,7 @@
         </w:tc>
         <w:tc>
           <w:tcPr>
-            <w:tcW w:w="5279" w:type="dxa"/>
+            <w:tcW w:w="4998" w:type="dxa"/>
             <w:gridSpan w:val="14"/>
             <w:tcBorders>
               <w:top w:val="nil"/>
@@ -4643,48 +4798,48 @@
         </w:tc>
         <w:tc>
           <w:tcPr>
-            <w:tcW w:w="142" w:type="dxa"/>
-            <w:tcBorders>
-              <w:top w:val="nil"/>
-              <w:left w:val="nil"/>
-              <w:bottom w:val="nil"/>
-              <w:right w:val="nil"/>
-            </w:tcBorders>
-            <w:vAlign w:val="bottom"/>
-          </w:tcPr>
-          <w:p>
-            <w:pPr>
-              <w:rPr>
-                <w:sz w:val="16"/>
-                <w:szCs w:val="16"/>
-              </w:rPr>
-            </w:pPr>
-          </w:p>
-        </w:tc>
-        <w:tc>
-          <w:tcPr>
-            <w:tcW w:w="425" w:type="dxa"/>
-            <w:vMerge/>
-            <w:tcBorders>
-              <w:top w:val="nil"/>
-              <w:left w:val="single" w:sz="4" w:space="0" w:color="auto"/>
-              <w:bottom w:val="nil"/>
-              <w:right w:val="nil"/>
-            </w:tcBorders>
-            <w:vAlign w:val="bottom"/>
-          </w:tcPr>
-          <w:p>
-            <w:pPr>
-              <w:rPr>
-                <w:sz w:val="16"/>
-                <w:szCs w:val="16"/>
-              </w:rPr>
-            </w:pPr>
-          </w:p>
-        </w:tc>
-        <w:tc>
-          <w:tcPr>
-            <w:tcW w:w="143" w:type="dxa"/>
+            <w:tcW w:w="121" w:type="dxa"/>
+            <w:tcBorders>
+              <w:top w:val="nil"/>
+              <w:left w:val="nil"/>
+              <w:bottom w:val="nil"/>
+              <w:right w:val="nil"/>
+            </w:tcBorders>
+            <w:vAlign w:val="bottom"/>
+          </w:tcPr>
+          <w:p>
+            <w:pPr>
+              <w:rPr>
+                <w:sz w:val="16"/>
+                <w:szCs w:val="16"/>
+              </w:rPr>
+            </w:pPr>
+          </w:p>
+        </w:tc>
+        <w:tc>
+          <w:tcPr>
+            <w:tcW w:w="405" w:type="dxa"/>
+            <w:vMerge/>
+            <w:tcBorders>
+              <w:top w:val="nil"/>
+              <w:left w:val="single" w:sz="4" w:space="0" w:color="auto"/>
+              <w:bottom w:val="nil"/>
+              <w:right w:val="nil"/>
+            </w:tcBorders>
+            <w:vAlign w:val="bottom"/>
+          </w:tcPr>
+          <w:p>
+            <w:pPr>
+              <w:rPr>
+                <w:sz w:val="16"/>
+                <w:szCs w:val="16"/>
+              </w:rPr>
+            </w:pPr>
+          </w:p>
+        </w:tc>
+        <w:tc>
+          <w:tcPr>
+            <w:tcW w:w="123" w:type="dxa"/>
             <w:vMerge/>
             <w:tcBorders>
               <w:top w:val="nil"/>
@@ -4705,27 +4860,27 @@
         </w:tc>
         <w:tc>
           <w:tcPr>
-            <w:tcW w:w="142" w:type="dxa"/>
-            <w:tcBorders>
-              <w:top w:val="nil"/>
-              <w:left w:val="single" w:sz="4" w:space="0" w:color="auto"/>
-              <w:bottom w:val="nil"/>
-              <w:right w:val="nil"/>
-            </w:tcBorders>
-            <w:vAlign w:val="bottom"/>
-          </w:tcPr>
-          <w:p>
-            <w:pPr>
-              <w:rPr>
-                <w:sz w:val="16"/>
-                <w:szCs w:val="16"/>
-              </w:rPr>
-            </w:pPr>
-          </w:p>
-        </w:tc>
-        <w:tc>
-          <w:tcPr>
-            <w:tcW w:w="3720" w:type="dxa"/>
+            <w:tcW w:w="121" w:type="dxa"/>
+            <w:tcBorders>
+              <w:top w:val="nil"/>
+              <w:left w:val="single" w:sz="4" w:space="0" w:color="auto"/>
+              <w:bottom w:val="nil"/>
+              <w:right w:val="nil"/>
+            </w:tcBorders>
+            <w:vAlign w:val="bottom"/>
+          </w:tcPr>
+          <w:p>
+            <w:pPr>
+              <w:rPr>
+                <w:sz w:val="16"/>
+                <w:szCs w:val="16"/>
+              </w:rPr>
+            </w:pPr>
+          </w:p>
+        </w:tc>
+        <w:tc>
+          <w:tcPr>
+            <w:tcW w:w="4149" w:type="dxa"/>
             <w:gridSpan w:val="21"/>
             <w:tcBorders>
               <w:top w:val="nil"/>
@@ -4744,13 +4899,41 @@
                 <w:lang w:val="en-GB"/>
               </w:rPr>
             </w:pPr>
+            <w:proofErr w:type="gramStart"/>
             <w:r>
               <w:rPr>
                 <w:sz w:val="16"/>
                 <w:szCs w:val="16"/>
                 <w:lang w:val="en-GB"/>
               </w:rPr>
-              <w:t>{{ total_words }}</w:t>
+              <w:t xml:space="preserve">{{ </w:t>
+            </w:r>
+            <w:proofErr w:type="spellStart"/>
+            <w:r>
+              <w:rPr>
+                <w:sz w:val="16"/>
+                <w:szCs w:val="16"/>
+                <w:lang w:val="en-GB"/>
+              </w:rPr>
+              <w:t>total</w:t>
+            </w:r>
+            <w:proofErr w:type="gramEnd"/>
+            <w:r>
+              <w:rPr>
+                <w:sz w:val="16"/>
+                <w:szCs w:val="16"/>
+                <w:lang w:val="en-GB"/>
+              </w:rPr>
+              <w:t>_words</w:t>
+            </w:r>
+            <w:proofErr w:type="spellEnd"/>
+            <w:r>
+              <w:rPr>
+                <w:sz w:val="16"/>
+                <w:szCs w:val="16"/>
+                <w:lang w:val="en-GB"/>
+              </w:rPr>
+              <w:t xml:space="preserve"> }}</w:t>
             </w:r>
           </w:p>
         </w:tc>
@@ -4761,7 +4944,7 @@
         </w:trPr>
         <w:tc>
           <w:tcPr>
-            <w:tcW w:w="6272" w:type="dxa"/>
+            <w:tcW w:w="5933" w:type="dxa"/>
             <w:gridSpan w:val="17"/>
             <w:tcBorders>
               <w:top w:val="nil"/>
@@ -4782,7 +4965,7 @@
         </w:tc>
         <w:tc>
           <w:tcPr>
-            <w:tcW w:w="142" w:type="dxa"/>
+            <w:tcW w:w="121" w:type="dxa"/>
             <w:tcBorders>
               <w:top w:val="nil"/>
               <w:left w:val="nil"/>
@@ -4802,7 +4985,7 @@
         </w:tc>
         <w:tc>
           <w:tcPr>
-            <w:tcW w:w="425" w:type="dxa"/>
+            <w:tcW w:w="405" w:type="dxa"/>
             <w:vMerge/>
             <w:tcBorders>
               <w:top w:val="nil"/>
@@ -4823,7 +5006,7 @@
         </w:tc>
         <w:tc>
           <w:tcPr>
-            <w:tcW w:w="143" w:type="dxa"/>
+            <w:tcW w:w="123" w:type="dxa"/>
             <w:vMerge/>
             <w:tcBorders>
               <w:top w:val="nil"/>
@@ -4844,7 +5027,7 @@
         </w:tc>
         <w:tc>
           <w:tcPr>
-            <w:tcW w:w="142" w:type="dxa"/>
+            <w:tcW w:w="121" w:type="dxa"/>
             <w:tcBorders>
               <w:top w:val="nil"/>
               <w:left w:val="single" w:sz="4" w:space="0" w:color="auto"/>
@@ -4864,7 +5047,7 @@
         </w:tc>
         <w:tc>
           <w:tcPr>
-            <w:tcW w:w="3720" w:type="dxa"/>
+            <w:tcW w:w="4149" w:type="dxa"/>
             <w:gridSpan w:val="21"/>
             <w:tcBorders>
               <w:top w:val="nil"/>
@@ -4898,7 +5081,7 @@
         </w:trPr>
         <w:tc>
           <w:tcPr>
-            <w:tcW w:w="993" w:type="dxa"/>
+            <w:tcW w:w="935" w:type="dxa"/>
             <w:gridSpan w:val="3"/>
             <w:tcBorders>
               <w:top w:val="nil"/>
@@ -4920,7 +5103,7 @@
         </w:tc>
         <w:tc>
           <w:tcPr>
-            <w:tcW w:w="5279" w:type="dxa"/>
+            <w:tcW w:w="4998" w:type="dxa"/>
             <w:gridSpan w:val="14"/>
             <w:tcBorders>
               <w:top w:val="nil"/>
@@ -4941,48 +5124,48 @@
         </w:tc>
         <w:tc>
           <w:tcPr>
-            <w:tcW w:w="142" w:type="dxa"/>
-            <w:tcBorders>
-              <w:top w:val="nil"/>
-              <w:left w:val="nil"/>
-              <w:bottom w:val="nil"/>
-              <w:right w:val="nil"/>
-            </w:tcBorders>
-            <w:vAlign w:val="bottom"/>
-          </w:tcPr>
-          <w:p>
-            <w:pPr>
-              <w:rPr>
-                <w:sz w:val="16"/>
-                <w:szCs w:val="16"/>
-              </w:rPr>
-            </w:pPr>
-          </w:p>
-        </w:tc>
-        <w:tc>
-          <w:tcPr>
-            <w:tcW w:w="425" w:type="dxa"/>
-            <w:vMerge/>
-            <w:tcBorders>
-              <w:top w:val="nil"/>
-              <w:left w:val="single" w:sz="4" w:space="0" w:color="auto"/>
-              <w:bottom w:val="nil"/>
-              <w:right w:val="nil"/>
-            </w:tcBorders>
-            <w:vAlign w:val="bottom"/>
-          </w:tcPr>
-          <w:p>
-            <w:pPr>
-              <w:rPr>
-                <w:sz w:val="16"/>
-                <w:szCs w:val="16"/>
-              </w:rPr>
-            </w:pPr>
-          </w:p>
-        </w:tc>
-        <w:tc>
-          <w:tcPr>
-            <w:tcW w:w="143" w:type="dxa"/>
+            <w:tcW w:w="121" w:type="dxa"/>
+            <w:tcBorders>
+              <w:top w:val="nil"/>
+              <w:left w:val="nil"/>
+              <w:bottom w:val="nil"/>
+              <w:right w:val="nil"/>
+            </w:tcBorders>
+            <w:vAlign w:val="bottom"/>
+          </w:tcPr>
+          <w:p>
+            <w:pPr>
+              <w:rPr>
+                <w:sz w:val="16"/>
+                <w:szCs w:val="16"/>
+              </w:rPr>
+            </w:pPr>
+          </w:p>
+        </w:tc>
+        <w:tc>
+          <w:tcPr>
+            <w:tcW w:w="405" w:type="dxa"/>
+            <w:vMerge/>
+            <w:tcBorders>
+              <w:top w:val="nil"/>
+              <w:left w:val="single" w:sz="4" w:space="0" w:color="auto"/>
+              <w:bottom w:val="nil"/>
+              <w:right w:val="nil"/>
+            </w:tcBorders>
+            <w:vAlign w:val="bottom"/>
+          </w:tcPr>
+          <w:p>
+            <w:pPr>
+              <w:rPr>
+                <w:sz w:val="16"/>
+                <w:szCs w:val="16"/>
+              </w:rPr>
+            </w:pPr>
+          </w:p>
+        </w:tc>
+        <w:tc>
+          <w:tcPr>
+            <w:tcW w:w="123" w:type="dxa"/>
             <w:vMerge/>
             <w:tcBorders>
               <w:top w:val="nil"/>
@@ -5003,27 +5186,27 @@
         </w:tc>
         <w:tc>
           <w:tcPr>
-            <w:tcW w:w="142" w:type="dxa"/>
-            <w:tcBorders>
-              <w:top w:val="nil"/>
-              <w:left w:val="single" w:sz="4" w:space="0" w:color="auto"/>
-              <w:bottom w:val="nil"/>
-              <w:right w:val="nil"/>
-            </w:tcBorders>
-            <w:vAlign w:val="bottom"/>
-          </w:tcPr>
-          <w:p>
-            <w:pPr>
-              <w:rPr>
-                <w:sz w:val="16"/>
-                <w:szCs w:val="16"/>
-              </w:rPr>
-            </w:pPr>
-          </w:p>
-        </w:tc>
-        <w:tc>
-          <w:tcPr>
-            <w:tcW w:w="3720" w:type="dxa"/>
+            <w:tcW w:w="121" w:type="dxa"/>
+            <w:tcBorders>
+              <w:top w:val="nil"/>
+              <w:left w:val="single" w:sz="4" w:space="0" w:color="auto"/>
+              <w:bottom w:val="nil"/>
+              <w:right w:val="nil"/>
+            </w:tcBorders>
+            <w:vAlign w:val="bottom"/>
+          </w:tcPr>
+          <w:p>
+            <w:pPr>
+              <w:rPr>
+                <w:sz w:val="16"/>
+                <w:szCs w:val="16"/>
+              </w:rPr>
+            </w:pPr>
+          </w:p>
+        </w:tc>
+        <w:tc>
+          <w:tcPr>
+            <w:tcW w:w="4149" w:type="dxa"/>
             <w:gridSpan w:val="21"/>
             <w:tcBorders>
               <w:top w:val="nil"/>
@@ -5051,7 +5234,7 @@
         </w:trPr>
         <w:tc>
           <w:tcPr>
-            <w:tcW w:w="6272" w:type="dxa"/>
+            <w:tcW w:w="5933" w:type="dxa"/>
             <w:gridSpan w:val="17"/>
             <w:tcBorders>
               <w:top w:val="nil"/>
@@ -5073,48 +5256,48 @@
         </w:tc>
         <w:tc>
           <w:tcPr>
-            <w:tcW w:w="142" w:type="dxa"/>
-            <w:tcBorders>
-              <w:top w:val="nil"/>
-              <w:left w:val="nil"/>
-              <w:bottom w:val="nil"/>
-              <w:right w:val="nil"/>
-            </w:tcBorders>
-            <w:vAlign w:val="bottom"/>
-          </w:tcPr>
-          <w:p>
-            <w:pPr>
-              <w:rPr>
-                <w:sz w:val="16"/>
-                <w:szCs w:val="16"/>
-              </w:rPr>
-            </w:pPr>
-          </w:p>
-        </w:tc>
-        <w:tc>
-          <w:tcPr>
-            <w:tcW w:w="425" w:type="dxa"/>
-            <w:vMerge/>
-            <w:tcBorders>
-              <w:top w:val="nil"/>
-              <w:left w:val="single" w:sz="4" w:space="0" w:color="auto"/>
-              <w:bottom w:val="nil"/>
-              <w:right w:val="nil"/>
-            </w:tcBorders>
-            <w:vAlign w:val="bottom"/>
-          </w:tcPr>
-          <w:p>
-            <w:pPr>
-              <w:rPr>
-                <w:sz w:val="16"/>
-                <w:szCs w:val="16"/>
-              </w:rPr>
-            </w:pPr>
-          </w:p>
-        </w:tc>
-        <w:tc>
-          <w:tcPr>
-            <w:tcW w:w="143" w:type="dxa"/>
+            <w:tcW w:w="121" w:type="dxa"/>
+            <w:tcBorders>
+              <w:top w:val="nil"/>
+              <w:left w:val="nil"/>
+              <w:bottom w:val="nil"/>
+              <w:right w:val="nil"/>
+            </w:tcBorders>
+            <w:vAlign w:val="bottom"/>
+          </w:tcPr>
+          <w:p>
+            <w:pPr>
+              <w:rPr>
+                <w:sz w:val="16"/>
+                <w:szCs w:val="16"/>
+              </w:rPr>
+            </w:pPr>
+          </w:p>
+        </w:tc>
+        <w:tc>
+          <w:tcPr>
+            <w:tcW w:w="405" w:type="dxa"/>
+            <w:vMerge/>
+            <w:tcBorders>
+              <w:top w:val="nil"/>
+              <w:left w:val="single" w:sz="4" w:space="0" w:color="auto"/>
+              <w:bottom w:val="nil"/>
+              <w:right w:val="nil"/>
+            </w:tcBorders>
+            <w:vAlign w:val="bottom"/>
+          </w:tcPr>
+          <w:p>
+            <w:pPr>
+              <w:rPr>
+                <w:sz w:val="16"/>
+                <w:szCs w:val="16"/>
+              </w:rPr>
+            </w:pPr>
+          </w:p>
+        </w:tc>
+        <w:tc>
+          <w:tcPr>
+            <w:tcW w:w="123" w:type="dxa"/>
             <w:vMerge/>
             <w:tcBorders>
               <w:top w:val="nil"/>
@@ -5135,27 +5318,27 @@
         </w:tc>
         <w:tc>
           <w:tcPr>
-            <w:tcW w:w="142" w:type="dxa"/>
-            <w:tcBorders>
-              <w:top w:val="nil"/>
-              <w:left w:val="single" w:sz="4" w:space="0" w:color="auto"/>
-              <w:bottom w:val="nil"/>
-              <w:right w:val="nil"/>
-            </w:tcBorders>
-            <w:vAlign w:val="bottom"/>
-          </w:tcPr>
-          <w:p>
-            <w:pPr>
-              <w:rPr>
-                <w:sz w:val="16"/>
-                <w:szCs w:val="16"/>
-              </w:rPr>
-            </w:pPr>
-          </w:p>
-        </w:tc>
-        <w:tc>
-          <w:tcPr>
-            <w:tcW w:w="1701" w:type="dxa"/>
+            <w:tcW w:w="121" w:type="dxa"/>
+            <w:tcBorders>
+              <w:top w:val="nil"/>
+              <w:left w:val="single" w:sz="4" w:space="0" w:color="auto"/>
+              <w:bottom w:val="nil"/>
+              <w:right w:val="nil"/>
+            </w:tcBorders>
+            <w:vAlign w:val="bottom"/>
+          </w:tcPr>
+          <w:p>
+            <w:pPr>
+              <w:rPr>
+                <w:sz w:val="16"/>
+                <w:szCs w:val="16"/>
+              </w:rPr>
+            </w:pPr>
+          </w:p>
+        </w:tc>
+        <w:tc>
+          <w:tcPr>
+            <w:tcW w:w="1919" w:type="dxa"/>
             <w:gridSpan w:val="10"/>
             <w:tcBorders>
               <w:top w:val="nil"/>
@@ -5177,7 +5360,7 @@
         </w:tc>
         <w:tc>
           <w:tcPr>
-            <w:tcW w:w="425" w:type="dxa"/>
+            <w:tcW w:w="387" w:type="dxa"/>
             <w:gridSpan w:val="2"/>
             <w:tcBorders>
               <w:top w:val="nil"/>
@@ -5206,7 +5389,7 @@
         </w:tc>
         <w:tc>
           <w:tcPr>
-            <w:tcW w:w="567" w:type="dxa"/>
+            <w:tcW w:w="754" w:type="dxa"/>
             <w:gridSpan w:val="6"/>
             <w:tcBorders>
               <w:top w:val="nil"/>
@@ -5235,7 +5418,7 @@
         </w:tc>
         <w:tc>
           <w:tcPr>
-            <w:tcW w:w="1027" w:type="dxa"/>
+            <w:tcW w:w="1089" w:type="dxa"/>
             <w:gridSpan w:val="3"/>
             <w:tcBorders>
               <w:top w:val="nil"/>
@@ -5269,7 +5452,7 @@
         </w:trPr>
         <w:tc>
           <w:tcPr>
-            <w:tcW w:w="709" w:type="dxa"/>
+            <w:tcW w:w="669" w:type="dxa"/>
             <w:gridSpan w:val="2"/>
             <w:tcBorders>
               <w:top w:val="nil"/>
@@ -5290,7 +5473,7 @@
         </w:tc>
         <w:tc>
           <w:tcPr>
-            <w:tcW w:w="5563" w:type="dxa"/>
+            <w:tcW w:w="5264" w:type="dxa"/>
             <w:gridSpan w:val="15"/>
             <w:tcBorders>
               <w:top w:val="nil"/>
@@ -5311,48 +5494,48 @@
         </w:tc>
         <w:tc>
           <w:tcPr>
-            <w:tcW w:w="142" w:type="dxa"/>
-            <w:tcBorders>
-              <w:top w:val="nil"/>
-              <w:left w:val="nil"/>
-              <w:bottom w:val="nil"/>
-              <w:right w:val="nil"/>
-            </w:tcBorders>
-            <w:vAlign w:val="bottom"/>
-          </w:tcPr>
-          <w:p>
-            <w:pPr>
-              <w:rPr>
-                <w:sz w:val="16"/>
-                <w:szCs w:val="16"/>
-              </w:rPr>
-            </w:pPr>
-          </w:p>
-        </w:tc>
-        <w:tc>
-          <w:tcPr>
-            <w:tcW w:w="425" w:type="dxa"/>
-            <w:vMerge/>
-            <w:tcBorders>
-              <w:top w:val="nil"/>
-              <w:left w:val="single" w:sz="4" w:space="0" w:color="auto"/>
-              <w:bottom w:val="nil"/>
-              <w:right w:val="nil"/>
-            </w:tcBorders>
-            <w:vAlign w:val="bottom"/>
-          </w:tcPr>
-          <w:p>
-            <w:pPr>
-              <w:rPr>
-                <w:sz w:val="16"/>
-                <w:szCs w:val="16"/>
-              </w:rPr>
-            </w:pPr>
-          </w:p>
-        </w:tc>
-        <w:tc>
-          <w:tcPr>
-            <w:tcW w:w="143" w:type="dxa"/>
+            <w:tcW w:w="121" w:type="dxa"/>
+            <w:tcBorders>
+              <w:top w:val="nil"/>
+              <w:left w:val="nil"/>
+              <w:bottom w:val="nil"/>
+              <w:right w:val="nil"/>
+            </w:tcBorders>
+            <w:vAlign w:val="bottom"/>
+          </w:tcPr>
+          <w:p>
+            <w:pPr>
+              <w:rPr>
+                <w:sz w:val="16"/>
+                <w:szCs w:val="16"/>
+              </w:rPr>
+            </w:pPr>
+          </w:p>
+        </w:tc>
+        <w:tc>
+          <w:tcPr>
+            <w:tcW w:w="405" w:type="dxa"/>
+            <w:vMerge/>
+            <w:tcBorders>
+              <w:top w:val="nil"/>
+              <w:left w:val="single" w:sz="4" w:space="0" w:color="auto"/>
+              <w:bottom w:val="nil"/>
+              <w:right w:val="nil"/>
+            </w:tcBorders>
+            <w:vAlign w:val="bottom"/>
+          </w:tcPr>
+          <w:p>
+            <w:pPr>
+              <w:rPr>
+                <w:sz w:val="16"/>
+                <w:szCs w:val="16"/>
+              </w:rPr>
+            </w:pPr>
+          </w:p>
+        </w:tc>
+        <w:tc>
+          <w:tcPr>
+            <w:tcW w:w="123" w:type="dxa"/>
             <w:vMerge/>
             <w:tcBorders>
               <w:top w:val="nil"/>
@@ -5373,27 +5556,27 @@
         </w:tc>
         <w:tc>
           <w:tcPr>
-            <w:tcW w:w="142" w:type="dxa"/>
-            <w:tcBorders>
-              <w:top w:val="nil"/>
-              <w:left w:val="single" w:sz="4" w:space="0" w:color="auto"/>
-              <w:bottom w:val="nil"/>
-              <w:right w:val="nil"/>
-            </w:tcBorders>
-            <w:vAlign w:val="bottom"/>
-          </w:tcPr>
-          <w:p>
-            <w:pPr>
-              <w:rPr>
-                <w:sz w:val="16"/>
-                <w:szCs w:val="16"/>
-              </w:rPr>
-            </w:pPr>
-          </w:p>
-        </w:tc>
-        <w:tc>
-          <w:tcPr>
-            <w:tcW w:w="992" w:type="dxa"/>
+            <w:tcW w:w="121" w:type="dxa"/>
+            <w:tcBorders>
+              <w:top w:val="nil"/>
+              <w:left w:val="single" w:sz="4" w:space="0" w:color="auto"/>
+              <w:bottom w:val="nil"/>
+              <w:right w:val="nil"/>
+            </w:tcBorders>
+            <w:vAlign w:val="bottom"/>
+          </w:tcPr>
+          <w:p>
+            <w:pPr>
+              <w:rPr>
+                <w:sz w:val="16"/>
+                <w:szCs w:val="16"/>
+              </w:rPr>
+            </w:pPr>
+          </w:p>
+        </w:tc>
+        <w:tc>
+          <w:tcPr>
+            <w:tcW w:w="1276" w:type="dxa"/>
             <w:gridSpan w:val="6"/>
             <w:tcBorders>
               <w:top w:val="nil"/>
@@ -5421,7 +5604,7 @@
         </w:tc>
         <w:tc>
           <w:tcPr>
-            <w:tcW w:w="2728" w:type="dxa"/>
+            <w:tcW w:w="2873" w:type="dxa"/>
             <w:gridSpan w:val="15"/>
             <w:tcBorders>
               <w:top w:val="nil"/>
@@ -5449,7 +5632,7 @@
         </w:trPr>
         <w:tc>
           <w:tcPr>
-            <w:tcW w:w="709" w:type="dxa"/>
+            <w:tcW w:w="669" w:type="dxa"/>
             <w:gridSpan w:val="2"/>
             <w:tcBorders>
               <w:top w:val="nil"/>
@@ -5470,7 +5653,7 @@
         </w:tc>
         <w:tc>
           <w:tcPr>
-            <w:tcW w:w="5563" w:type="dxa"/>
+            <w:tcW w:w="5264" w:type="dxa"/>
             <w:gridSpan w:val="15"/>
             <w:tcBorders>
               <w:top w:val="nil"/>
@@ -5492,7 +5675,7 @@
         </w:tc>
         <w:tc>
           <w:tcPr>
-            <w:tcW w:w="142" w:type="dxa"/>
+            <w:tcW w:w="121" w:type="dxa"/>
             <w:tcBorders>
               <w:top w:val="nil"/>
               <w:left w:val="nil"/>
@@ -5512,7 +5695,7 @@
         </w:tc>
         <w:tc>
           <w:tcPr>
-            <w:tcW w:w="425" w:type="dxa"/>
+            <w:tcW w:w="405" w:type="dxa"/>
             <w:vMerge/>
             <w:tcBorders>
               <w:top w:val="nil"/>
@@ -5533,7 +5716,7 @@
         </w:tc>
         <w:tc>
           <w:tcPr>
-            <w:tcW w:w="143" w:type="dxa"/>
+            <w:tcW w:w="123" w:type="dxa"/>
             <w:vMerge/>
             <w:tcBorders>
               <w:top w:val="nil"/>
@@ -5554,7 +5737,7 @@
         </w:tc>
         <w:tc>
           <w:tcPr>
-            <w:tcW w:w="142" w:type="dxa"/>
+            <w:tcW w:w="121" w:type="dxa"/>
             <w:tcBorders>
               <w:top w:val="nil"/>
               <w:left w:val="single" w:sz="4" w:space="0" w:color="auto"/>
@@ -5574,7 +5757,7 @@
         </w:tc>
         <w:tc>
           <w:tcPr>
-            <w:tcW w:w="3720" w:type="dxa"/>
+            <w:tcW w:w="4149" w:type="dxa"/>
             <w:gridSpan w:val="21"/>
             <w:tcBorders>
               <w:top w:val="nil"/>
@@ -5600,7 +5783,7 @@
         </w:trPr>
         <w:tc>
           <w:tcPr>
-            <w:tcW w:w="4678" w:type="dxa"/>
+            <w:tcW w:w="4437" w:type="dxa"/>
             <w:gridSpan w:val="12"/>
             <w:tcBorders>
               <w:top w:val="nil"/>
@@ -5623,7 +5806,7 @@
         </w:tc>
         <w:tc>
           <w:tcPr>
-            <w:tcW w:w="425" w:type="dxa"/>
+            <w:tcW w:w="367" w:type="dxa"/>
             <w:gridSpan w:val="3"/>
             <w:tcBorders>
               <w:top w:val="nil"/>
@@ -5645,7 +5828,7 @@
         </w:tc>
         <w:tc>
           <w:tcPr>
-            <w:tcW w:w="602" w:type="dxa"/>
+            <w:tcW w:w="583" w:type="dxa"/>
             <w:tcBorders>
               <w:top w:val="nil"/>
               <w:left w:val="nil"/>
@@ -5666,7 +5849,7 @@
         </w:tc>
         <w:tc>
           <w:tcPr>
-            <w:tcW w:w="567" w:type="dxa"/>
+            <w:tcW w:w="546" w:type="dxa"/>
             <w:tcBorders>
               <w:top w:val="nil"/>
               <w:left w:val="nil"/>
@@ -5687,48 +5870,48 @@
         </w:tc>
         <w:tc>
           <w:tcPr>
-            <w:tcW w:w="142" w:type="dxa"/>
-            <w:tcBorders>
-              <w:top w:val="nil"/>
-              <w:left w:val="nil"/>
-              <w:bottom w:val="nil"/>
-              <w:right w:val="nil"/>
-            </w:tcBorders>
-            <w:vAlign w:val="bottom"/>
-          </w:tcPr>
-          <w:p>
-            <w:pPr>
-              <w:rPr>
-                <w:sz w:val="16"/>
-                <w:szCs w:val="16"/>
-              </w:rPr>
-            </w:pPr>
-          </w:p>
-        </w:tc>
-        <w:tc>
-          <w:tcPr>
-            <w:tcW w:w="425" w:type="dxa"/>
-            <w:vMerge/>
-            <w:tcBorders>
-              <w:top w:val="nil"/>
-              <w:left w:val="single" w:sz="4" w:space="0" w:color="auto"/>
-              <w:bottom w:val="nil"/>
-              <w:right w:val="nil"/>
-            </w:tcBorders>
-            <w:vAlign w:val="bottom"/>
-          </w:tcPr>
-          <w:p>
-            <w:pPr>
-              <w:rPr>
-                <w:sz w:val="16"/>
-                <w:szCs w:val="16"/>
-              </w:rPr>
-            </w:pPr>
-          </w:p>
-        </w:tc>
-        <w:tc>
-          <w:tcPr>
-            <w:tcW w:w="143" w:type="dxa"/>
+            <w:tcW w:w="121" w:type="dxa"/>
+            <w:tcBorders>
+              <w:top w:val="nil"/>
+              <w:left w:val="nil"/>
+              <w:bottom w:val="nil"/>
+              <w:right w:val="nil"/>
+            </w:tcBorders>
+            <w:vAlign w:val="bottom"/>
+          </w:tcPr>
+          <w:p>
+            <w:pPr>
+              <w:rPr>
+                <w:sz w:val="16"/>
+                <w:szCs w:val="16"/>
+              </w:rPr>
+            </w:pPr>
+          </w:p>
+        </w:tc>
+        <w:tc>
+          <w:tcPr>
+            <w:tcW w:w="405" w:type="dxa"/>
+            <w:vMerge/>
+            <w:tcBorders>
+              <w:top w:val="nil"/>
+              <w:left w:val="single" w:sz="4" w:space="0" w:color="auto"/>
+              <w:bottom w:val="nil"/>
+              <w:right w:val="nil"/>
+            </w:tcBorders>
+            <w:vAlign w:val="bottom"/>
+          </w:tcPr>
+          <w:p>
+            <w:pPr>
+              <w:rPr>
+                <w:sz w:val="16"/>
+                <w:szCs w:val="16"/>
+              </w:rPr>
+            </w:pPr>
+          </w:p>
+        </w:tc>
+        <w:tc>
+          <w:tcPr>
+            <w:tcW w:w="123" w:type="dxa"/>
             <w:vMerge/>
             <w:tcBorders>
               <w:top w:val="nil"/>
@@ -5749,27 +5932,27 @@
         </w:tc>
         <w:tc>
           <w:tcPr>
-            <w:tcW w:w="142" w:type="dxa"/>
-            <w:tcBorders>
-              <w:top w:val="nil"/>
-              <w:left w:val="single" w:sz="4" w:space="0" w:color="auto"/>
-              <w:bottom w:val="nil"/>
-              <w:right w:val="nil"/>
-            </w:tcBorders>
-            <w:vAlign w:val="bottom"/>
-          </w:tcPr>
-          <w:p>
-            <w:pPr>
-              <w:rPr>
-                <w:sz w:val="16"/>
-                <w:szCs w:val="16"/>
-              </w:rPr>
-            </w:pPr>
-          </w:p>
-        </w:tc>
-        <w:tc>
-          <w:tcPr>
-            <w:tcW w:w="141" w:type="dxa"/>
+            <w:tcW w:w="121" w:type="dxa"/>
+            <w:tcBorders>
+              <w:top w:val="nil"/>
+              <w:left w:val="single" w:sz="4" w:space="0" w:color="auto"/>
+              <w:bottom w:val="nil"/>
+              <w:right w:val="nil"/>
+            </w:tcBorders>
+            <w:vAlign w:val="bottom"/>
+          </w:tcPr>
+          <w:p>
+            <w:pPr>
+              <w:rPr>
+                <w:sz w:val="16"/>
+                <w:szCs w:val="16"/>
+              </w:rPr>
+            </w:pPr>
+          </w:p>
+        </w:tc>
+        <w:tc>
+          <w:tcPr>
+            <w:tcW w:w="136" w:type="dxa"/>
             <w:tcBorders>
               <w:top w:val="nil"/>
               <w:left w:val="nil"/>
@@ -5796,7 +5979,7 @@
         </w:tc>
         <w:tc>
           <w:tcPr>
-            <w:tcW w:w="390" w:type="dxa"/>
+            <w:tcW w:w="635" w:type="dxa"/>
             <w:gridSpan w:val="2"/>
             <w:tcBorders>
               <w:top w:val="nil"/>
@@ -5815,19 +5998,47 @@
                 <w:lang w:val="en-GB"/>
               </w:rPr>
             </w:pPr>
+            <w:proofErr w:type="gramStart"/>
             <w:r>
               <w:rPr>
                 <w:sz w:val="16"/>
                 <w:szCs w:val="16"/>
                 <w:lang w:val="en-GB"/>
               </w:rPr>
-              <w:t>{{ date_day }}</w:t>
+              <w:t xml:space="preserve">{{ </w:t>
             </w:r>
-          </w:p>
-        </w:tc>
-        <w:tc>
-          <w:tcPr>
-            <w:tcW w:w="319" w:type="dxa"/>
+            <w:proofErr w:type="spellStart"/>
+            <w:r>
+              <w:rPr>
+                <w:sz w:val="16"/>
+                <w:szCs w:val="16"/>
+                <w:lang w:val="en-GB"/>
+              </w:rPr>
+              <w:t>date</w:t>
+            </w:r>
+            <w:proofErr w:type="gramEnd"/>
+            <w:r>
+              <w:rPr>
+                <w:sz w:val="16"/>
+                <w:szCs w:val="16"/>
+                <w:lang w:val="en-GB"/>
+              </w:rPr>
+              <w:t>_day</w:t>
+            </w:r>
+            <w:proofErr w:type="spellEnd"/>
+            <w:r>
+              <w:rPr>
+                <w:sz w:val="16"/>
+                <w:szCs w:val="16"/>
+                <w:lang w:val="en-GB"/>
+              </w:rPr>
+              <w:t xml:space="preserve"> }}</w:t>
+            </w:r>
+          </w:p>
+        </w:tc>
+        <w:tc>
+          <w:tcPr>
+            <w:tcW w:w="397" w:type="dxa"/>
             <w:gridSpan w:val="2"/>
             <w:tcBorders>
               <w:top w:val="nil"/>
@@ -5855,7 +6066,7 @@
         </w:tc>
         <w:tc>
           <w:tcPr>
-            <w:tcW w:w="1276" w:type="dxa"/>
+            <w:tcW w:w="1138" w:type="dxa"/>
             <w:gridSpan w:val="7"/>
             <w:tcBorders>
               <w:top w:val="nil"/>
@@ -5874,14 +6085,42 @@
                 <w:lang w:val="en-GB"/>
               </w:rPr>
             </w:pPr>
+            <w:proofErr w:type="gramStart"/>
             <w:r>
               <w:rPr>
                 <w:sz w:val="16"/>
                 <w:szCs w:val="16"/>
                 <w:lang w:val="en-GB"/>
               </w:rPr>
-              <w:t>{{ date_month }}</w:t>
+              <w:t xml:space="preserve">{{ </w:t>
             </w:r>
+            <w:proofErr w:type="spellStart"/>
+            <w:r>
+              <w:rPr>
+                <w:sz w:val="16"/>
+                <w:szCs w:val="16"/>
+                <w:lang w:val="en-GB"/>
+              </w:rPr>
+              <w:t>date</w:t>
+            </w:r>
+            <w:proofErr w:type="gramEnd"/>
+            <w:r>
+              <w:rPr>
+                <w:sz w:val="16"/>
+                <w:szCs w:val="16"/>
+                <w:lang w:val="en-GB"/>
+              </w:rPr>
+              <w:t>_month</w:t>
+            </w:r>
+            <w:proofErr w:type="spellEnd"/>
+            <w:r>
+              <w:rPr>
+                <w:sz w:val="16"/>
+                <w:szCs w:val="16"/>
+                <w:lang w:val="en-GB"/>
+              </w:rPr>
+              <w:t xml:space="preserve"> }}</w:t>
+            </w:r>
           </w:p>
         </w:tc>
         <w:tc>
@@ -5906,7 +6145,7 @@
         </w:tc>
         <w:tc>
           <w:tcPr>
-            <w:tcW w:w="491" w:type="dxa"/>
+            <w:tcW w:w="678" w:type="dxa"/>
             <w:gridSpan w:val="5"/>
             <w:tcBorders>
               <w:top w:val="nil"/>
@@ -5925,19 +6164,47 @@
                 <w:lang w:val="en-GB"/>
               </w:rPr>
             </w:pPr>
+            <w:proofErr w:type="gramStart"/>
             <w:r>
               <w:rPr>
                 <w:sz w:val="16"/>
                 <w:szCs w:val="16"/>
                 <w:lang w:val="en-GB"/>
               </w:rPr>
-              <w:t>{{ date_year }}</w:t>
+              <w:t xml:space="preserve">{{ </w:t>
             </w:r>
-          </w:p>
-        </w:tc>
-        <w:tc>
-          <w:tcPr>
-            <w:tcW w:w="1027" w:type="dxa"/>
+            <w:proofErr w:type="spellStart"/>
+            <w:r>
+              <w:rPr>
+                <w:sz w:val="16"/>
+                <w:szCs w:val="16"/>
+                <w:lang w:val="en-GB"/>
+              </w:rPr>
+              <w:t>date</w:t>
+            </w:r>
+            <w:proofErr w:type="gramEnd"/>
+            <w:r>
+              <w:rPr>
+                <w:sz w:val="16"/>
+                <w:szCs w:val="16"/>
+                <w:lang w:val="en-GB"/>
+              </w:rPr>
+              <w:t>_year</w:t>
+            </w:r>
+            <w:proofErr w:type="spellEnd"/>
+            <w:r>
+              <w:rPr>
+                <w:sz w:val="16"/>
+                <w:szCs w:val="16"/>
+                <w:lang w:val="en-GB"/>
+              </w:rPr>
+              <w:t xml:space="preserve"> }}</w:t>
+            </w:r>
+          </w:p>
+        </w:tc>
+        <w:tc>
+          <w:tcPr>
+            <w:tcW w:w="1089" w:type="dxa"/>
             <w:gridSpan w:val="3"/>
             <w:tcBorders>
               <w:top w:val="nil"/>
@@ -5971,7 +6238,7 @@
         </w:trPr>
         <w:tc>
           <w:tcPr>
-            <w:tcW w:w="993" w:type="dxa"/>
+            <w:tcW w:w="935" w:type="dxa"/>
             <w:gridSpan w:val="3"/>
             <w:tcBorders>
               <w:top w:val="nil"/>
@@ -5992,7 +6259,7 @@
         </w:tc>
         <w:tc>
           <w:tcPr>
-            <w:tcW w:w="5279" w:type="dxa"/>
+            <w:tcW w:w="4998" w:type="dxa"/>
             <w:gridSpan w:val="14"/>
             <w:tcBorders>
               <w:top w:val="nil"/>
@@ -6014,48 +6281,48 @@
         </w:tc>
         <w:tc>
           <w:tcPr>
-            <w:tcW w:w="142" w:type="dxa"/>
-            <w:tcBorders>
-              <w:top w:val="nil"/>
-              <w:left w:val="nil"/>
-              <w:bottom w:val="nil"/>
-              <w:right w:val="nil"/>
-            </w:tcBorders>
-            <w:vAlign w:val="bottom"/>
-          </w:tcPr>
-          <w:p>
-            <w:pPr>
-              <w:rPr>
-                <w:sz w:val="16"/>
-                <w:szCs w:val="16"/>
-              </w:rPr>
-            </w:pPr>
-          </w:p>
-        </w:tc>
-        <w:tc>
-          <w:tcPr>
-            <w:tcW w:w="425" w:type="dxa"/>
-            <w:vMerge/>
-            <w:tcBorders>
-              <w:top w:val="nil"/>
-              <w:left w:val="single" w:sz="4" w:space="0" w:color="auto"/>
-              <w:bottom w:val="nil"/>
-              <w:right w:val="nil"/>
-            </w:tcBorders>
-            <w:vAlign w:val="bottom"/>
-          </w:tcPr>
-          <w:p>
-            <w:pPr>
-              <w:rPr>
-                <w:sz w:val="16"/>
-                <w:szCs w:val="16"/>
-              </w:rPr>
-            </w:pPr>
-          </w:p>
-        </w:tc>
-        <w:tc>
-          <w:tcPr>
-            <w:tcW w:w="143" w:type="dxa"/>
+            <w:tcW w:w="121" w:type="dxa"/>
+            <w:tcBorders>
+              <w:top w:val="nil"/>
+              <w:left w:val="nil"/>
+              <w:bottom w:val="nil"/>
+              <w:right w:val="nil"/>
+            </w:tcBorders>
+            <w:vAlign w:val="bottom"/>
+          </w:tcPr>
+          <w:p>
+            <w:pPr>
+              <w:rPr>
+                <w:sz w:val="16"/>
+                <w:szCs w:val="16"/>
+              </w:rPr>
+            </w:pPr>
+          </w:p>
+        </w:tc>
+        <w:tc>
+          <w:tcPr>
+            <w:tcW w:w="405" w:type="dxa"/>
+            <w:vMerge/>
+            <w:tcBorders>
+              <w:top w:val="nil"/>
+              <w:left w:val="single" w:sz="4" w:space="0" w:color="auto"/>
+              <w:bottom w:val="nil"/>
+              <w:right w:val="nil"/>
+            </w:tcBorders>
+            <w:vAlign w:val="bottom"/>
+          </w:tcPr>
+          <w:p>
+            <w:pPr>
+              <w:rPr>
+                <w:sz w:val="16"/>
+                <w:szCs w:val="16"/>
+              </w:rPr>
+            </w:pPr>
+          </w:p>
+        </w:tc>
+        <w:tc>
+          <w:tcPr>
+            <w:tcW w:w="123" w:type="dxa"/>
             <w:vMerge/>
             <w:tcBorders>
               <w:top w:val="nil"/>
@@ -6076,27 +6343,27 @@
         </w:tc>
         <w:tc>
           <w:tcPr>
-            <w:tcW w:w="142" w:type="dxa"/>
-            <w:tcBorders>
-              <w:top w:val="nil"/>
-              <w:left w:val="single" w:sz="4" w:space="0" w:color="auto"/>
-              <w:bottom w:val="nil"/>
-              <w:right w:val="nil"/>
-            </w:tcBorders>
-            <w:vAlign w:val="bottom"/>
-          </w:tcPr>
-          <w:p>
-            <w:pPr>
-              <w:rPr>
-                <w:sz w:val="16"/>
-                <w:szCs w:val="16"/>
-              </w:rPr>
-            </w:pPr>
-          </w:p>
-        </w:tc>
-        <w:tc>
-          <w:tcPr>
-            <w:tcW w:w="3720" w:type="dxa"/>
+            <w:tcW w:w="121" w:type="dxa"/>
+            <w:tcBorders>
+              <w:top w:val="nil"/>
+              <w:left w:val="single" w:sz="4" w:space="0" w:color="auto"/>
+              <w:bottom w:val="nil"/>
+              <w:right w:val="nil"/>
+            </w:tcBorders>
+            <w:vAlign w:val="bottom"/>
+          </w:tcPr>
+          <w:p>
+            <w:pPr>
+              <w:rPr>
+                <w:sz w:val="16"/>
+                <w:szCs w:val="16"/>
+              </w:rPr>
+            </w:pPr>
+          </w:p>
+        </w:tc>
+        <w:tc>
+          <w:tcPr>
+            <w:tcW w:w="4149" w:type="dxa"/>
             <w:gridSpan w:val="21"/>
             <w:tcBorders>
               <w:top w:val="nil"/>
@@ -6122,7 +6389,7 @@
         </w:trPr>
         <w:tc>
           <w:tcPr>
-            <w:tcW w:w="6272" w:type="dxa"/>
+            <w:tcW w:w="5933" w:type="dxa"/>
             <w:gridSpan w:val="17"/>
             <w:tcBorders>
               <w:top w:val="nil"/>
@@ -6143,48 +6410,48 @@
         </w:tc>
         <w:tc>
           <w:tcPr>
-            <w:tcW w:w="142" w:type="dxa"/>
-            <w:tcBorders>
-              <w:top w:val="nil"/>
-              <w:left w:val="nil"/>
-              <w:bottom w:val="nil"/>
-              <w:right w:val="nil"/>
-            </w:tcBorders>
-            <w:vAlign w:val="bottom"/>
-          </w:tcPr>
-          <w:p>
-            <w:pPr>
-              <w:rPr>
-                <w:sz w:val="16"/>
-                <w:szCs w:val="16"/>
-              </w:rPr>
-            </w:pPr>
-          </w:p>
-        </w:tc>
-        <w:tc>
-          <w:tcPr>
-            <w:tcW w:w="425" w:type="dxa"/>
-            <w:vMerge/>
-            <w:tcBorders>
-              <w:top w:val="nil"/>
-              <w:left w:val="single" w:sz="4" w:space="0" w:color="auto"/>
-              <w:bottom w:val="nil"/>
-              <w:right w:val="nil"/>
-            </w:tcBorders>
-            <w:vAlign w:val="bottom"/>
-          </w:tcPr>
-          <w:p>
-            <w:pPr>
-              <w:rPr>
-                <w:sz w:val="16"/>
-                <w:szCs w:val="16"/>
-              </w:rPr>
-            </w:pPr>
-          </w:p>
-        </w:tc>
-        <w:tc>
-          <w:tcPr>
-            <w:tcW w:w="143" w:type="dxa"/>
+            <w:tcW w:w="121" w:type="dxa"/>
+            <w:tcBorders>
+              <w:top w:val="nil"/>
+              <w:left w:val="nil"/>
+              <w:bottom w:val="nil"/>
+              <w:right w:val="nil"/>
+            </w:tcBorders>
+            <w:vAlign w:val="bottom"/>
+          </w:tcPr>
+          <w:p>
+            <w:pPr>
+              <w:rPr>
+                <w:sz w:val="16"/>
+                <w:szCs w:val="16"/>
+              </w:rPr>
+            </w:pPr>
+          </w:p>
+        </w:tc>
+        <w:tc>
+          <w:tcPr>
+            <w:tcW w:w="405" w:type="dxa"/>
+            <w:vMerge/>
+            <w:tcBorders>
+              <w:top w:val="nil"/>
+              <w:left w:val="single" w:sz="4" w:space="0" w:color="auto"/>
+              <w:bottom w:val="nil"/>
+              <w:right w:val="nil"/>
+            </w:tcBorders>
+            <w:vAlign w:val="bottom"/>
+          </w:tcPr>
+          <w:p>
+            <w:pPr>
+              <w:rPr>
+                <w:sz w:val="16"/>
+                <w:szCs w:val="16"/>
+              </w:rPr>
+            </w:pPr>
+          </w:p>
+        </w:tc>
+        <w:tc>
+          <w:tcPr>
+            <w:tcW w:w="123" w:type="dxa"/>
             <w:vMerge/>
             <w:tcBorders>
               <w:top w:val="nil"/>
@@ -6205,27 +6472,27 @@
         </w:tc>
         <w:tc>
           <w:tcPr>
-            <w:tcW w:w="142" w:type="dxa"/>
-            <w:tcBorders>
-              <w:top w:val="nil"/>
-              <w:left w:val="single" w:sz="4" w:space="0" w:color="auto"/>
-              <w:bottom w:val="nil"/>
-              <w:right w:val="nil"/>
-            </w:tcBorders>
-            <w:vAlign w:val="bottom"/>
-          </w:tcPr>
-          <w:p>
-            <w:pPr>
-              <w:rPr>
-                <w:sz w:val="16"/>
-                <w:szCs w:val="16"/>
-              </w:rPr>
-            </w:pPr>
-          </w:p>
-        </w:tc>
-        <w:tc>
-          <w:tcPr>
-            <w:tcW w:w="3720" w:type="dxa"/>
+            <w:tcW w:w="121" w:type="dxa"/>
+            <w:tcBorders>
+              <w:top w:val="nil"/>
+              <w:left w:val="single" w:sz="4" w:space="0" w:color="auto"/>
+              <w:bottom w:val="nil"/>
+              <w:right w:val="nil"/>
+            </w:tcBorders>
+            <w:vAlign w:val="bottom"/>
+          </w:tcPr>
+          <w:p>
+            <w:pPr>
+              <w:rPr>
+                <w:sz w:val="16"/>
+                <w:szCs w:val="16"/>
+              </w:rPr>
+            </w:pPr>
+          </w:p>
+        </w:tc>
+        <w:tc>
+          <w:tcPr>
+            <w:tcW w:w="4149" w:type="dxa"/>
             <w:gridSpan w:val="21"/>
             <w:vMerge w:val="restart"/>
             <w:tcBorders>
@@ -6260,7 +6527,7 @@
         </w:trPr>
         <w:tc>
           <w:tcPr>
-            <w:tcW w:w="993" w:type="dxa"/>
+            <w:tcW w:w="935" w:type="dxa"/>
             <w:gridSpan w:val="3"/>
             <w:tcBorders>
               <w:top w:val="nil"/>
@@ -6281,7 +6548,7 @@
         </w:tc>
         <w:tc>
           <w:tcPr>
-            <w:tcW w:w="5279" w:type="dxa"/>
+            <w:tcW w:w="4998" w:type="dxa"/>
             <w:gridSpan w:val="14"/>
             <w:tcBorders>
               <w:top w:val="nil"/>
@@ -6303,48 +6570,48 @@
         </w:tc>
         <w:tc>
           <w:tcPr>
-            <w:tcW w:w="142" w:type="dxa"/>
-            <w:tcBorders>
-              <w:top w:val="nil"/>
-              <w:left w:val="nil"/>
-              <w:bottom w:val="nil"/>
-              <w:right w:val="nil"/>
-            </w:tcBorders>
-            <w:vAlign w:val="bottom"/>
-          </w:tcPr>
-          <w:p>
-            <w:pPr>
-              <w:rPr>
-                <w:sz w:val="16"/>
-                <w:szCs w:val="16"/>
-              </w:rPr>
-            </w:pPr>
-          </w:p>
-        </w:tc>
-        <w:tc>
-          <w:tcPr>
-            <w:tcW w:w="425" w:type="dxa"/>
-            <w:vMerge/>
-            <w:tcBorders>
-              <w:top w:val="nil"/>
-              <w:left w:val="single" w:sz="4" w:space="0" w:color="auto"/>
-              <w:bottom w:val="nil"/>
-              <w:right w:val="nil"/>
-            </w:tcBorders>
-            <w:vAlign w:val="bottom"/>
-          </w:tcPr>
-          <w:p>
-            <w:pPr>
-              <w:rPr>
-                <w:sz w:val="16"/>
-                <w:szCs w:val="16"/>
-              </w:rPr>
-            </w:pPr>
-          </w:p>
-        </w:tc>
-        <w:tc>
-          <w:tcPr>
-            <w:tcW w:w="143" w:type="dxa"/>
+            <w:tcW w:w="121" w:type="dxa"/>
+            <w:tcBorders>
+              <w:top w:val="nil"/>
+              <w:left w:val="nil"/>
+              <w:bottom w:val="nil"/>
+              <w:right w:val="nil"/>
+            </w:tcBorders>
+            <w:vAlign w:val="bottom"/>
+          </w:tcPr>
+          <w:p>
+            <w:pPr>
+              <w:rPr>
+                <w:sz w:val="16"/>
+                <w:szCs w:val="16"/>
+              </w:rPr>
+            </w:pPr>
+          </w:p>
+        </w:tc>
+        <w:tc>
+          <w:tcPr>
+            <w:tcW w:w="405" w:type="dxa"/>
+            <w:vMerge/>
+            <w:tcBorders>
+              <w:top w:val="nil"/>
+              <w:left w:val="single" w:sz="4" w:space="0" w:color="auto"/>
+              <w:bottom w:val="nil"/>
+              <w:right w:val="nil"/>
+            </w:tcBorders>
+            <w:vAlign w:val="bottom"/>
+          </w:tcPr>
+          <w:p>
+            <w:pPr>
+              <w:rPr>
+                <w:sz w:val="16"/>
+                <w:szCs w:val="16"/>
+              </w:rPr>
+            </w:pPr>
+          </w:p>
+        </w:tc>
+        <w:tc>
+          <w:tcPr>
+            <w:tcW w:w="123" w:type="dxa"/>
             <w:vMerge/>
             <w:tcBorders>
               <w:top w:val="nil"/>
@@ -6365,27 +6632,27 @@
         </w:tc>
         <w:tc>
           <w:tcPr>
-            <w:tcW w:w="142" w:type="dxa"/>
-            <w:tcBorders>
-              <w:top w:val="nil"/>
-              <w:left w:val="single" w:sz="4" w:space="0" w:color="auto"/>
-              <w:bottom w:val="nil"/>
-              <w:right w:val="nil"/>
-            </w:tcBorders>
-            <w:vAlign w:val="bottom"/>
-          </w:tcPr>
-          <w:p>
-            <w:pPr>
-              <w:rPr>
-                <w:sz w:val="16"/>
-                <w:szCs w:val="16"/>
-              </w:rPr>
-            </w:pPr>
-          </w:p>
-        </w:tc>
-        <w:tc>
-          <w:tcPr>
-            <w:tcW w:w="3720" w:type="dxa"/>
+            <w:tcW w:w="121" w:type="dxa"/>
+            <w:tcBorders>
+              <w:top w:val="nil"/>
+              <w:left w:val="single" w:sz="4" w:space="0" w:color="auto"/>
+              <w:bottom w:val="nil"/>
+              <w:right w:val="nil"/>
+            </w:tcBorders>
+            <w:vAlign w:val="bottom"/>
+          </w:tcPr>
+          <w:p>
+            <w:pPr>
+              <w:rPr>
+                <w:sz w:val="16"/>
+                <w:szCs w:val="16"/>
+              </w:rPr>
+            </w:pPr>
+          </w:p>
+        </w:tc>
+        <w:tc>
+          <w:tcPr>
+            <w:tcW w:w="4149" w:type="dxa"/>
             <w:gridSpan w:val="21"/>
             <w:vMerge/>
             <w:tcBorders>
@@ -6412,7 +6679,7 @@
         </w:trPr>
         <w:tc>
           <w:tcPr>
-            <w:tcW w:w="6272" w:type="dxa"/>
+            <w:tcW w:w="5933" w:type="dxa"/>
             <w:gridSpan w:val="17"/>
             <w:tcBorders>
               <w:top w:val="nil"/>
@@ -6433,48 +6700,48 @@
         </w:tc>
         <w:tc>
           <w:tcPr>
-            <w:tcW w:w="142" w:type="dxa"/>
-            <w:tcBorders>
-              <w:top w:val="nil"/>
-              <w:left w:val="nil"/>
-              <w:bottom w:val="nil"/>
-              <w:right w:val="nil"/>
-            </w:tcBorders>
-            <w:vAlign w:val="bottom"/>
-          </w:tcPr>
-          <w:p>
-            <w:pPr>
-              <w:rPr>
-                <w:sz w:val="16"/>
-                <w:szCs w:val="16"/>
-              </w:rPr>
-            </w:pPr>
-          </w:p>
-        </w:tc>
-        <w:tc>
-          <w:tcPr>
-            <w:tcW w:w="425" w:type="dxa"/>
-            <w:vMerge/>
-            <w:tcBorders>
-              <w:top w:val="nil"/>
-              <w:left w:val="single" w:sz="4" w:space="0" w:color="auto"/>
-              <w:bottom w:val="nil"/>
-              <w:right w:val="nil"/>
-            </w:tcBorders>
-            <w:vAlign w:val="bottom"/>
-          </w:tcPr>
-          <w:p>
-            <w:pPr>
-              <w:rPr>
-                <w:sz w:val="16"/>
-                <w:szCs w:val="16"/>
-              </w:rPr>
-            </w:pPr>
-          </w:p>
-        </w:tc>
-        <w:tc>
-          <w:tcPr>
-            <w:tcW w:w="143" w:type="dxa"/>
+            <w:tcW w:w="121" w:type="dxa"/>
+            <w:tcBorders>
+              <w:top w:val="nil"/>
+              <w:left w:val="nil"/>
+              <w:bottom w:val="nil"/>
+              <w:right w:val="nil"/>
+            </w:tcBorders>
+            <w:vAlign w:val="bottom"/>
+          </w:tcPr>
+          <w:p>
+            <w:pPr>
+              <w:rPr>
+                <w:sz w:val="16"/>
+                <w:szCs w:val="16"/>
+              </w:rPr>
+            </w:pPr>
+          </w:p>
+        </w:tc>
+        <w:tc>
+          <w:tcPr>
+            <w:tcW w:w="405" w:type="dxa"/>
+            <w:vMerge/>
+            <w:tcBorders>
+              <w:top w:val="nil"/>
+              <w:left w:val="single" w:sz="4" w:space="0" w:color="auto"/>
+              <w:bottom w:val="nil"/>
+              <w:right w:val="nil"/>
+            </w:tcBorders>
+            <w:vAlign w:val="bottom"/>
+          </w:tcPr>
+          <w:p>
+            <w:pPr>
+              <w:rPr>
+                <w:sz w:val="16"/>
+                <w:szCs w:val="16"/>
+              </w:rPr>
+            </w:pPr>
+          </w:p>
+        </w:tc>
+        <w:tc>
+          <w:tcPr>
+            <w:tcW w:w="123" w:type="dxa"/>
             <w:vMerge/>
             <w:tcBorders>
               <w:top w:val="nil"/>
@@ -6495,27 +6762,27 @@
         </w:tc>
         <w:tc>
           <w:tcPr>
-            <w:tcW w:w="142" w:type="dxa"/>
-            <w:tcBorders>
-              <w:top w:val="nil"/>
-              <w:left w:val="single" w:sz="4" w:space="0" w:color="auto"/>
-              <w:bottom w:val="nil"/>
-              <w:right w:val="nil"/>
-            </w:tcBorders>
-            <w:vAlign w:val="bottom"/>
-          </w:tcPr>
-          <w:p>
-            <w:pPr>
-              <w:rPr>
-                <w:sz w:val="16"/>
-                <w:szCs w:val="16"/>
-              </w:rPr>
-            </w:pPr>
-          </w:p>
-        </w:tc>
-        <w:tc>
-          <w:tcPr>
-            <w:tcW w:w="3720" w:type="dxa"/>
+            <w:tcW w:w="121" w:type="dxa"/>
+            <w:tcBorders>
+              <w:top w:val="nil"/>
+              <w:left w:val="single" w:sz="4" w:space="0" w:color="auto"/>
+              <w:bottom w:val="nil"/>
+              <w:right w:val="nil"/>
+            </w:tcBorders>
+            <w:vAlign w:val="bottom"/>
+          </w:tcPr>
+          <w:p>
+            <w:pPr>
+              <w:rPr>
+                <w:sz w:val="16"/>
+                <w:szCs w:val="16"/>
+              </w:rPr>
+            </w:pPr>
+          </w:p>
+        </w:tc>
+        <w:tc>
+          <w:tcPr>
+            <w:tcW w:w="4149" w:type="dxa"/>
             <w:gridSpan w:val="21"/>
             <w:tcBorders>
               <w:top w:val="nil"/>
@@ -6541,7 +6808,7 @@
         </w:trPr>
         <w:tc>
           <w:tcPr>
-            <w:tcW w:w="1560" w:type="dxa"/>
+            <w:tcW w:w="1459" w:type="dxa"/>
             <w:gridSpan w:val="5"/>
             <w:tcBorders>
               <w:top w:val="nil"/>
@@ -6562,7 +6829,7 @@
         </w:tc>
         <w:tc>
           <w:tcPr>
-            <w:tcW w:w="1134" w:type="dxa"/>
+            <w:tcW w:w="1074" w:type="dxa"/>
             <w:gridSpan w:val="3"/>
             <w:tcBorders>
               <w:top w:val="nil"/>
@@ -6584,27 +6851,27 @@
         </w:tc>
         <w:tc>
           <w:tcPr>
-            <w:tcW w:w="283" w:type="dxa"/>
-            <w:tcBorders>
-              <w:top w:val="nil"/>
-              <w:left w:val="nil"/>
-              <w:bottom w:val="nil"/>
-              <w:right w:val="nil"/>
-            </w:tcBorders>
-            <w:vAlign w:val="bottom"/>
-          </w:tcPr>
-          <w:p>
-            <w:pPr>
-              <w:rPr>
-                <w:sz w:val="16"/>
-                <w:szCs w:val="16"/>
-              </w:rPr>
-            </w:pPr>
-          </w:p>
-        </w:tc>
-        <w:tc>
-          <w:tcPr>
-            <w:tcW w:w="2012" w:type="dxa"/>
+            <w:tcW w:w="262" w:type="dxa"/>
+            <w:tcBorders>
+              <w:top w:val="nil"/>
+              <w:left w:val="nil"/>
+              <w:bottom w:val="nil"/>
+              <w:right w:val="nil"/>
+            </w:tcBorders>
+            <w:vAlign w:val="bottom"/>
+          </w:tcPr>
+          <w:p>
+            <w:pPr>
+              <w:rPr>
+                <w:sz w:val="16"/>
+                <w:szCs w:val="16"/>
+              </w:rPr>
+            </w:pPr>
+          </w:p>
+        </w:tc>
+        <w:tc>
+          <w:tcPr>
+            <w:tcW w:w="1912" w:type="dxa"/>
             <w:gridSpan w:val="5"/>
             <w:tcBorders>
               <w:top w:val="nil"/>
@@ -6626,7 +6893,7 @@
         </w:tc>
         <w:tc>
           <w:tcPr>
-            <w:tcW w:w="1283" w:type="dxa"/>
+            <w:tcW w:w="1226" w:type="dxa"/>
             <w:gridSpan w:val="3"/>
             <w:tcBorders>
               <w:top w:val="nil"/>
@@ -6647,48 +6914,48 @@
         </w:tc>
         <w:tc>
           <w:tcPr>
-            <w:tcW w:w="142" w:type="dxa"/>
-            <w:tcBorders>
-              <w:top w:val="nil"/>
-              <w:left w:val="nil"/>
-              <w:bottom w:val="nil"/>
-              <w:right w:val="nil"/>
-            </w:tcBorders>
-            <w:vAlign w:val="bottom"/>
-          </w:tcPr>
-          <w:p>
-            <w:pPr>
-              <w:rPr>
-                <w:sz w:val="16"/>
-                <w:szCs w:val="16"/>
-              </w:rPr>
-            </w:pPr>
-          </w:p>
-        </w:tc>
-        <w:tc>
-          <w:tcPr>
-            <w:tcW w:w="425" w:type="dxa"/>
-            <w:vMerge/>
-            <w:tcBorders>
-              <w:top w:val="nil"/>
-              <w:left w:val="single" w:sz="4" w:space="0" w:color="auto"/>
-              <w:bottom w:val="nil"/>
-              <w:right w:val="nil"/>
-            </w:tcBorders>
-            <w:vAlign w:val="bottom"/>
-          </w:tcPr>
-          <w:p>
-            <w:pPr>
-              <w:rPr>
-                <w:sz w:val="16"/>
-                <w:szCs w:val="16"/>
-              </w:rPr>
-            </w:pPr>
-          </w:p>
-        </w:tc>
-        <w:tc>
-          <w:tcPr>
-            <w:tcW w:w="143" w:type="dxa"/>
+            <w:tcW w:w="121" w:type="dxa"/>
+            <w:tcBorders>
+              <w:top w:val="nil"/>
+              <w:left w:val="nil"/>
+              <w:bottom w:val="nil"/>
+              <w:right w:val="nil"/>
+            </w:tcBorders>
+            <w:vAlign w:val="bottom"/>
+          </w:tcPr>
+          <w:p>
+            <w:pPr>
+              <w:rPr>
+                <w:sz w:val="16"/>
+                <w:szCs w:val="16"/>
+              </w:rPr>
+            </w:pPr>
+          </w:p>
+        </w:tc>
+        <w:tc>
+          <w:tcPr>
+            <w:tcW w:w="405" w:type="dxa"/>
+            <w:vMerge/>
+            <w:tcBorders>
+              <w:top w:val="nil"/>
+              <w:left w:val="single" w:sz="4" w:space="0" w:color="auto"/>
+              <w:bottom w:val="nil"/>
+              <w:right w:val="nil"/>
+            </w:tcBorders>
+            <w:vAlign w:val="bottom"/>
+          </w:tcPr>
+          <w:p>
+            <w:pPr>
+              <w:rPr>
+                <w:sz w:val="16"/>
+                <w:szCs w:val="16"/>
+              </w:rPr>
+            </w:pPr>
+          </w:p>
+        </w:tc>
+        <w:tc>
+          <w:tcPr>
+            <w:tcW w:w="123" w:type="dxa"/>
             <w:vMerge/>
             <w:tcBorders>
               <w:top w:val="nil"/>
@@ -6709,27 +6976,27 @@
         </w:tc>
         <w:tc>
           <w:tcPr>
-            <w:tcW w:w="142" w:type="dxa"/>
-            <w:tcBorders>
-              <w:top w:val="nil"/>
-              <w:left w:val="single" w:sz="4" w:space="0" w:color="auto"/>
-              <w:bottom w:val="nil"/>
-              <w:right w:val="nil"/>
-            </w:tcBorders>
-            <w:vAlign w:val="bottom"/>
-          </w:tcPr>
-          <w:p>
-            <w:pPr>
-              <w:rPr>
-                <w:sz w:val="16"/>
-                <w:szCs w:val="16"/>
-              </w:rPr>
-            </w:pPr>
-          </w:p>
-        </w:tc>
-        <w:tc>
-          <w:tcPr>
-            <w:tcW w:w="1474" w:type="dxa"/>
+            <w:tcW w:w="121" w:type="dxa"/>
+            <w:tcBorders>
+              <w:top w:val="nil"/>
+              <w:left w:val="single" w:sz="4" w:space="0" w:color="auto"/>
+              <w:bottom w:val="nil"/>
+              <w:right w:val="nil"/>
+            </w:tcBorders>
+            <w:vAlign w:val="bottom"/>
+          </w:tcPr>
+          <w:p>
+            <w:pPr>
+              <w:rPr>
+                <w:sz w:val="16"/>
+                <w:szCs w:val="16"/>
+              </w:rPr>
+            </w:pPr>
+          </w:p>
+        </w:tc>
+        <w:tc>
+          <w:tcPr>
+            <w:tcW w:w="1720" w:type="dxa"/>
             <w:gridSpan w:val="8"/>
             <w:tcBorders>
               <w:top w:val="nil"/>
@@ -6757,7 +7024,7 @@
         </w:tc>
         <w:tc>
           <w:tcPr>
-            <w:tcW w:w="728" w:type="dxa"/>
+            <w:tcW w:w="662" w:type="dxa"/>
             <w:gridSpan w:val="5"/>
             <w:tcBorders>
               <w:top w:val="nil"/>
@@ -6779,27 +7046,27 @@
         </w:tc>
         <w:tc>
           <w:tcPr>
-            <w:tcW w:w="85" w:type="dxa"/>
-            <w:tcBorders>
-              <w:top w:val="nil"/>
-              <w:left w:val="nil"/>
-              <w:bottom w:val="nil"/>
-              <w:right w:val="nil"/>
-            </w:tcBorders>
-            <w:vAlign w:val="bottom"/>
-          </w:tcPr>
-          <w:p>
-            <w:pPr>
-              <w:rPr>
-                <w:sz w:val="16"/>
-                <w:szCs w:val="16"/>
-              </w:rPr>
-            </w:pPr>
-          </w:p>
-        </w:tc>
-        <w:tc>
-          <w:tcPr>
-            <w:tcW w:w="1433" w:type="dxa"/>
+            <w:tcW w:w="117" w:type="dxa"/>
+            <w:tcBorders>
+              <w:top w:val="nil"/>
+              <w:left w:val="nil"/>
+              <w:bottom w:val="nil"/>
+              <w:right w:val="nil"/>
+            </w:tcBorders>
+            <w:vAlign w:val="bottom"/>
+          </w:tcPr>
+          <w:p>
+            <w:pPr>
+              <w:rPr>
+                <w:sz w:val="16"/>
+                <w:szCs w:val="16"/>
+              </w:rPr>
+            </w:pPr>
+          </w:p>
+        </w:tc>
+        <w:tc>
+          <w:tcPr>
+            <w:tcW w:w="1650" w:type="dxa"/>
             <w:gridSpan w:val="7"/>
             <w:tcBorders>
               <w:top w:val="nil"/>
@@ -6826,7 +7093,7 @@
         </w:trPr>
         <w:tc>
           <w:tcPr>
-            <w:tcW w:w="1560" w:type="dxa"/>
+            <w:tcW w:w="1459" w:type="dxa"/>
             <w:gridSpan w:val="5"/>
             <w:tcBorders>
               <w:top w:val="nil"/>
@@ -6848,7 +7115,7 @@
         </w:tc>
         <w:tc>
           <w:tcPr>
-            <w:tcW w:w="1134" w:type="dxa"/>
+            <w:tcW w:w="1074" w:type="dxa"/>
             <w:gridSpan w:val="3"/>
             <w:tcBorders>
               <w:top w:val="nil"/>
@@ -6870,7 +7137,7 @@
         </w:tc>
         <w:tc>
           <w:tcPr>
-            <w:tcW w:w="283" w:type="dxa"/>
+            <w:tcW w:w="262" w:type="dxa"/>
             <w:tcBorders>
               <w:top w:val="nil"/>
               <w:left w:val="nil"/>
@@ -6891,7 +7158,7 @@
         </w:tc>
         <w:tc>
           <w:tcPr>
-            <w:tcW w:w="2012" w:type="dxa"/>
+            <w:tcW w:w="1912" w:type="dxa"/>
             <w:gridSpan w:val="5"/>
             <w:tcBorders>
               <w:top w:val="nil"/>
@@ -6913,7 +7180,7 @@
         </w:tc>
         <w:tc>
           <w:tcPr>
-            <w:tcW w:w="1283" w:type="dxa"/>
+            <w:tcW w:w="1226" w:type="dxa"/>
             <w:gridSpan w:val="3"/>
             <w:tcBorders>
               <w:top w:val="nil"/>
@@ -6935,7 +7202,7 @@
         </w:tc>
         <w:tc>
           <w:tcPr>
-            <w:tcW w:w="142" w:type="dxa"/>
+            <w:tcW w:w="121" w:type="dxa"/>
             <w:tcBorders>
               <w:top w:val="nil"/>
               <w:left w:val="nil"/>
@@ -6956,7 +7223,7 @@
         </w:tc>
         <w:tc>
           <w:tcPr>
-            <w:tcW w:w="425" w:type="dxa"/>
+            <w:tcW w:w="405" w:type="dxa"/>
             <w:vMerge/>
             <w:tcBorders>
               <w:top w:val="nil"/>
@@ -6978,7 +7245,7 @@
         </w:tc>
         <w:tc>
           <w:tcPr>
-            <w:tcW w:w="143" w:type="dxa"/>
+            <w:tcW w:w="123" w:type="dxa"/>
             <w:vMerge/>
             <w:tcBorders>
               <w:top w:val="nil"/>
@@ -7000,7 +7267,7 @@
         </w:tc>
         <w:tc>
           <w:tcPr>
-            <w:tcW w:w="142" w:type="dxa"/>
+            <w:tcW w:w="121" w:type="dxa"/>
             <w:tcBorders>
               <w:top w:val="nil"/>
               <w:left w:val="single" w:sz="4" w:space="0" w:color="auto"/>
@@ -7021,7 +7288,7 @@
         </w:tc>
         <w:tc>
           <w:tcPr>
-            <w:tcW w:w="1474" w:type="dxa"/>
+            <w:tcW w:w="1720" w:type="dxa"/>
             <w:gridSpan w:val="8"/>
             <w:tcBorders>
               <w:top w:val="nil"/>
@@ -7043,7 +7310,7 @@
         </w:tc>
         <w:tc>
           <w:tcPr>
-            <w:tcW w:w="728" w:type="dxa"/>
+            <w:tcW w:w="662" w:type="dxa"/>
             <w:gridSpan w:val="5"/>
             <w:tcBorders>
               <w:top w:val="nil"/>
@@ -7072,7 +7339,7 @@
         </w:tc>
         <w:tc>
           <w:tcPr>
-            <w:tcW w:w="85" w:type="dxa"/>
+            <w:tcW w:w="117" w:type="dxa"/>
             <w:tcBorders>
               <w:top w:val="nil"/>
               <w:left w:val="nil"/>
@@ -7093,7 +7360,7 @@
         </w:tc>
         <w:tc>
           <w:tcPr>
-            <w:tcW w:w="1433" w:type="dxa"/>
+            <w:tcW w:w="1650" w:type="dxa"/>
             <w:gridSpan w:val="7"/>
             <w:tcBorders>
               <w:top w:val="nil"/>
@@ -7127,7 +7394,7 @@
         </w:trPr>
         <w:tc>
           <w:tcPr>
-            <w:tcW w:w="1247" w:type="dxa"/>
+            <w:tcW w:w="1167" w:type="dxa"/>
             <w:gridSpan w:val="4"/>
             <w:tcBorders>
               <w:top w:val="nil"/>
@@ -7148,7 +7415,7 @@
         </w:tc>
         <w:tc>
           <w:tcPr>
-            <w:tcW w:w="1247" w:type="dxa"/>
+            <w:tcW w:w="1186" w:type="dxa"/>
             <w:gridSpan w:val="3"/>
             <w:tcBorders>
               <w:top w:val="nil"/>
@@ -7170,27 +7437,27 @@
         </w:tc>
         <w:tc>
           <w:tcPr>
-            <w:tcW w:w="200" w:type="dxa"/>
-            <w:tcBorders>
-              <w:top w:val="nil"/>
-              <w:left w:val="nil"/>
-              <w:bottom w:val="nil"/>
-              <w:right w:val="nil"/>
-            </w:tcBorders>
-            <w:vAlign w:val="bottom"/>
-          </w:tcPr>
-          <w:p>
-            <w:pPr>
-              <w:rPr>
-                <w:sz w:val="16"/>
-                <w:szCs w:val="16"/>
-              </w:rPr>
-            </w:pPr>
-          </w:p>
-        </w:tc>
-        <w:tc>
-          <w:tcPr>
-            <w:tcW w:w="1984" w:type="dxa"/>
+            <w:tcW w:w="180" w:type="dxa"/>
+            <w:tcBorders>
+              <w:top w:val="nil"/>
+              <w:left w:val="nil"/>
+              <w:bottom w:val="nil"/>
+              <w:right w:val="nil"/>
+            </w:tcBorders>
+            <w:vAlign w:val="bottom"/>
+          </w:tcPr>
+          <w:p>
+            <w:pPr>
+              <w:rPr>
+                <w:sz w:val="16"/>
+                <w:szCs w:val="16"/>
+              </w:rPr>
+            </w:pPr>
+          </w:p>
+        </w:tc>
+        <w:tc>
+          <w:tcPr>
+            <w:tcW w:w="1904" w:type="dxa"/>
             <w:gridSpan w:val="4"/>
             <w:tcBorders>
               <w:top w:val="nil"/>
@@ -7212,7 +7479,7 @@
         </w:tc>
         <w:tc>
           <w:tcPr>
-            <w:tcW w:w="1594" w:type="dxa"/>
+            <w:tcW w:w="1496" w:type="dxa"/>
             <w:gridSpan w:val="5"/>
             <w:tcBorders>
               <w:top w:val="nil"/>
@@ -7233,48 +7500,48 @@
         </w:tc>
         <w:tc>
           <w:tcPr>
-            <w:tcW w:w="142" w:type="dxa"/>
-            <w:tcBorders>
-              <w:top w:val="nil"/>
-              <w:left w:val="nil"/>
-              <w:bottom w:val="nil"/>
-              <w:right w:val="nil"/>
-            </w:tcBorders>
-            <w:vAlign w:val="bottom"/>
-          </w:tcPr>
-          <w:p>
-            <w:pPr>
-              <w:rPr>
-                <w:sz w:val="16"/>
-                <w:szCs w:val="16"/>
-              </w:rPr>
-            </w:pPr>
-          </w:p>
-        </w:tc>
-        <w:tc>
-          <w:tcPr>
-            <w:tcW w:w="425" w:type="dxa"/>
-            <w:vMerge/>
-            <w:tcBorders>
-              <w:top w:val="nil"/>
-              <w:left w:val="single" w:sz="4" w:space="0" w:color="auto"/>
-              <w:bottom w:val="nil"/>
-              <w:right w:val="nil"/>
-            </w:tcBorders>
-            <w:vAlign w:val="bottom"/>
-          </w:tcPr>
-          <w:p>
-            <w:pPr>
-              <w:rPr>
-                <w:sz w:val="16"/>
-                <w:szCs w:val="16"/>
-              </w:rPr>
-            </w:pPr>
-          </w:p>
-        </w:tc>
-        <w:tc>
-          <w:tcPr>
-            <w:tcW w:w="143" w:type="dxa"/>
+            <w:tcW w:w="121" w:type="dxa"/>
+            <w:tcBorders>
+              <w:top w:val="nil"/>
+              <w:left w:val="nil"/>
+              <w:bottom w:val="nil"/>
+              <w:right w:val="nil"/>
+            </w:tcBorders>
+            <w:vAlign w:val="bottom"/>
+          </w:tcPr>
+          <w:p>
+            <w:pPr>
+              <w:rPr>
+                <w:sz w:val="16"/>
+                <w:szCs w:val="16"/>
+              </w:rPr>
+            </w:pPr>
+          </w:p>
+        </w:tc>
+        <w:tc>
+          <w:tcPr>
+            <w:tcW w:w="405" w:type="dxa"/>
+            <w:vMerge/>
+            <w:tcBorders>
+              <w:top w:val="nil"/>
+              <w:left w:val="single" w:sz="4" w:space="0" w:color="auto"/>
+              <w:bottom w:val="nil"/>
+              <w:right w:val="nil"/>
+            </w:tcBorders>
+            <w:vAlign w:val="bottom"/>
+          </w:tcPr>
+          <w:p>
+            <w:pPr>
+              <w:rPr>
+                <w:sz w:val="16"/>
+                <w:szCs w:val="16"/>
+              </w:rPr>
+            </w:pPr>
+          </w:p>
+        </w:tc>
+        <w:tc>
+          <w:tcPr>
+            <w:tcW w:w="123" w:type="dxa"/>
             <w:vMerge/>
             <w:tcBorders>
               <w:top w:val="nil"/>
@@ -7295,27 +7562,27 @@
         </w:tc>
         <w:tc>
           <w:tcPr>
-            <w:tcW w:w="142" w:type="dxa"/>
-            <w:tcBorders>
-              <w:top w:val="nil"/>
-              <w:left w:val="single" w:sz="4" w:space="0" w:color="auto"/>
-              <w:bottom w:val="nil"/>
-              <w:right w:val="nil"/>
-            </w:tcBorders>
-            <w:vAlign w:val="bottom"/>
-          </w:tcPr>
-          <w:p>
-            <w:pPr>
-              <w:rPr>
-                <w:sz w:val="16"/>
-                <w:szCs w:val="16"/>
-              </w:rPr>
-            </w:pPr>
-          </w:p>
-        </w:tc>
-        <w:tc>
-          <w:tcPr>
-            <w:tcW w:w="708" w:type="dxa"/>
+            <w:tcW w:w="121" w:type="dxa"/>
+            <w:tcBorders>
+              <w:top w:val="nil"/>
+              <w:left w:val="single" w:sz="4" w:space="0" w:color="auto"/>
+              <w:bottom w:val="nil"/>
+              <w:right w:val="nil"/>
+            </w:tcBorders>
+            <w:vAlign w:val="bottom"/>
+          </w:tcPr>
+          <w:p>
+            <w:pPr>
+              <w:rPr>
+                <w:sz w:val="16"/>
+                <w:szCs w:val="16"/>
+              </w:rPr>
+            </w:pPr>
+          </w:p>
+        </w:tc>
+        <w:tc>
+          <w:tcPr>
+            <w:tcW w:w="990" w:type="dxa"/>
             <w:gridSpan w:val="4"/>
             <w:tcBorders>
               <w:top w:val="nil"/>
@@ -7343,7 +7610,7 @@
         </w:tc>
         <w:tc>
           <w:tcPr>
-            <w:tcW w:w="766" w:type="dxa"/>
+            <w:tcW w:w="730" w:type="dxa"/>
             <w:gridSpan w:val="4"/>
             <w:tcBorders>
               <w:top w:val="nil"/>
@@ -7365,27 +7632,27 @@
         </w:tc>
         <w:tc>
           <w:tcPr>
-            <w:tcW w:w="85" w:type="dxa"/>
-            <w:tcBorders>
-              <w:top w:val="nil"/>
-              <w:left w:val="nil"/>
-              <w:bottom w:val="nil"/>
-              <w:right w:val="nil"/>
-            </w:tcBorders>
-            <w:vAlign w:val="bottom"/>
-          </w:tcPr>
-          <w:p>
-            <w:pPr>
-              <w:rPr>
-                <w:sz w:val="16"/>
-                <w:szCs w:val="16"/>
-              </w:rPr>
-            </w:pPr>
-          </w:p>
-        </w:tc>
-        <w:tc>
-          <w:tcPr>
-            <w:tcW w:w="1392" w:type="dxa"/>
+            <w:tcW w:w="76" w:type="dxa"/>
+            <w:tcBorders>
+              <w:top w:val="nil"/>
+              <w:left w:val="nil"/>
+              <w:bottom w:val="nil"/>
+              <w:right w:val="nil"/>
+            </w:tcBorders>
+            <w:vAlign w:val="bottom"/>
+          </w:tcPr>
+          <w:p>
+            <w:pPr>
+              <w:rPr>
+                <w:sz w:val="16"/>
+                <w:szCs w:val="16"/>
+              </w:rPr>
+            </w:pPr>
+          </w:p>
+        </w:tc>
+        <w:tc>
+          <w:tcPr>
+            <w:tcW w:w="1606" w:type="dxa"/>
             <w:gridSpan w:val="11"/>
             <w:tcBorders>
               <w:top w:val="nil"/>
@@ -7407,7 +7674,7 @@
         </w:tc>
         <w:tc>
           <w:tcPr>
-            <w:tcW w:w="769" w:type="dxa"/>
+            <w:tcW w:w="747" w:type="dxa"/>
             <w:tcBorders>
               <w:top w:val="nil"/>
               <w:left w:val="nil"/>
@@ -7432,7 +7699,7 @@
         </w:trPr>
         <w:tc>
           <w:tcPr>
-            <w:tcW w:w="1247" w:type="dxa"/>
+            <w:tcW w:w="1167" w:type="dxa"/>
             <w:gridSpan w:val="4"/>
             <w:tcBorders>
               <w:top w:val="nil"/>
@@ -7454,7 +7721,7 @@
         </w:tc>
         <w:tc>
           <w:tcPr>
-            <w:tcW w:w="1247" w:type="dxa"/>
+            <w:tcW w:w="1186" w:type="dxa"/>
             <w:gridSpan w:val="3"/>
             <w:tcBorders>
               <w:top w:val="nil"/>
@@ -7476,7 +7743,7 @@
         </w:tc>
         <w:tc>
           <w:tcPr>
-            <w:tcW w:w="200" w:type="dxa"/>
+            <w:tcW w:w="180" w:type="dxa"/>
             <w:tcBorders>
               <w:top w:val="nil"/>
               <w:left w:val="nil"/>
@@ -7497,7 +7764,7 @@
         </w:tc>
         <w:tc>
           <w:tcPr>
-            <w:tcW w:w="1984" w:type="dxa"/>
+            <w:tcW w:w="1904" w:type="dxa"/>
             <w:gridSpan w:val="4"/>
             <w:tcBorders>
               <w:top w:val="nil"/>
@@ -7519,7 +7786,7 @@
         </w:tc>
         <w:tc>
           <w:tcPr>
-            <w:tcW w:w="1594" w:type="dxa"/>
+            <w:tcW w:w="1496" w:type="dxa"/>
             <w:gridSpan w:val="5"/>
             <w:tcBorders>
               <w:top w:val="nil"/>
@@ -7541,7 +7808,7 @@
         </w:tc>
         <w:tc>
           <w:tcPr>
-            <w:tcW w:w="142" w:type="dxa"/>
+            <w:tcW w:w="121" w:type="dxa"/>
             <w:tcBorders>
               <w:top w:val="nil"/>
               <w:left w:val="nil"/>
@@ -7562,7 +7829,7 @@
         </w:tc>
         <w:tc>
           <w:tcPr>
-            <w:tcW w:w="425" w:type="dxa"/>
+            <w:tcW w:w="405" w:type="dxa"/>
             <w:vMerge/>
             <w:tcBorders>
               <w:top w:val="nil"/>
@@ -7584,7 +7851,7 @@
         </w:tc>
         <w:tc>
           <w:tcPr>
-            <w:tcW w:w="143" w:type="dxa"/>
+            <w:tcW w:w="123" w:type="dxa"/>
             <w:vMerge/>
             <w:tcBorders>
               <w:top w:val="nil"/>
@@ -7606,7 +7873,7 @@
         </w:tc>
         <w:tc>
           <w:tcPr>
-            <w:tcW w:w="142" w:type="dxa"/>
+            <w:tcW w:w="121" w:type="dxa"/>
             <w:tcBorders>
               <w:top w:val="nil"/>
               <w:left w:val="single" w:sz="4" w:space="0" w:color="auto"/>
@@ -7627,7 +7894,7 @@
         </w:tc>
         <w:tc>
           <w:tcPr>
-            <w:tcW w:w="708" w:type="dxa"/>
+            <w:tcW w:w="990" w:type="dxa"/>
             <w:gridSpan w:val="4"/>
             <w:tcBorders>
               <w:top w:val="nil"/>
@@ -7649,7 +7916,7 @@
         </w:tc>
         <w:tc>
           <w:tcPr>
-            <w:tcW w:w="766" w:type="dxa"/>
+            <w:tcW w:w="730" w:type="dxa"/>
             <w:gridSpan w:val="4"/>
             <w:tcBorders>
               <w:top w:val="nil"/>
@@ -7678,7 +7945,7 @@
         </w:tc>
         <w:tc>
           <w:tcPr>
-            <w:tcW w:w="85" w:type="dxa"/>
+            <w:tcW w:w="76" w:type="dxa"/>
             <w:tcBorders>
               <w:top w:val="nil"/>
               <w:left w:val="nil"/>
@@ -7699,7 +7966,7 @@
         </w:tc>
         <w:tc>
           <w:tcPr>
-            <w:tcW w:w="1392" w:type="dxa"/>
+            <w:tcW w:w="1606" w:type="dxa"/>
             <w:gridSpan w:val="11"/>
             <w:tcBorders>
               <w:top w:val="nil"/>
@@ -7728,7 +7995,7 @@
         </w:tc>
         <w:tc>
           <w:tcPr>
-            <w:tcW w:w="769" w:type="dxa"/>
+            <w:tcW w:w="747" w:type="dxa"/>
             <w:tcBorders>
               <w:top w:val="nil"/>
               <w:left w:val="nil"/>
@@ -7754,7 +8021,7 @@
         </w:trPr>
         <w:tc>
           <w:tcPr>
-            <w:tcW w:w="6272" w:type="dxa"/>
+            <w:tcW w:w="5933" w:type="dxa"/>
             <w:gridSpan w:val="17"/>
             <w:tcBorders>
               <w:top w:val="nil"/>
@@ -7775,48 +8042,48 @@
         </w:tc>
         <w:tc>
           <w:tcPr>
-            <w:tcW w:w="142" w:type="dxa"/>
-            <w:tcBorders>
-              <w:top w:val="nil"/>
-              <w:left w:val="nil"/>
-              <w:bottom w:val="nil"/>
-              <w:right w:val="nil"/>
-            </w:tcBorders>
-            <w:vAlign w:val="bottom"/>
-          </w:tcPr>
-          <w:p>
-            <w:pPr>
-              <w:rPr>
-                <w:sz w:val="16"/>
-                <w:szCs w:val="16"/>
-              </w:rPr>
-            </w:pPr>
-          </w:p>
-        </w:tc>
-        <w:tc>
-          <w:tcPr>
-            <w:tcW w:w="425" w:type="dxa"/>
-            <w:vMerge/>
-            <w:tcBorders>
-              <w:top w:val="nil"/>
-              <w:left w:val="single" w:sz="4" w:space="0" w:color="auto"/>
-              <w:bottom w:val="nil"/>
-              <w:right w:val="nil"/>
-            </w:tcBorders>
-            <w:vAlign w:val="bottom"/>
-          </w:tcPr>
-          <w:p>
-            <w:pPr>
-              <w:rPr>
-                <w:sz w:val="16"/>
-                <w:szCs w:val="16"/>
-              </w:rPr>
-            </w:pPr>
-          </w:p>
-        </w:tc>
-        <w:tc>
-          <w:tcPr>
-            <w:tcW w:w="143" w:type="dxa"/>
+            <w:tcW w:w="121" w:type="dxa"/>
+            <w:tcBorders>
+              <w:top w:val="nil"/>
+              <w:left w:val="nil"/>
+              <w:bottom w:val="nil"/>
+              <w:right w:val="nil"/>
+            </w:tcBorders>
+            <w:vAlign w:val="bottom"/>
+          </w:tcPr>
+          <w:p>
+            <w:pPr>
+              <w:rPr>
+                <w:sz w:val="16"/>
+                <w:szCs w:val="16"/>
+              </w:rPr>
+            </w:pPr>
+          </w:p>
+        </w:tc>
+        <w:tc>
+          <w:tcPr>
+            <w:tcW w:w="405" w:type="dxa"/>
+            <w:vMerge/>
+            <w:tcBorders>
+              <w:top w:val="nil"/>
+              <w:left w:val="single" w:sz="4" w:space="0" w:color="auto"/>
+              <w:bottom w:val="nil"/>
+              <w:right w:val="nil"/>
+            </w:tcBorders>
+            <w:vAlign w:val="bottom"/>
+          </w:tcPr>
+          <w:p>
+            <w:pPr>
+              <w:rPr>
+                <w:sz w:val="16"/>
+                <w:szCs w:val="16"/>
+              </w:rPr>
+            </w:pPr>
+          </w:p>
+        </w:tc>
+        <w:tc>
+          <w:tcPr>
+            <w:tcW w:w="123" w:type="dxa"/>
             <w:vMerge/>
             <w:tcBorders>
               <w:top w:val="nil"/>
@@ -7837,27 +8104,27 @@
         </w:tc>
         <w:tc>
           <w:tcPr>
-            <w:tcW w:w="142" w:type="dxa"/>
-            <w:tcBorders>
-              <w:top w:val="nil"/>
-              <w:left w:val="single" w:sz="4" w:space="0" w:color="auto"/>
-              <w:bottom w:val="nil"/>
-              <w:right w:val="nil"/>
-            </w:tcBorders>
-            <w:vAlign w:val="bottom"/>
-          </w:tcPr>
-          <w:p>
-            <w:pPr>
-              <w:rPr>
-                <w:sz w:val="16"/>
-                <w:szCs w:val="16"/>
-              </w:rPr>
-            </w:pPr>
-          </w:p>
-        </w:tc>
-        <w:tc>
-          <w:tcPr>
-            <w:tcW w:w="3720" w:type="dxa"/>
+            <w:tcW w:w="121" w:type="dxa"/>
+            <w:tcBorders>
+              <w:top w:val="nil"/>
+              <w:left w:val="single" w:sz="4" w:space="0" w:color="auto"/>
+              <w:bottom w:val="nil"/>
+              <w:right w:val="nil"/>
+            </w:tcBorders>
+            <w:vAlign w:val="bottom"/>
+          </w:tcPr>
+          <w:p>
+            <w:pPr>
+              <w:rPr>
+                <w:sz w:val="16"/>
+                <w:szCs w:val="16"/>
+              </w:rPr>
+            </w:pPr>
+          </w:p>
+        </w:tc>
+        <w:tc>
+          <w:tcPr>
+            <w:tcW w:w="4149" w:type="dxa"/>
             <w:gridSpan w:val="21"/>
             <w:tcBorders>
               <w:top w:val="nil"/>
